--- a/docs/Render_Deployment_Guide.docx
+++ b/docs/Render_Deployment_Guide.docx
@@ -79,25 +79,7 @@
           <w:szCs w:val="22"/>
           <w:lang w:val="en-US"/>
         </w:rPr>
-        <w:t xml:space="preserve">This guide documents the complete process for deploying the Kansas Data Science Education Atlas to Render, including the </w:t>
-      </w:r>
-      <w:r>
-        <w:rPr>
-          <w:rFonts w:ascii="Arial" w:hAnsi="Arial" w:eastAsia="Arial" w:cs="Arial"/>
-          <w:sz w:val="22"/>
-          <w:szCs w:val="22"/>
-          <w:lang w:val="en-US"/>
-        </w:rPr>
-        <w:t>FastAPI</w:t>
-      </w:r>
-      <w:r>
-        <w:rPr>
-          <w:rFonts w:ascii="Arial" w:hAnsi="Arial" w:eastAsia="Arial" w:cs="Arial"/>
-          <w:sz w:val="22"/>
-          <w:szCs w:val="22"/>
-          <w:lang w:val="en-US"/>
-        </w:rPr>
-        <w:t xml:space="preserve"> backend and the React/Vite frontend. This serves as a backup deployment independent of the KSU server infrastructure.</w:t>
+        <w:t>This guide documents the complete process for deploying the Kansas Data Science Education Atlas to Render, including the FastAPI backend and the React/Vite frontend. This serves as a backup deployment independent of the KSU server infrastructure.</w:t>
       </w:r>
     </w:p>
     <w:p xmlns:wp14="http://schemas.microsoft.com/office/word/2010/wordml" wp14:textId="77777777">
@@ -154,25 +136,7 @@
           <w:szCs w:val="22"/>
           <w:lang w:val="en-US"/>
         </w:rPr>
-        <w:t xml:space="preserve">A </w:t>
-      </w:r>
-      <w:r>
-        <w:rPr>
-          <w:rFonts w:ascii="Arial" w:hAnsi="Arial" w:eastAsia="Arial" w:cs="Arial"/>
-          <w:sz w:val="22"/>
-          <w:szCs w:val="22"/>
-          <w:lang w:val="en-US"/>
-        </w:rPr>
-        <w:t>FastAPI</w:t>
-      </w:r>
-      <w:r>
-        <w:rPr>
-          <w:rFonts w:ascii="Arial" w:hAnsi="Arial" w:eastAsia="Arial" w:cs="Arial"/>
-          <w:sz w:val="22"/>
-          <w:szCs w:val="22"/>
-          <w:lang w:val="en-US"/>
-        </w:rPr>
-        <w:t xml:space="preserve"> backend web service hosted on Render</w:t>
+        <w:t>A FastAPI backend web service hosted on Render</w:t>
       </w:r>
     </w:p>
     <w:p xmlns:wp14="http://schemas.microsoft.com/office/word/2010/wordml" wp14:textId="77777777">
@@ -210,25 +174,7 @@
           <w:szCs w:val="22"/>
           <w:lang w:val="en-US"/>
         </w:rPr>
-        <w:t xml:space="preserve">This guide assumes that you have a delineation between your frontend and backend code. In this </w:t>
-      </w:r>
-      <w:r>
-        <w:rPr>
-          <w:rFonts w:ascii="Arial" w:hAnsi="Arial" w:eastAsia="Arial" w:cs="Arial"/>
-          <w:sz w:val="22"/>
-          <w:szCs w:val="22"/>
-          <w:lang w:val="en-US"/>
-        </w:rPr>
-        <w:t>project</w:t>
-      </w:r>
-      <w:r>
-        <w:rPr>
-          <w:rFonts w:ascii="Arial" w:hAnsi="Arial" w:eastAsia="Arial" w:cs="Arial"/>
-          <w:sz w:val="22"/>
-          <w:szCs w:val="22"/>
-          <w:lang w:val="en-US"/>
-        </w:rPr>
-        <w:t xml:space="preserve"> they are separated as frontend/ and backend/ subdirectories inside the project root folder. This guide also assumes you have a Mac. For any step that does not match your specifications, please do the equivalent according to your project,</w:t>
+        <w:t>This guide assumes that you have a delineation between your frontend and backend code. In this project they are separated as frontend/ and backend/ subdirectories inside the project root folder. This guide also assumes you have a Mac. For any step that does not match your specifications, please do the equivalent according to your project,</w:t>
       </w:r>
     </w:p>
     <w:p xmlns:wp14="http://schemas.microsoft.com/office/word/2010/wordml" wp14:textId="77777777">
@@ -388,55 +334,16 @@
                 <w:szCs w:val="19"/>
                 <w:lang w:val="en-US"/>
               </w:rPr>
-              <w:t xml:space="preserve"> Code Terminal (project </w:t>
+              <w:t xml:space="preserve"> Code Terminal (project root)  </w:t>
             </w:r>
             <w:r>
               <w:rPr>
                 <w:rFonts w:ascii="Arial" w:hAnsi="Arial" w:eastAsia="Arial" w:cs="Arial"/>
-                <w:b w:val="1"/>
-                <w:bCs w:val="1"/>
-                <w:color w:val="FFFFFF"/>
-                <w:sz w:val="19"/>
-                <w:szCs w:val="19"/>
+                <w:sz w:val="20"/>
+                <w:szCs w:val="20"/>
                 <w:lang w:val="en-US"/>
               </w:rPr>
-              <w:t xml:space="preserve">root)  </w:t>
-            </w:r>
-            <w:r>
-              <w:rPr>
-                <w:rFonts w:ascii="Arial" w:hAnsi="Arial" w:eastAsia="Arial" w:cs="Arial"/>
-                <w:sz w:val="20"/>
-                <w:szCs w:val="20"/>
-                <w:lang w:val="en-US"/>
-              </w:rPr>
-              <w:t xml:space="preserve"> </w:t>
-            </w:r>
-            <w:r>
-              <w:rPr>
-                <w:rFonts w:ascii="Arial" w:hAnsi="Arial" w:eastAsia="Arial" w:cs="Arial"/>
-                <w:sz w:val="20"/>
-                <w:szCs w:val="20"/>
-                <w:lang w:val="en-US"/>
-              </w:rPr>
-              <w:t xml:space="preserve"> Open your project in VS Code. In the top menu, go to Terminal &gt; New Terminal. The terminal opens at the root of your project folder (the folder that </w:t>
-            </w:r>
-            <w:r>
-              <w:rPr>
-                <w:rFonts w:ascii="Arial" w:hAnsi="Arial" w:eastAsia="Arial" w:cs="Arial"/>
-                <w:sz w:val="20"/>
-                <w:szCs w:val="20"/>
-                <w:lang w:val="en-US"/>
-              </w:rPr>
-              <w:t>contains</w:t>
-            </w:r>
-            <w:r>
-              <w:rPr>
-                <w:rFonts w:ascii="Arial" w:hAnsi="Arial" w:eastAsia="Arial" w:cs="Arial"/>
-                <w:sz w:val="20"/>
-                <w:szCs w:val="20"/>
-                <w:lang w:val="en-US"/>
-              </w:rPr>
-              <w:t xml:space="preserve"> frontend/ and backend/ subdirectories). This is the most common location.</w:t>
+              <w:t xml:space="preserve">  Open your project in VS Code. In the top menu, go to Terminal &gt; New Terminal. The terminal opens at the root of your project folder (the folder that contains frontend/ and backend/ subdirectories). This is the most common location.</w:t>
             </w:r>
           </w:p>
           <w:p wp14:textId="77777777">
@@ -466,37 +373,16 @@
                 <w:szCs w:val="19"/>
                 <w:lang w:val="en-US"/>
               </w:rPr>
-              <w:t xml:space="preserve"> Code Terminal (backend</w:t>
+              <w:t xml:space="preserve"> Code Terminal (backend/)  </w:t>
             </w:r>
             <w:r>
               <w:rPr>
                 <w:rFonts w:ascii="Arial" w:hAnsi="Arial" w:eastAsia="Arial" w:cs="Arial"/>
-                <w:b w:val="1"/>
-                <w:bCs w:val="1"/>
-                <w:color w:val="FFFFFF"/>
-                <w:sz w:val="19"/>
-                <w:szCs w:val="19"/>
+                <w:sz w:val="20"/>
+                <w:szCs w:val="20"/>
                 <w:lang w:val="en-US"/>
               </w:rPr>
-              <w:t xml:space="preserve">/)  </w:t>
-            </w:r>
-            <w:r>
-              <w:rPr>
-                <w:rFonts w:ascii="Arial" w:hAnsi="Arial" w:eastAsia="Arial" w:cs="Arial"/>
-                <w:sz w:val="20"/>
-                <w:szCs w:val="20"/>
-                <w:lang w:val="en-US"/>
-              </w:rPr>
-              <w:t xml:space="preserve"> </w:t>
-            </w:r>
-            <w:r>
-              <w:rPr>
-                <w:rFonts w:ascii="Arial" w:hAnsi="Arial" w:eastAsia="Arial" w:cs="Arial"/>
-                <w:sz w:val="20"/>
-                <w:szCs w:val="20"/>
-                <w:lang w:val="en-US"/>
-              </w:rPr>
-              <w:t xml:space="preserve"> Same as above, but navigate into the backend subfolder first: cd backend</w:t>
+              <w:t xml:space="preserve">  Same as above, but navigate into the backend subfolder first: cd backend</w:t>
             </w:r>
           </w:p>
           <w:p wp14:textId="77777777">
@@ -526,37 +412,16 @@
                 <w:szCs w:val="19"/>
                 <w:lang w:val="en-US"/>
               </w:rPr>
-              <w:t xml:space="preserve"> Code Terminal (frontend</w:t>
+              <w:t xml:space="preserve"> Code Terminal (frontend/)  </w:t>
             </w:r>
             <w:r>
               <w:rPr>
                 <w:rFonts w:ascii="Arial" w:hAnsi="Arial" w:eastAsia="Arial" w:cs="Arial"/>
-                <w:b w:val="1"/>
-                <w:bCs w:val="1"/>
-                <w:color w:val="FFFFFF"/>
-                <w:sz w:val="19"/>
-                <w:szCs w:val="19"/>
+                <w:sz w:val="20"/>
+                <w:szCs w:val="20"/>
                 <w:lang w:val="en-US"/>
               </w:rPr>
-              <w:t xml:space="preserve">/)  </w:t>
-            </w:r>
-            <w:r>
-              <w:rPr>
-                <w:rFonts w:ascii="Arial" w:hAnsi="Arial" w:eastAsia="Arial" w:cs="Arial"/>
-                <w:sz w:val="20"/>
-                <w:szCs w:val="20"/>
-                <w:lang w:val="en-US"/>
-              </w:rPr>
-              <w:t xml:space="preserve"> </w:t>
-            </w:r>
-            <w:r>
-              <w:rPr>
-                <w:rFonts w:ascii="Arial" w:hAnsi="Arial" w:eastAsia="Arial" w:cs="Arial"/>
-                <w:sz w:val="20"/>
-                <w:szCs w:val="20"/>
-                <w:lang w:val="en-US"/>
-              </w:rPr>
-              <w:t xml:space="preserve"> Same as above, but navigate into the frontend subfolder first: cd frontend</w:t>
+              <w:t xml:space="preserve">  Same as above, but navigate into the frontend subfolder first: cd frontend</w:t>
             </w:r>
           </w:p>
           <w:p wp14:textId="77777777">
@@ -586,55 +451,16 @@
                 <w:szCs w:val="19"/>
                 <w:lang w:val="en-US"/>
               </w:rPr>
-              <w:t xml:space="preserve"> Terminal (any </w:t>
+              <w:t xml:space="preserve"> Terminal (any location)  </w:t>
             </w:r>
             <w:r>
               <w:rPr>
                 <w:rFonts w:ascii="Arial" w:hAnsi="Arial" w:eastAsia="Arial" w:cs="Arial"/>
-                <w:b w:val="1"/>
-                <w:bCs w:val="1"/>
-                <w:color w:val="FFFFFF"/>
-                <w:sz w:val="19"/>
-                <w:szCs w:val="19"/>
+                <w:sz w:val="20"/>
+                <w:szCs w:val="20"/>
                 <w:lang w:val="en-US"/>
               </w:rPr>
-              <w:t xml:space="preserve">location)  </w:t>
-            </w:r>
-            <w:r>
-              <w:rPr>
-                <w:rFonts w:ascii="Arial" w:hAnsi="Arial" w:eastAsia="Arial" w:cs="Arial"/>
-                <w:sz w:val="20"/>
-                <w:szCs w:val="20"/>
-                <w:lang w:val="en-US"/>
-              </w:rPr>
-              <w:t xml:space="preserve"> </w:t>
-            </w:r>
-            <w:r>
-              <w:rPr>
-                <w:rFonts w:ascii="Arial" w:hAnsi="Arial" w:eastAsia="Arial" w:cs="Arial"/>
-                <w:sz w:val="20"/>
-                <w:szCs w:val="20"/>
-                <w:lang w:val="en-US"/>
-              </w:rPr>
-              <w:t xml:space="preserve"> Open the Mac Terminal app (Spotlight &gt; Terminal). Location does not matter for these commands, typically curl or </w:t>
-            </w:r>
-            <w:r>
-              <w:rPr>
-                <w:rFonts w:ascii="Arial" w:hAnsi="Arial" w:eastAsia="Arial" w:cs="Arial"/>
-                <w:sz w:val="20"/>
-                <w:szCs w:val="20"/>
-                <w:lang w:val="en-US"/>
-              </w:rPr>
-              <w:t>psql</w:t>
-            </w:r>
-            <w:r>
-              <w:rPr>
-                <w:rFonts w:ascii="Arial" w:hAnsi="Arial" w:eastAsia="Arial" w:cs="Arial"/>
-                <w:sz w:val="20"/>
-                <w:szCs w:val="20"/>
-                <w:lang w:val="en-US"/>
-              </w:rPr>
-              <w:t xml:space="preserve"> commands hitting remote URLs.</w:t>
+              <w:t xml:space="preserve">  Open the Mac Terminal app (Spotlight &gt; Terminal). Location does not matter for these commands, typically curl or psql commands hitting remote URLs.</w:t>
             </w:r>
           </w:p>
         </w:tc>
@@ -807,8 +633,57 @@
           <w:szCs w:val="19"/>
           <w:lang w:val="en-US"/>
         </w:rPr>
-        <w:t>►  Run</w:t>
-      </w:r>
+        <w:t>►  Run in: Mac Terminal (any location)</w:t>
+      </w:r>
+    </w:p>
+    <w:p xmlns:wp14="http://schemas.microsoft.com/office/word/2010/wordml" wp14:textId="77777777">
+      <w:pPr>
+        <w:shd w:val="clear" w:color="auto" w:fill="F2F3F4"/>
+        <w:spacing w:before="0" w:after="0"/>
+        <w:ind w:left="360"/>
+      </w:pPr>
+      <w:r>
+        <w:rPr>
+          <w:rFonts w:ascii="Courier New" w:hAnsi="Courier New" w:eastAsia="Courier New" w:cs="Courier New"/>
+          <w:color w:val="C0392B"/>
+          <w:sz w:val="20"/>
+          <w:szCs w:val="20"/>
+          <w:lang w:val="en-US"/>
+        </w:rPr>
+        <w:t>psql --version</w:t>
+      </w:r>
+    </w:p>
+    <w:p xmlns:wp14="http://schemas.microsoft.com/office/word/2010/wordml" wp14:textId="77777777">
+      <w:pPr>
+        <w:spacing w:before="0" w:after="80"/>
+      </w:pPr>
+      <w:r/>
+    </w:p>
+    <w:p xmlns:wp14="http://schemas.microsoft.com/office/word/2010/wordml" wp14:textId="77777777">
+      <w:pPr>
+        <w:pStyle w:val="ListParagraph"/>
+        <w:numPr>
+          <w:ilvl w:val="0"/>
+          <w:numId w:val="2"/>
+        </w:numPr>
+        <w:spacing w:before="60" w:after="60"/>
+        <w:rPr/>
+      </w:pPr>
+      <w:r>
+        <w:rPr>
+          <w:rFonts w:ascii="Arial" w:hAnsi="Arial" w:eastAsia="Arial" w:cs="Arial"/>
+          <w:sz w:val="22"/>
+          <w:szCs w:val="22"/>
+          <w:lang w:val="en-US"/>
+        </w:rPr>
+        <w:t>Node.js and npm installed locally — verify by running:</w:t>
+      </w:r>
+    </w:p>
+    <w:p xmlns:wp14="http://schemas.microsoft.com/office/word/2010/wordml" wp14:textId="77777777">
+      <w:pPr>
+        <w:shd w:val="clear" w:color="auto" w:fill="1A5276"/>
+        <w:spacing w:before="140" w:after="0"/>
+      </w:pPr>
       <w:r>
         <w:rPr>
           <w:rFonts w:ascii="Arial" w:hAnsi="Arial" w:eastAsia="Arial" w:cs="Arial"/>
@@ -819,12 +694,12 @@
           <w:szCs w:val="19"/>
           <w:lang w:val="en-US"/>
         </w:rPr>
-        <w:t xml:space="preserve"> in: Mac Terminal (any location)</w:t>
-      </w:r>
-    </w:p>
-    <w:p xmlns:wp14="http://schemas.microsoft.com/office/word/2010/wordml" wp14:textId="77777777">
-      <w:pPr>
-        <w:shd w:val="clear" w:color="auto" w:fill="F2F3F4"/>
+        <w:t>►  Run in: Mac Terminal (any location)</w:t>
+      </w:r>
+    </w:p>
+    <w:p xmlns:wp14="http://schemas.microsoft.com/office/word/2010/wordml" wp14:textId="77777777">
+      <w:pPr>
+        <w:shd w:val="clear" w:fill="F2F3F4"/>
         <w:spacing w:before="0" w:after="0"/>
         <w:ind w:left="360"/>
       </w:pPr>
@@ -834,10 +709,16 @@
           <w:color w:val="C0392B"/>
           <w:sz w:val="20"/>
           <w:szCs w:val="20"/>
-          <w:lang w:val="en-US"/>
-        </w:rPr>
-        <w:t>psql</w:t>
-      </w:r>
+        </w:rPr>
+        <w:t xml:space="preserve">node --version</w:t>
+      </w:r>
+    </w:p>
+    <w:p xmlns:wp14="http://schemas.microsoft.com/office/word/2010/wordml" wp14:textId="77777777">
+      <w:pPr>
+        <w:shd w:val="clear" w:color="auto" w:fill="F2F3F4"/>
+        <w:spacing w:before="0" w:after="0"/>
+        <w:ind w:left="360"/>
+      </w:pPr>
       <w:r>
         <w:rPr>
           <w:rFonts w:ascii="Courier New" w:hAnsi="Courier New" w:eastAsia="Courier New" w:cs="Courier New"/>
@@ -846,7 +727,7 @@
           <w:szCs w:val="20"/>
           <w:lang w:val="en-US"/>
         </w:rPr>
-        <w:t xml:space="preserve"> --version</w:t>
+        <w:t>npm --version</w:t>
       </w:r>
     </w:p>
     <w:p xmlns:wp14="http://schemas.microsoft.com/office/word/2010/wordml" wp14:textId="77777777">
@@ -854,6 +735,341 @@
         <w:spacing w:before="0" w:after="80"/>
       </w:pPr>
       <w:r/>
+    </w:p>
+    <w:p xmlns:wp14="http://schemas.microsoft.com/office/word/2010/wordml" wp14:textId="77777777">
+      <w:pPr>
+        <w:spacing w:before="80" w:after="80"/>
+      </w:pPr>
+      <w:r/>
+    </w:p>
+    <w:p xmlns:wp14="http://schemas.microsoft.com/office/word/2010/wordml" wp14:textId="77777777">
+      <w:pPr>
+        <w:spacing w:before="80" w:after="80"/>
+      </w:pPr>
+      <w:r>
+        <w:rPr>
+          <w:rFonts w:ascii="Arial" w:hAnsi="Arial" w:eastAsia="Arial" w:cs="Arial"/>
+          <w:sz w:val="22"/>
+          <w:szCs w:val="22"/>
+        </w:rPr>
+        <w:t xml:space="preserve">Your project folder structure should look like this:</w:t>
+      </w:r>
+    </w:p>
+    <w:p xmlns:wp14="http://schemas.microsoft.com/office/word/2010/wordml" wp14:textId="77777777">
+      <w:pPr>
+        <w:shd w:val="clear" w:color="auto" w:fill="1A5276"/>
+        <w:spacing w:before="140" w:after="0"/>
+      </w:pPr>
+      <w:r>
+        <w:rPr>
+          <w:rFonts w:ascii="Arial" w:hAnsi="Arial" w:eastAsia="Arial" w:cs="Arial"/>
+          <w:b w:val="1"/>
+          <w:bCs w:val="1"/>
+          <w:color w:val="FFFFFF"/>
+          <w:sz w:val="19"/>
+          <w:szCs w:val="19"/>
+          <w:lang w:val="en-US"/>
+        </w:rPr>
+        <w:t>►  Run in: VS Code Terminal (project root)</w:t>
+      </w:r>
+    </w:p>
+    <w:p xmlns:wp14="http://schemas.microsoft.com/office/word/2010/wordml" wp14:textId="77777777">
+      <w:pPr>
+        <w:shd w:val="clear" w:fill="F2F3F4"/>
+        <w:spacing w:before="0" w:after="0"/>
+        <w:ind w:left="360"/>
+      </w:pPr>
+      <w:r>
+        <w:rPr>
+          <w:rFonts w:ascii="Courier New" w:hAnsi="Courier New" w:eastAsia="Courier New" w:cs="Courier New"/>
+          <w:color w:val="C0392B"/>
+          <w:sz w:val="20"/>
+          <w:szCs w:val="20"/>
+        </w:rPr>
+        <w:t xml:space="preserve">ls</w:t>
+      </w:r>
+    </w:p>
+    <w:p xmlns:wp14="http://schemas.microsoft.com/office/word/2010/wordml" wp14:textId="77777777">
+      <w:pPr>
+        <w:shd w:val="clear" w:color="auto" w:fill="F2F3F4"/>
+        <w:spacing w:before="0" w:after="0"/>
+        <w:ind w:left="360"/>
+      </w:pPr>
+      <w:r>
+        <w:rPr>
+          <w:rFonts w:ascii="Courier New" w:hAnsi="Courier New" w:eastAsia="Courier New" w:cs="Courier New"/>
+          <w:color w:val="C0392B"/>
+          <w:sz w:val="20"/>
+          <w:szCs w:val="20"/>
+          <w:lang w:val="en-US"/>
+        </w:rPr>
+        <w:t># Expected output includes: frontend/  backend/  data/</w:t>
+      </w:r>
+    </w:p>
+    <w:p xmlns:wp14="http://schemas.microsoft.com/office/word/2010/wordml" wp14:textId="77777777">
+      <w:pPr>
+        <w:spacing w:before="0" w:after="80"/>
+      </w:pPr>
+      <w:r/>
+    </w:p>
+    <w:p xmlns:wp14="http://schemas.microsoft.com/office/word/2010/wordml" wp14:textId="77777777">
+      <w:pPr>
+        <w:spacing w:before="80" w:after="80"/>
+      </w:pPr>
+      <w:r/>
+    </w:p>
+    <w:p xmlns:wp14="http://schemas.microsoft.com/office/word/2010/wordml" wp14:textId="77777777">
+      <w:pPr>
+        <w:pStyle w:val="Heading1"/>
+        <w:spacing w:before="320" w:after="160"/>
+      </w:pPr>
+      <w:r>
+        <w:rPr>
+          <w:rFonts w:ascii="Arial" w:hAnsi="Arial" w:eastAsia="Arial" w:cs="Arial"/>
+          <w:b/>
+          <w:bCs/>
+          <w:color w:val="2E75B6"/>
+          <w:sz w:val="32"/>
+          <w:szCs w:val="32"/>
+        </w:rPr>
+        <w:t xml:space="preserve">Step 1: Create a PostgreSQL Database on Render</w:t>
+      </w:r>
+    </w:p>
+    <w:p xmlns:wp14="http://schemas.microsoft.com/office/word/2010/wordml" wp14:textId="77777777">
+      <w:pPr>
+        <w:spacing w:before="80" w:after="80"/>
+      </w:pPr>
+      <w:r>
+        <w:rPr>
+          <w:rFonts w:ascii="Arial" w:hAnsi="Arial" w:eastAsia="Arial" w:cs="Arial"/>
+          <w:sz w:val="22"/>
+          <w:szCs w:val="22"/>
+        </w:rPr>
+        <w:t xml:space="preserve">All of Step 1 is done in the Render web dashboard at render.com. No terminal commands are needed.</w:t>
+      </w:r>
+    </w:p>
+    <w:p xmlns:wp14="http://schemas.microsoft.com/office/word/2010/wordml" wp14:textId="77777777">
+      <w:pPr>
+        <w:spacing w:before="80" w:after="80"/>
+      </w:pPr>
+      <w:r/>
+    </w:p>
+    <w:p xmlns:wp14="http://schemas.microsoft.com/office/word/2010/wordml" wp14:textId="77777777">
+      <w:pPr>
+        <w:pStyle w:val="Heading2"/>
+        <w:spacing w:before="240" w:after="120"/>
+      </w:pPr>
+      <w:r>
+        <w:rPr>
+          <w:rFonts w:ascii="Arial" w:hAnsi="Arial" w:eastAsia="Arial" w:cs="Arial"/>
+          <w:b/>
+          <w:bCs/>
+          <w:color w:val="1F4E79"/>
+          <w:sz w:val="26"/>
+          <w:szCs w:val="26"/>
+        </w:rPr>
+        <w:t xml:space="preserve">1.1 Create the Database</w:t>
+      </w:r>
+    </w:p>
+    <w:p xmlns:wp14="http://schemas.microsoft.com/office/word/2010/wordml" wp14:textId="77777777">
+      <w:pPr>
+        <w:pStyle w:val="ListParagraph"/>
+        <w:numPr>
+          <w:ilvl w:val="0"/>
+          <w:numId w:val="3"/>
+        </w:numPr>
+        <w:spacing w:before="60" w:after="60"/>
+      </w:pPr>
+      <w:r>
+        <w:rPr>
+          <w:rFonts w:ascii="Arial" w:hAnsi="Arial" w:eastAsia="Arial" w:cs="Arial"/>
+          <w:sz w:val="22"/>
+          <w:szCs w:val="22"/>
+        </w:rPr>
+        <w:t xml:space="preserve">Log in to render.com</w:t>
+      </w:r>
+    </w:p>
+    <w:p xmlns:wp14="http://schemas.microsoft.com/office/word/2010/wordml" wp14:textId="77777777">
+      <w:pPr>
+        <w:pStyle w:val="ListParagraph"/>
+        <w:numPr>
+          <w:ilvl w:val="0"/>
+          <w:numId w:val="3"/>
+        </w:numPr>
+        <w:spacing w:before="60" w:after="60"/>
+      </w:pPr>
+      <w:r>
+        <w:rPr>
+          <w:rFonts w:ascii="Arial" w:hAnsi="Arial" w:eastAsia="Arial" w:cs="Arial"/>
+          <w:sz w:val="22"/>
+          <w:szCs w:val="22"/>
+        </w:rPr>
+        <w:t xml:space="preserve">Click New + in the top navigation bar</w:t>
+      </w:r>
+    </w:p>
+    <w:p xmlns:wp14="http://schemas.microsoft.com/office/word/2010/wordml" wp14:textId="77777777">
+      <w:pPr>
+        <w:pStyle w:val="ListParagraph"/>
+        <w:numPr>
+          <w:ilvl w:val="0"/>
+          <w:numId w:val="3"/>
+        </w:numPr>
+        <w:spacing w:before="60" w:after="60"/>
+      </w:pPr>
+      <w:r>
+        <w:rPr>
+          <w:rFonts w:ascii="Arial" w:hAnsi="Arial" w:eastAsia="Arial" w:cs="Arial"/>
+          <w:sz w:val="22"/>
+          <w:szCs w:val="22"/>
+        </w:rPr>
+        <w:t xml:space="preserve">Select PostgreSQL from the dropdown menu</w:t>
+      </w:r>
+    </w:p>
+    <w:p xmlns:wp14="http://schemas.microsoft.com/office/word/2010/wordml" wp14:textId="77777777">
+      <w:pPr>
+        <w:pStyle w:val="ListParagraph"/>
+        <w:numPr>
+          <w:ilvl w:val="0"/>
+          <w:numId w:val="3"/>
+        </w:numPr>
+        <w:spacing w:before="60" w:after="60"/>
+      </w:pPr>
+      <w:r>
+        <w:rPr>
+          <w:rFonts w:ascii="Arial" w:hAnsi="Arial" w:eastAsia="Arial" w:cs="Arial"/>
+          <w:sz w:val="22"/>
+          <w:szCs w:val="22"/>
+        </w:rPr>
+        <w:t xml:space="preserve">Fill in the database settings:</w:t>
+      </w:r>
+    </w:p>
+    <w:p xmlns:wp14="http://schemas.microsoft.com/office/word/2010/wordml" wp14:textId="77777777">
+      <w:pPr>
+        <w:pStyle w:val="ListParagraph"/>
+        <w:numPr>
+          <w:ilvl w:val="1"/>
+          <w:numId w:val="2"/>
+        </w:numPr>
+        <w:spacing w:before="60" w:after="60"/>
+        <w:rPr/>
+      </w:pPr>
+      <w:r>
+        <w:rPr>
+          <w:rFonts w:ascii="Arial" w:hAnsi="Arial" w:eastAsia="Arial" w:cs="Arial"/>
+          <w:sz w:val="22"/>
+          <w:szCs w:val="22"/>
+          <w:lang w:val="en-US"/>
+        </w:rPr>
+        <w:t>Name: atlas-db</w:t>
+      </w:r>
+    </w:p>
+    <w:p xmlns:wp14="http://schemas.microsoft.com/office/word/2010/wordml" wp14:textId="77777777">
+      <w:pPr>
+        <w:pStyle w:val="ListParagraph"/>
+        <w:numPr>
+          <w:ilvl w:val="1"/>
+          <w:numId w:val="2"/>
+        </w:numPr>
+        <w:spacing w:before="60" w:after="60"/>
+      </w:pPr>
+      <w:r>
+        <w:rPr>
+          <w:rFonts w:ascii="Arial" w:hAnsi="Arial" w:eastAsia="Arial" w:cs="Arial"/>
+          <w:sz w:val="22"/>
+          <w:szCs w:val="22"/>
+        </w:rPr>
+        <w:t xml:space="preserve">Region: Oregon (US West) — or your nearest region</w:t>
+      </w:r>
+    </w:p>
+    <w:p xmlns:wp14="http://schemas.microsoft.com/office/word/2010/wordml" wp14:textId="77777777">
+      <w:pPr>
+        <w:pStyle w:val="ListParagraph"/>
+        <w:numPr>
+          <w:ilvl w:val="1"/>
+          <w:numId w:val="2"/>
+        </w:numPr>
+        <w:spacing w:before="60" w:after="60"/>
+      </w:pPr>
+      <w:r>
+        <w:rPr>
+          <w:rFonts w:ascii="Arial" w:hAnsi="Arial" w:eastAsia="Arial" w:cs="Arial"/>
+          <w:sz w:val="22"/>
+          <w:szCs w:val="22"/>
+        </w:rPr>
+        <w:t xml:space="preserve">Plan: Free</w:t>
+      </w:r>
+    </w:p>
+    <w:p xmlns:wp14="http://schemas.microsoft.com/office/word/2010/wordml" wp14:textId="77777777">
+      <w:pPr>
+        <w:pStyle w:val="ListParagraph"/>
+        <w:numPr>
+          <w:ilvl w:val="0"/>
+          <w:numId w:val="3"/>
+        </w:numPr>
+        <w:spacing w:before="60" w:after="60"/>
+      </w:pPr>
+      <w:r>
+        <w:rPr>
+          <w:rFonts w:ascii="Arial" w:hAnsi="Arial" w:eastAsia="Arial" w:cs="Arial"/>
+          <w:sz w:val="22"/>
+          <w:szCs w:val="22"/>
+        </w:rPr>
+        <w:t xml:space="preserve">Click Create Database</w:t>
+      </w:r>
+    </w:p>
+    <w:p xmlns:wp14="http://schemas.microsoft.com/office/word/2010/wordml" wp14:textId="77777777">
+      <w:pPr>
+        <w:pStyle w:val="ListParagraph"/>
+        <w:numPr>
+          <w:ilvl w:val="0"/>
+          <w:numId w:val="3"/>
+        </w:numPr>
+        <w:spacing w:before="60" w:after="60"/>
+      </w:pPr>
+      <w:r>
+        <w:rPr>
+          <w:rFonts w:ascii="Arial" w:hAnsi="Arial" w:eastAsia="Arial" w:cs="Arial"/>
+          <w:sz w:val="22"/>
+          <w:szCs w:val="22"/>
+        </w:rPr>
+        <w:t xml:space="preserve">Wait approximately 1 minute for provisioning to complete</w:t>
+      </w:r>
+    </w:p>
+    <w:p xmlns:wp14="http://schemas.microsoft.com/office/word/2010/wordml" wp14:textId="77777777">
+      <w:pPr>
+        <w:spacing w:before="80" w:after="80"/>
+      </w:pPr>
+      <w:r/>
+    </w:p>
+    <w:p xmlns:wp14="http://schemas.microsoft.com/office/word/2010/wordml" wp14:textId="77777777">
+      <w:pPr>
+        <w:pStyle w:val="Heading2"/>
+        <w:spacing w:before="240" w:after="120"/>
+      </w:pPr>
+      <w:r>
+        <w:rPr>
+          <w:rFonts w:ascii="Arial" w:hAnsi="Arial" w:eastAsia="Arial" w:cs="Arial"/>
+          <w:b/>
+          <w:bCs/>
+          <w:color w:val="1F4E79"/>
+          <w:sz w:val="26"/>
+          <w:szCs w:val="26"/>
+        </w:rPr>
+        <w:t xml:space="preserve">1.2 Retrieve Connection URLs</w:t>
+      </w:r>
+    </w:p>
+    <w:p xmlns:wp14="http://schemas.microsoft.com/office/word/2010/wordml" wp14:textId="77777777">
+      <w:pPr>
+        <w:spacing w:before="80" w:after="80"/>
+      </w:pPr>
+      <w:r>
+        <w:rPr>
+          <w:rFonts w:ascii="Arial" w:hAnsi="Arial" w:eastAsia="Arial" w:cs="Arial"/>
+          <w:sz w:val="22"/>
+          <w:szCs w:val="22"/>
+        </w:rPr>
+        <w:t xml:space="preserve">Once the database is ready, click on it in the Render dashboard. You will see two important connection URLs — copy both and save them somewhere accessible:</w:t>
+      </w:r>
     </w:p>
     <w:p xmlns:wp14="http://schemas.microsoft.com/office/word/2010/wordml" wp14:textId="77777777">
       <w:pPr>
@@ -872,25 +1088,210 @@
           <w:szCs w:val="22"/>
           <w:lang w:val="en-US"/>
         </w:rPr>
-        <w:t xml:space="preserve">Node.js and </w:t>
-      </w:r>
-      <w:r>
-        <w:rPr>
-          <w:rFonts w:ascii="Arial" w:hAnsi="Arial" w:eastAsia="Arial" w:cs="Arial"/>
-          <w:sz w:val="22"/>
-          <w:szCs w:val="22"/>
-          <w:lang w:val="en-US"/>
-        </w:rPr>
-        <w:t>npm</w:t>
-      </w:r>
-      <w:r>
-        <w:rPr>
-          <w:rFonts w:ascii="Arial" w:hAnsi="Arial" w:eastAsia="Arial" w:cs="Arial"/>
-          <w:sz w:val="22"/>
-          <w:szCs w:val="22"/>
-          <w:lang w:val="en-US"/>
-        </w:rPr>
-        <w:t xml:space="preserve"> installed locally — verify by running:</w:t>
+        <w:t>External Database URL — used to load data from your local machine. Starts with postgresql://...oregon-postgres.render.com/...</w:t>
+      </w:r>
+    </w:p>
+    <w:p xmlns:wp14="http://schemas.microsoft.com/office/word/2010/wordml" wp14:textId="77777777">
+      <w:pPr>
+        <w:pStyle w:val="ListParagraph"/>
+        <w:numPr>
+          <w:ilvl w:val="0"/>
+          <w:numId w:val="2"/>
+        </w:numPr>
+        <w:spacing w:before="60" w:after="60"/>
+        <w:rPr/>
+      </w:pPr>
+      <w:r>
+        <w:rPr>
+          <w:rFonts w:ascii="Arial" w:hAnsi="Arial" w:eastAsia="Arial" w:cs="Arial"/>
+          <w:sz w:val="22"/>
+          <w:szCs w:val="22"/>
+          <w:lang w:val="en-US"/>
+        </w:rPr>
+        <w:t>Internal Database URL — used by the Render backend service. Starts with postgresql://...dpg-... (shorter hostname)</w:t>
+      </w:r>
+    </w:p>
+    <w:p xmlns:wp14="http://schemas.microsoft.com/office/word/2010/wordml" wp14:textId="77777777">
+      <w:pPr>
+        <w:spacing w:before="80" w:after="80"/>
+      </w:pPr>
+      <w:r/>
+    </w:p>
+    <w:p xmlns:wp14="http://schemas.microsoft.com/office/word/2010/wordml" wp14:textId="77777777">
+      <w:pPr>
+        <w:pBdr>
+          <w:left w:val="single" w:color="F39C12" w:sz="6"/>
+        </w:pBdr>
+        <w:spacing w:before="100" w:after="100"/>
+        <w:ind w:left="360"/>
+      </w:pPr>
+      <w:r>
+        <w:rPr>
+          <w:rFonts w:ascii="Arial" w:hAnsi="Arial" w:eastAsia="Arial" w:cs="Arial"/>
+          <w:i/>
+          <w:iCs/>
+          <w:color w:val="7D6608"/>
+          <w:sz w:val="20"/>
+          <w:szCs w:val="20"/>
+        </w:rPr>
+        <w:t xml:space="preserve">Note: Always use the Internal Database URL for the backend service environment variable. Use the External URL only when running commands from your local machine.</w:t>
+      </w:r>
+    </w:p>
+    <w:p xmlns:wp14="http://schemas.microsoft.com/office/word/2010/wordml" wp14:textId="77777777">
+      <w:pPr>
+        <w:spacing w:before="80" w:after="80"/>
+      </w:pPr>
+      <w:r/>
+    </w:p>
+    <w:p xmlns:wp14="http://schemas.microsoft.com/office/word/2010/wordml" wp14:textId="77777777">
+      <w:pPr>
+        <w:pStyle w:val="Heading1"/>
+        <w:spacing w:before="320" w:after="160"/>
+      </w:pPr>
+      <w:r>
+        <w:rPr>
+          <w:rFonts w:ascii="Arial" w:hAnsi="Arial" w:eastAsia="Arial" w:cs="Arial"/>
+          <w:b/>
+          <w:bCs/>
+          <w:color w:val="2E75B6"/>
+          <w:sz w:val="32"/>
+          <w:szCs w:val="32"/>
+        </w:rPr>
+        <w:t xml:space="preserve">Step 2: Load Data into the Render Database</w:t>
+      </w:r>
+    </w:p>
+    <w:p xmlns:wp14="http://schemas.microsoft.com/office/word/2010/wordml" wp14:textId="77777777">
+      <w:pPr>
+        <w:spacing w:before="80" w:after="80"/>
+      </w:pPr>
+      <w:r>
+        <w:rPr>
+          <w:rFonts w:ascii="Arial" w:hAnsi="Arial" w:eastAsia="Arial" w:cs="Arial"/>
+          <w:sz w:val="22"/>
+          <w:szCs w:val="22"/>
+          <w:lang w:val="en-US"/>
+        </w:rPr>
+        <w:t>All commands in Step 2 are run from your local machine inside VS Code. The project's virtual environment must be active.</w:t>
+      </w:r>
+    </w:p>
+    <w:p xmlns:wp14="http://schemas.microsoft.com/office/word/2010/wordml" wp14:textId="77777777">
+      <w:pPr>
+        <w:spacing w:before="80" w:after="80"/>
+      </w:pPr>
+      <w:r/>
+    </w:p>
+    <w:p xmlns:wp14="http://schemas.microsoft.com/office/word/2010/wordml" wp14:textId="77777777">
+      <w:pPr>
+        <w:pBdr>
+          <w:left w:val="single" w:color="F39C12" w:sz="6"/>
+        </w:pBdr>
+        <w:spacing w:before="100" w:after="100"/>
+        <w:ind w:left="360"/>
+      </w:pPr>
+      <w:r>
+        <w:rPr>
+          <w:rFonts w:ascii="Arial" w:hAnsi="Arial" w:eastAsia="Arial" w:cs="Arial"/>
+          <w:i/>
+          <w:iCs/>
+          <w:color w:val="7D6608"/>
+          <w:sz w:val="20"/>
+          <w:szCs w:val="20"/>
+        </w:rPr>
+        <w:t xml:space="preserve">Important: Before running these commands, verify that your load_data.py script reads DATABASE_URL from the environment rather than using hardcoded local credentials. Open backend/scripts/load_data.py in VS Code and confirm the connection is set up like this:</w:t>
+      </w:r>
+    </w:p>
+    <w:p xmlns:wp14="http://schemas.microsoft.com/office/word/2010/wordml" wp14:textId="77777777">
+      <w:pPr>
+        <w:spacing w:before="80" w:after="80"/>
+      </w:pPr>
+      <w:r/>
+    </w:p>
+    <w:p xmlns:wp14="http://schemas.microsoft.com/office/word/2010/wordml" wp14:textId="77777777">
+      <w:pPr>
+        <w:spacing w:before="60" w:after="60"/>
+        <w:ind w:left="720"/>
+      </w:pPr>
+      <w:r>
+        <w:rPr>
+          <w:rFonts w:ascii="Courier New" w:hAnsi="Courier New" w:eastAsia="Courier New" w:cs="Courier New"/>
+          <w:color w:val="C0392B"/>
+          <w:sz w:val="20"/>
+          <w:szCs w:val="20"/>
+          <w:lang w:val="en-US"/>
+        </w:rPr>
+        <w:t>database_url = os.environ.get('DATABASE_URL', 'postgresql://localhost/atlas')</w:t>
+      </w:r>
+    </w:p>
+    <w:p xmlns:wp14="http://schemas.microsoft.com/office/word/2010/wordml" wp14:textId="77777777">
+      <w:pPr>
+        <w:spacing w:before="60" w:after="60"/>
+        <w:ind w:left="720"/>
+      </w:pPr>
+      <w:r>
+        <w:rPr>
+          <w:rFonts w:ascii="Courier New" w:hAnsi="Courier New" w:eastAsia="Courier New" w:cs="Courier New"/>
+          <w:color w:val="C0392B"/>
+          <w:sz w:val="20"/>
+          <w:szCs w:val="20"/>
+          <w:lang w:val="en-US"/>
+        </w:rPr>
+        <w:t>conn = psycopg2.connect(database_url)</w:t>
+      </w:r>
+    </w:p>
+    <w:p xmlns:wp14="http://schemas.microsoft.com/office/word/2010/wordml" wp14:textId="77777777">
+      <w:pPr>
+        <w:spacing w:before="80" w:after="80"/>
+      </w:pPr>
+      <w:r/>
+    </w:p>
+    <w:p xmlns:wp14="http://schemas.microsoft.com/office/word/2010/wordml" wp14:textId="77777777">
+      <w:pPr>
+        <w:spacing w:before="80" w:after="80"/>
+      </w:pPr>
+      <w:r>
+        <w:rPr>
+          <w:rFonts w:ascii="Arial" w:hAnsi="Arial" w:eastAsia="Arial" w:cs="Arial"/>
+          <w:sz w:val="22"/>
+          <w:szCs w:val="22"/>
+          <w:lang w:val="en-US"/>
+        </w:rPr>
+        <w:t>If your script still has hardcoded DB_PARAMS with localhost, update it to use the environment variable above before proceeding.</w:t>
+      </w:r>
+    </w:p>
+    <w:p xmlns:wp14="http://schemas.microsoft.com/office/word/2010/wordml" wp14:textId="77777777">
+      <w:pPr>
+        <w:spacing w:before="80" w:after="80"/>
+      </w:pPr>
+      <w:r/>
+    </w:p>
+    <w:p xmlns:wp14="http://schemas.microsoft.com/office/word/2010/wordml" wp14:textId="77777777">
+      <w:pPr>
+        <w:pStyle w:val="Heading2"/>
+        <w:spacing w:before="240" w:after="120"/>
+      </w:pPr>
+      <w:r>
+        <w:rPr>
+          <w:rFonts w:ascii="Arial" w:hAnsi="Arial" w:eastAsia="Arial" w:cs="Arial"/>
+          <w:b/>
+          <w:bCs/>
+          <w:color w:val="1F4E79"/>
+          <w:sz w:val="26"/>
+          <w:szCs w:val="26"/>
+        </w:rPr>
+        <w:t xml:space="preserve">2.1 Activate the Virtual Environment</w:t>
+      </w:r>
+    </w:p>
+    <w:p xmlns:wp14="http://schemas.microsoft.com/office/word/2010/wordml" wp14:textId="77777777">
+      <w:pPr>
+        <w:spacing w:before="80" w:after="80"/>
+      </w:pPr>
+      <w:r>
+        <w:rPr>
+          <w:rFonts w:ascii="Arial" w:hAnsi="Arial" w:eastAsia="Arial" w:cs="Arial"/>
+          <w:sz w:val="22"/>
+          <w:szCs w:val="22"/>
+        </w:rPr>
+        <w:t xml:space="preserve">All Python commands require the virtual environment to be active. From the project root:</w:t>
       </w:r>
     </w:p>
     <w:p xmlns:wp14="http://schemas.microsoft.com/office/word/2010/wordml" wp14:textId="77777777">
@@ -908,8 +1309,90 @@
           <w:szCs w:val="19"/>
           <w:lang w:val="en-US"/>
         </w:rPr>
-        <w:t>►  Run</w:t>
-      </w:r>
+        <w:t>►  Run in: VS Code Terminal (project root)</w:t>
+      </w:r>
+    </w:p>
+    <w:p xmlns:wp14="http://schemas.microsoft.com/office/word/2010/wordml" wp14:textId="77777777">
+      <w:pPr>
+        <w:shd w:val="clear" w:color="auto" w:fill="F2F3F4"/>
+        <w:spacing w:before="0" w:after="0"/>
+        <w:ind w:left="360"/>
+      </w:pPr>
+      <w:r>
+        <w:rPr>
+          <w:rFonts w:ascii="Courier New" w:hAnsi="Courier New" w:eastAsia="Courier New" w:cs="Courier New"/>
+          <w:color w:val="C0392B"/>
+          <w:sz w:val="20"/>
+          <w:szCs w:val="20"/>
+          <w:lang w:val="en-US"/>
+        </w:rPr>
+        <w:t>source backend/venv/bin/activate</w:t>
+      </w:r>
+    </w:p>
+    <w:p xmlns:wp14="http://schemas.microsoft.com/office/word/2010/wordml" wp14:textId="77777777">
+      <w:pPr>
+        <w:shd w:val="clear" w:color="auto" w:fill="F2F3F4"/>
+        <w:spacing w:before="0" w:after="0"/>
+        <w:ind w:left="360"/>
+      </w:pPr>
+      <w:r>
+        <w:rPr>
+          <w:rFonts w:ascii="Courier New" w:hAnsi="Courier New" w:eastAsia="Courier New" w:cs="Courier New"/>
+          <w:color w:val="C0392B"/>
+          <w:sz w:val="20"/>
+          <w:szCs w:val="20"/>
+          <w:lang w:val="en-US"/>
+        </w:rPr>
+        <w:t># You should see (venv) appear at the start of your terminal prompt</w:t>
+      </w:r>
+    </w:p>
+    <w:p xmlns:wp14="http://schemas.microsoft.com/office/word/2010/wordml" wp14:textId="77777777">
+      <w:pPr>
+        <w:spacing w:before="0" w:after="80"/>
+      </w:pPr>
+      <w:r/>
+    </w:p>
+    <w:p xmlns:wp14="http://schemas.microsoft.com/office/word/2010/wordml" wp14:textId="77777777">
+      <w:pPr>
+        <w:spacing w:before="80" w:after="80"/>
+      </w:pPr>
+      <w:r/>
+    </w:p>
+    <w:p xmlns:wp14="http://schemas.microsoft.com/office/word/2010/wordml" wp14:textId="77777777">
+      <w:pPr>
+        <w:pStyle w:val="Heading2"/>
+        <w:spacing w:before="240" w:after="120"/>
+      </w:pPr>
+      <w:r>
+        <w:rPr>
+          <w:rFonts w:ascii="Arial" w:hAnsi="Arial" w:eastAsia="Arial" w:cs="Arial"/>
+          <w:b/>
+          <w:bCs/>
+          <w:color w:val="1F4E79"/>
+          <w:sz w:val="26"/>
+          <w:szCs w:val="26"/>
+        </w:rPr>
+        <w:t xml:space="preserve">2.2 Create the Database Tables</w:t>
+      </w:r>
+    </w:p>
+    <w:p xmlns:wp14="http://schemas.microsoft.com/office/word/2010/wordml" wp14:textId="77777777">
+      <w:pPr>
+        <w:spacing w:before="80" w:after="80"/>
+      </w:pPr>
+      <w:r>
+        <w:rPr>
+          <w:rFonts w:ascii="Arial" w:hAnsi="Arial" w:eastAsia="Arial" w:cs="Arial"/>
+          <w:sz w:val="22"/>
+          <w:szCs w:val="22"/>
+        </w:rPr>
+        <w:t xml:space="preserve">Run the SQL schema file against the Render database. Replace YOUR_EXTERNAL_DATABASE_URL with the External Database URL you copied in Step 1.2:</w:t>
+      </w:r>
+    </w:p>
+    <w:p xmlns:wp14="http://schemas.microsoft.com/office/word/2010/wordml" wp14:textId="77777777">
+      <w:pPr>
+        <w:shd w:val="clear" w:color="auto" w:fill="1A5276"/>
+        <w:spacing w:before="140" w:after="0"/>
+      </w:pPr>
       <w:r>
         <w:rPr>
           <w:rFonts w:ascii="Arial" w:hAnsi="Arial" w:eastAsia="Arial" w:cs="Arial"/>
@@ -920,12 +1403,12 @@
           <w:szCs w:val="19"/>
           <w:lang w:val="en-US"/>
         </w:rPr>
-        <w:t xml:space="preserve"> in: Mac Terminal (any location)</w:t>
-      </w:r>
-    </w:p>
-    <w:p xmlns:wp14="http://schemas.microsoft.com/office/word/2010/wordml" wp14:textId="77777777">
-      <w:pPr>
-        <w:shd w:val="clear" w:fill="F2F3F4"/>
+        <w:t>►  Run in: VS Code Terminal (project root)</w:t>
+      </w:r>
+    </w:p>
+    <w:p xmlns:wp14="http://schemas.microsoft.com/office/word/2010/wordml" wp14:textId="77777777">
+      <w:pPr>
+        <w:shd w:val="clear" w:color="auto" w:fill="F2F3F4"/>
         <w:spacing w:before="0" w:after="0"/>
         <w:ind w:left="360"/>
       </w:pPr>
@@ -935,35 +1418,9 @@
           <w:color w:val="C0392B"/>
           <w:sz w:val="20"/>
           <w:szCs w:val="20"/>
-        </w:rPr>
-        <w:t xml:space="preserve">node --version</w:t>
-      </w:r>
-    </w:p>
-    <w:p xmlns:wp14="http://schemas.microsoft.com/office/word/2010/wordml" wp14:textId="77777777">
-      <w:pPr>
-        <w:shd w:val="clear" w:color="auto" w:fill="F2F3F4"/>
-        <w:spacing w:before="0" w:after="0"/>
-        <w:ind w:left="360"/>
-      </w:pPr>
-      <w:r>
-        <w:rPr>
-          <w:rFonts w:ascii="Courier New" w:hAnsi="Courier New" w:eastAsia="Courier New" w:cs="Courier New"/>
-          <w:color w:val="C0392B"/>
-          <w:sz w:val="20"/>
-          <w:szCs w:val="20"/>
-          <w:lang w:val="en-US"/>
-        </w:rPr>
-        <w:t>npm</w:t>
-      </w:r>
-      <w:r>
-        <w:rPr>
-          <w:rFonts w:ascii="Courier New" w:hAnsi="Courier New" w:eastAsia="Courier New" w:cs="Courier New"/>
-          <w:color w:val="C0392B"/>
-          <w:sz w:val="20"/>
-          <w:szCs w:val="20"/>
-          <w:lang w:val="en-US"/>
-        </w:rPr>
-        <w:t xml:space="preserve"> --version</w:t>
+          <w:lang w:val="en-US"/>
+        </w:rPr>
+        <w:t>psql YOUR_EXTERNAL_DATABASE_URL -f data/schemas/create_tables.sql</w:t>
       </w:r>
     </w:p>
     <w:p xmlns:wp14="http://schemas.microsoft.com/office/word/2010/wordml" wp14:textId="77777777">
@@ -976,19 +1433,50 @@
       <w:pPr>
         <w:spacing w:before="80" w:after="80"/>
       </w:pPr>
-      <w:r/>
-    </w:p>
-    <w:p xmlns:wp14="http://schemas.microsoft.com/office/word/2010/wordml" wp14:textId="77777777">
-      <w:pPr>
-        <w:spacing w:before="80" w:after="80"/>
-      </w:pPr>
-      <w:r>
-        <w:rPr>
-          <w:rFonts w:ascii="Arial" w:hAnsi="Arial" w:eastAsia="Arial" w:cs="Arial"/>
-          <w:sz w:val="22"/>
-          <w:szCs w:val="22"/>
-        </w:rPr>
-        <w:t xml:space="preserve">Your project folder structure should look like this:</w:t>
+      <w:r>
+        <w:rPr>
+          <w:rFonts w:ascii="Arial" w:hAnsi="Arial" w:eastAsia="Arial" w:cs="Arial"/>
+          <w:sz w:val="22"/>
+          <w:szCs w:val="22"/>
+        </w:rPr>
+        <w:t xml:space="preserve">You should see repeated output like DROP TABLE, CREATE TABLE, CREATE INDEX — one set per table. No errors should appear.</w:t>
+      </w:r>
+    </w:p>
+    <w:p xmlns:wp14="http://schemas.microsoft.com/office/word/2010/wordml" wp14:textId="77777777">
+      <w:pPr>
+        <w:spacing w:before="80" w:after="80"/>
+      </w:pPr>
+      <w:r/>
+    </w:p>
+    <w:p xmlns:wp14="http://schemas.microsoft.com/office/word/2010/wordml" wp14:textId="77777777">
+      <w:pPr>
+        <w:pStyle w:val="Heading2"/>
+        <w:spacing w:before="240" w:after="120"/>
+      </w:pPr>
+      <w:r>
+        <w:rPr>
+          <w:rFonts w:ascii="Arial" w:hAnsi="Arial" w:eastAsia="Arial" w:cs="Arial"/>
+          <w:b/>
+          <w:bCs/>
+          <w:color w:val="1F4E79"/>
+          <w:sz w:val="26"/>
+          <w:szCs w:val="26"/>
+        </w:rPr>
+        <w:t xml:space="preserve">2.3 Load the CSV Data</w:t>
+      </w:r>
+    </w:p>
+    <w:p xmlns:wp14="http://schemas.microsoft.com/office/word/2010/wordml" wp14:textId="77777777">
+      <w:pPr>
+        <w:spacing w:before="80" w:after="80"/>
+      </w:pPr>
+      <w:r>
+        <w:rPr>
+          <w:rFonts w:ascii="Arial" w:hAnsi="Arial" w:eastAsia="Arial" w:cs="Arial"/>
+          <w:sz w:val="22"/>
+          <w:szCs w:val="22"/>
+          <w:lang w:val="en-US"/>
+        </w:rPr>
+        <w:t>Pass the External Database URL as an environment variable directly to the load script. This avoids modifying your .env file:</w:t>
       </w:r>
     </w:p>
     <w:p xmlns:wp14="http://schemas.microsoft.com/office/word/2010/wordml" wp14:textId="77777777">
@@ -1006,1076 +1494,7 @@
           <w:szCs w:val="19"/>
           <w:lang w:val="en-US"/>
         </w:rPr>
-        <w:t>►  Run</w:t>
-      </w:r>
-      <w:r>
-        <w:rPr>
-          <w:rFonts w:ascii="Arial" w:hAnsi="Arial" w:eastAsia="Arial" w:cs="Arial"/>
-          <w:b w:val="1"/>
-          <w:bCs w:val="1"/>
-          <w:color w:val="FFFFFF"/>
-          <w:sz w:val="19"/>
-          <w:szCs w:val="19"/>
-          <w:lang w:val="en-US"/>
-        </w:rPr>
-        <w:t xml:space="preserve"> in: VS Code Terminal (project root)</w:t>
-      </w:r>
-    </w:p>
-    <w:p xmlns:wp14="http://schemas.microsoft.com/office/word/2010/wordml" wp14:textId="77777777">
-      <w:pPr>
-        <w:shd w:val="clear" w:fill="F2F3F4"/>
-        <w:spacing w:before="0" w:after="0"/>
-        <w:ind w:left="360"/>
-      </w:pPr>
-      <w:r>
-        <w:rPr>
-          <w:rFonts w:ascii="Courier New" w:hAnsi="Courier New" w:eastAsia="Courier New" w:cs="Courier New"/>
-          <w:color w:val="C0392B"/>
-          <w:sz w:val="20"/>
-          <w:szCs w:val="20"/>
-        </w:rPr>
-        <w:t xml:space="preserve">ls</w:t>
-      </w:r>
-    </w:p>
-    <w:p xmlns:wp14="http://schemas.microsoft.com/office/word/2010/wordml" wp14:textId="77777777">
-      <w:pPr>
-        <w:shd w:val="clear" w:color="auto" w:fill="F2F3F4"/>
-        <w:spacing w:before="0" w:after="0"/>
-        <w:ind w:left="360"/>
-      </w:pPr>
-      <w:r>
-        <w:rPr>
-          <w:rFonts w:ascii="Courier New" w:hAnsi="Courier New" w:eastAsia="Courier New" w:cs="Courier New"/>
-          <w:color w:val="C0392B"/>
-          <w:sz w:val="20"/>
-          <w:szCs w:val="20"/>
-          <w:lang w:val="en-US"/>
-        </w:rPr>
-        <w:t xml:space="preserve"># Expected output </w:t>
-      </w:r>
-      <w:r>
-        <w:rPr>
-          <w:rFonts w:ascii="Courier New" w:hAnsi="Courier New" w:eastAsia="Courier New" w:cs="Courier New"/>
-          <w:color w:val="C0392B"/>
-          <w:sz w:val="20"/>
-          <w:szCs w:val="20"/>
-          <w:lang w:val="en-US"/>
-        </w:rPr>
-        <w:t>includes:</w:t>
-      </w:r>
-      <w:r>
-        <w:rPr>
-          <w:rFonts w:ascii="Courier New" w:hAnsi="Courier New" w:eastAsia="Courier New" w:cs="Courier New"/>
-          <w:color w:val="C0392B"/>
-          <w:sz w:val="20"/>
-          <w:szCs w:val="20"/>
-          <w:lang w:val="en-US"/>
-        </w:rPr>
-        <w:t xml:space="preserve"> frontend</w:t>
-      </w:r>
-      <w:r>
-        <w:rPr>
-          <w:rFonts w:ascii="Courier New" w:hAnsi="Courier New" w:eastAsia="Courier New" w:cs="Courier New"/>
-          <w:color w:val="C0392B"/>
-          <w:sz w:val="20"/>
-          <w:szCs w:val="20"/>
-          <w:lang w:val="en-US"/>
-        </w:rPr>
-        <w:t>/  backend</w:t>
-      </w:r>
-      <w:r>
-        <w:rPr>
-          <w:rFonts w:ascii="Courier New" w:hAnsi="Courier New" w:eastAsia="Courier New" w:cs="Courier New"/>
-          <w:color w:val="C0392B"/>
-          <w:sz w:val="20"/>
-          <w:szCs w:val="20"/>
-          <w:lang w:val="en-US"/>
-        </w:rPr>
-        <w:t>/  data</w:t>
-      </w:r>
-      <w:r>
-        <w:rPr>
-          <w:rFonts w:ascii="Courier New" w:hAnsi="Courier New" w:eastAsia="Courier New" w:cs="Courier New"/>
-          <w:color w:val="C0392B"/>
-          <w:sz w:val="20"/>
-          <w:szCs w:val="20"/>
-          <w:lang w:val="en-US"/>
-        </w:rPr>
-        <w:t>/</w:t>
-      </w:r>
-    </w:p>
-    <w:p xmlns:wp14="http://schemas.microsoft.com/office/word/2010/wordml" wp14:textId="77777777">
-      <w:pPr>
-        <w:spacing w:before="0" w:after="80"/>
-      </w:pPr>
-      <w:r/>
-    </w:p>
-    <w:p xmlns:wp14="http://schemas.microsoft.com/office/word/2010/wordml" wp14:textId="77777777">
-      <w:pPr>
-        <w:spacing w:before="80" w:after="80"/>
-      </w:pPr>
-      <w:r/>
-    </w:p>
-    <w:p xmlns:wp14="http://schemas.microsoft.com/office/word/2010/wordml" wp14:textId="77777777">
-      <w:pPr>
-        <w:pStyle w:val="Heading1"/>
-        <w:spacing w:before="320" w:after="160"/>
-      </w:pPr>
-      <w:r>
-        <w:rPr>
-          <w:rFonts w:ascii="Arial" w:hAnsi="Arial" w:eastAsia="Arial" w:cs="Arial"/>
-          <w:b/>
-          <w:bCs/>
-          <w:color w:val="2E75B6"/>
-          <w:sz w:val="32"/>
-          <w:szCs w:val="32"/>
-        </w:rPr>
-        <w:t xml:space="preserve">Step 1: Create a PostgreSQL Database on Render</w:t>
-      </w:r>
-    </w:p>
-    <w:p xmlns:wp14="http://schemas.microsoft.com/office/word/2010/wordml" wp14:textId="77777777">
-      <w:pPr>
-        <w:spacing w:before="80" w:after="80"/>
-      </w:pPr>
-      <w:r>
-        <w:rPr>
-          <w:rFonts w:ascii="Arial" w:hAnsi="Arial" w:eastAsia="Arial" w:cs="Arial"/>
-          <w:sz w:val="22"/>
-          <w:szCs w:val="22"/>
-        </w:rPr>
-        <w:t xml:space="preserve">All of Step 1 is done in the Render web dashboard at render.com. No terminal commands are needed.</w:t>
-      </w:r>
-    </w:p>
-    <w:p xmlns:wp14="http://schemas.microsoft.com/office/word/2010/wordml" wp14:textId="77777777">
-      <w:pPr>
-        <w:spacing w:before="80" w:after="80"/>
-      </w:pPr>
-      <w:r/>
-    </w:p>
-    <w:p xmlns:wp14="http://schemas.microsoft.com/office/word/2010/wordml" wp14:textId="77777777">
-      <w:pPr>
-        <w:pStyle w:val="Heading2"/>
-        <w:spacing w:before="240" w:after="120"/>
-      </w:pPr>
-      <w:r>
-        <w:rPr>
-          <w:rFonts w:ascii="Arial" w:hAnsi="Arial" w:eastAsia="Arial" w:cs="Arial"/>
-          <w:b/>
-          <w:bCs/>
-          <w:color w:val="1F4E79"/>
-          <w:sz w:val="26"/>
-          <w:szCs w:val="26"/>
-        </w:rPr>
-        <w:t xml:space="preserve">1.1 Create the Database</w:t>
-      </w:r>
-    </w:p>
-    <w:p xmlns:wp14="http://schemas.microsoft.com/office/word/2010/wordml" wp14:textId="77777777">
-      <w:pPr>
-        <w:pStyle w:val="ListParagraph"/>
-        <w:numPr>
-          <w:ilvl w:val="0"/>
-          <w:numId w:val="3"/>
-        </w:numPr>
-        <w:spacing w:before="60" w:after="60"/>
-      </w:pPr>
-      <w:r>
-        <w:rPr>
-          <w:rFonts w:ascii="Arial" w:hAnsi="Arial" w:eastAsia="Arial" w:cs="Arial"/>
-          <w:sz w:val="22"/>
-          <w:szCs w:val="22"/>
-        </w:rPr>
-        <w:t xml:space="preserve">Log in to render.com</w:t>
-      </w:r>
-    </w:p>
-    <w:p xmlns:wp14="http://schemas.microsoft.com/office/word/2010/wordml" wp14:textId="77777777">
-      <w:pPr>
-        <w:pStyle w:val="ListParagraph"/>
-        <w:numPr>
-          <w:ilvl w:val="0"/>
-          <w:numId w:val="3"/>
-        </w:numPr>
-        <w:spacing w:before="60" w:after="60"/>
-      </w:pPr>
-      <w:r>
-        <w:rPr>
-          <w:rFonts w:ascii="Arial" w:hAnsi="Arial" w:eastAsia="Arial" w:cs="Arial"/>
-          <w:sz w:val="22"/>
-          <w:szCs w:val="22"/>
-        </w:rPr>
-        <w:t xml:space="preserve">Click New + in the top navigation bar</w:t>
-      </w:r>
-    </w:p>
-    <w:p xmlns:wp14="http://schemas.microsoft.com/office/word/2010/wordml" wp14:textId="77777777">
-      <w:pPr>
-        <w:pStyle w:val="ListParagraph"/>
-        <w:numPr>
-          <w:ilvl w:val="0"/>
-          <w:numId w:val="3"/>
-        </w:numPr>
-        <w:spacing w:before="60" w:after="60"/>
-      </w:pPr>
-      <w:r>
-        <w:rPr>
-          <w:rFonts w:ascii="Arial" w:hAnsi="Arial" w:eastAsia="Arial" w:cs="Arial"/>
-          <w:sz w:val="22"/>
-          <w:szCs w:val="22"/>
-        </w:rPr>
-        <w:t xml:space="preserve">Select PostgreSQL from the dropdown menu</w:t>
-      </w:r>
-    </w:p>
-    <w:p xmlns:wp14="http://schemas.microsoft.com/office/word/2010/wordml" wp14:textId="77777777">
-      <w:pPr>
-        <w:pStyle w:val="ListParagraph"/>
-        <w:numPr>
-          <w:ilvl w:val="0"/>
-          <w:numId w:val="3"/>
-        </w:numPr>
-        <w:spacing w:before="60" w:after="60"/>
-      </w:pPr>
-      <w:r>
-        <w:rPr>
-          <w:rFonts w:ascii="Arial" w:hAnsi="Arial" w:eastAsia="Arial" w:cs="Arial"/>
-          <w:sz w:val="22"/>
-          <w:szCs w:val="22"/>
-        </w:rPr>
-        <w:t xml:space="preserve">Fill in the database settings:</w:t>
-      </w:r>
-    </w:p>
-    <w:p xmlns:wp14="http://schemas.microsoft.com/office/word/2010/wordml" wp14:textId="77777777">
-      <w:pPr>
-        <w:pStyle w:val="ListParagraph"/>
-        <w:numPr>
-          <w:ilvl w:val="1"/>
-          <w:numId w:val="2"/>
-        </w:numPr>
-        <w:spacing w:before="60" w:after="60"/>
-        <w:rPr/>
-      </w:pPr>
-      <w:r>
-        <w:rPr>
-          <w:rFonts w:ascii="Arial" w:hAnsi="Arial" w:eastAsia="Arial" w:cs="Arial"/>
-          <w:sz w:val="22"/>
-          <w:szCs w:val="22"/>
-          <w:lang w:val="en-US"/>
-        </w:rPr>
-        <w:t>Name: atlas-</w:t>
-      </w:r>
-      <w:r>
-        <w:rPr>
-          <w:rFonts w:ascii="Arial" w:hAnsi="Arial" w:eastAsia="Arial" w:cs="Arial"/>
-          <w:sz w:val="22"/>
-          <w:szCs w:val="22"/>
-          <w:lang w:val="en-US"/>
-        </w:rPr>
-        <w:t>db</w:t>
-      </w:r>
-    </w:p>
-    <w:p xmlns:wp14="http://schemas.microsoft.com/office/word/2010/wordml" wp14:textId="77777777">
-      <w:pPr>
-        <w:pStyle w:val="ListParagraph"/>
-        <w:numPr>
-          <w:ilvl w:val="1"/>
-          <w:numId w:val="2"/>
-        </w:numPr>
-        <w:spacing w:before="60" w:after="60"/>
-      </w:pPr>
-      <w:r>
-        <w:rPr>
-          <w:rFonts w:ascii="Arial" w:hAnsi="Arial" w:eastAsia="Arial" w:cs="Arial"/>
-          <w:sz w:val="22"/>
-          <w:szCs w:val="22"/>
-        </w:rPr>
-        <w:t xml:space="preserve">Region: Oregon (US West) — or your nearest region</w:t>
-      </w:r>
-    </w:p>
-    <w:p xmlns:wp14="http://schemas.microsoft.com/office/word/2010/wordml" wp14:textId="77777777">
-      <w:pPr>
-        <w:pStyle w:val="ListParagraph"/>
-        <w:numPr>
-          <w:ilvl w:val="1"/>
-          <w:numId w:val="2"/>
-        </w:numPr>
-        <w:spacing w:before="60" w:after="60"/>
-      </w:pPr>
-      <w:r>
-        <w:rPr>
-          <w:rFonts w:ascii="Arial" w:hAnsi="Arial" w:eastAsia="Arial" w:cs="Arial"/>
-          <w:sz w:val="22"/>
-          <w:szCs w:val="22"/>
-        </w:rPr>
-        <w:t xml:space="preserve">Plan: Free</w:t>
-      </w:r>
-    </w:p>
-    <w:p xmlns:wp14="http://schemas.microsoft.com/office/word/2010/wordml" wp14:textId="77777777">
-      <w:pPr>
-        <w:pStyle w:val="ListParagraph"/>
-        <w:numPr>
-          <w:ilvl w:val="0"/>
-          <w:numId w:val="3"/>
-        </w:numPr>
-        <w:spacing w:before="60" w:after="60"/>
-      </w:pPr>
-      <w:r>
-        <w:rPr>
-          <w:rFonts w:ascii="Arial" w:hAnsi="Arial" w:eastAsia="Arial" w:cs="Arial"/>
-          <w:sz w:val="22"/>
-          <w:szCs w:val="22"/>
-        </w:rPr>
-        <w:t xml:space="preserve">Click Create Database</w:t>
-      </w:r>
-    </w:p>
-    <w:p xmlns:wp14="http://schemas.microsoft.com/office/word/2010/wordml" wp14:textId="77777777">
-      <w:pPr>
-        <w:pStyle w:val="ListParagraph"/>
-        <w:numPr>
-          <w:ilvl w:val="0"/>
-          <w:numId w:val="3"/>
-        </w:numPr>
-        <w:spacing w:before="60" w:after="60"/>
-      </w:pPr>
-      <w:r>
-        <w:rPr>
-          <w:rFonts w:ascii="Arial" w:hAnsi="Arial" w:eastAsia="Arial" w:cs="Arial"/>
-          <w:sz w:val="22"/>
-          <w:szCs w:val="22"/>
-        </w:rPr>
-        <w:t xml:space="preserve">Wait approximately 1 minute for provisioning to complete</w:t>
-      </w:r>
-    </w:p>
-    <w:p xmlns:wp14="http://schemas.microsoft.com/office/word/2010/wordml" wp14:textId="77777777">
-      <w:pPr>
-        <w:spacing w:before="80" w:after="80"/>
-      </w:pPr>
-      <w:r/>
-    </w:p>
-    <w:p xmlns:wp14="http://schemas.microsoft.com/office/word/2010/wordml" wp14:textId="77777777">
-      <w:pPr>
-        <w:pStyle w:val="Heading2"/>
-        <w:spacing w:before="240" w:after="120"/>
-      </w:pPr>
-      <w:r>
-        <w:rPr>
-          <w:rFonts w:ascii="Arial" w:hAnsi="Arial" w:eastAsia="Arial" w:cs="Arial"/>
-          <w:b/>
-          <w:bCs/>
-          <w:color w:val="1F4E79"/>
-          <w:sz w:val="26"/>
-          <w:szCs w:val="26"/>
-        </w:rPr>
-        <w:t xml:space="preserve">1.2 Retrieve Connection URLs</w:t>
-      </w:r>
-    </w:p>
-    <w:p xmlns:wp14="http://schemas.microsoft.com/office/word/2010/wordml" wp14:textId="77777777">
-      <w:pPr>
-        <w:spacing w:before="80" w:after="80"/>
-      </w:pPr>
-      <w:r>
-        <w:rPr>
-          <w:rFonts w:ascii="Arial" w:hAnsi="Arial" w:eastAsia="Arial" w:cs="Arial"/>
-          <w:sz w:val="22"/>
-          <w:szCs w:val="22"/>
-        </w:rPr>
-        <w:t xml:space="preserve">Once the database is ready, click on it in the Render dashboard. You will see two important connection URLs — copy both and save them somewhere accessible:</w:t>
-      </w:r>
-    </w:p>
-    <w:p xmlns:wp14="http://schemas.microsoft.com/office/word/2010/wordml" wp14:textId="77777777">
-      <w:pPr>
-        <w:pStyle w:val="ListParagraph"/>
-        <w:numPr>
-          <w:ilvl w:val="0"/>
-          <w:numId w:val="2"/>
-        </w:numPr>
-        <w:spacing w:before="60" w:after="60"/>
-        <w:rPr/>
-      </w:pPr>
-      <w:r>
-        <w:rPr>
-          <w:rFonts w:ascii="Arial" w:hAnsi="Arial" w:eastAsia="Arial" w:cs="Arial"/>
-          <w:sz w:val="22"/>
-          <w:szCs w:val="22"/>
-          <w:lang w:val="en-US"/>
-        </w:rPr>
-        <w:t xml:space="preserve">External Database URL — used to load data from your local machine. Starts with </w:t>
-      </w:r>
-      <w:r>
-        <w:rPr>
-          <w:rFonts w:ascii="Arial" w:hAnsi="Arial" w:eastAsia="Arial" w:cs="Arial"/>
-          <w:sz w:val="22"/>
-          <w:szCs w:val="22"/>
-          <w:lang w:val="en-US"/>
-        </w:rPr>
-        <w:t>postgresql</w:t>
-      </w:r>
-      <w:r>
-        <w:rPr>
-          <w:rFonts w:ascii="Arial" w:hAnsi="Arial" w:eastAsia="Arial" w:cs="Arial"/>
-          <w:sz w:val="22"/>
-          <w:szCs w:val="22"/>
-          <w:lang w:val="en-US"/>
-        </w:rPr>
-        <w:t>://...oregon-postgres.render.com/...</w:t>
-      </w:r>
-    </w:p>
-    <w:p xmlns:wp14="http://schemas.microsoft.com/office/word/2010/wordml" wp14:textId="77777777">
-      <w:pPr>
-        <w:pStyle w:val="ListParagraph"/>
-        <w:numPr>
-          <w:ilvl w:val="0"/>
-          <w:numId w:val="2"/>
-        </w:numPr>
-        <w:spacing w:before="60" w:after="60"/>
-        <w:rPr/>
-      </w:pPr>
-      <w:r>
-        <w:rPr>
-          <w:rFonts w:ascii="Arial" w:hAnsi="Arial" w:eastAsia="Arial" w:cs="Arial"/>
-          <w:sz w:val="22"/>
-          <w:szCs w:val="22"/>
-          <w:lang w:val="en-US"/>
-        </w:rPr>
-        <w:t xml:space="preserve">Internal Database URL — used by the Render backend service. Starts with </w:t>
-      </w:r>
-      <w:r>
-        <w:rPr>
-          <w:rFonts w:ascii="Arial" w:hAnsi="Arial" w:eastAsia="Arial" w:cs="Arial"/>
-          <w:sz w:val="22"/>
-          <w:szCs w:val="22"/>
-          <w:lang w:val="en-US"/>
-        </w:rPr>
-        <w:t>postgresql</w:t>
-      </w:r>
-      <w:r>
-        <w:rPr>
-          <w:rFonts w:ascii="Arial" w:hAnsi="Arial" w:eastAsia="Arial" w:cs="Arial"/>
-          <w:sz w:val="22"/>
-          <w:szCs w:val="22"/>
-          <w:lang w:val="en-US"/>
-        </w:rPr>
-        <w:t>://...</w:t>
-      </w:r>
-      <w:r>
-        <w:rPr>
-          <w:rFonts w:ascii="Arial" w:hAnsi="Arial" w:eastAsia="Arial" w:cs="Arial"/>
-          <w:sz w:val="22"/>
-          <w:szCs w:val="22"/>
-          <w:lang w:val="en-US"/>
-        </w:rPr>
-        <w:t>dpg</w:t>
-      </w:r>
-      <w:r>
-        <w:rPr>
-          <w:rFonts w:ascii="Arial" w:hAnsi="Arial" w:eastAsia="Arial" w:cs="Arial"/>
-          <w:sz w:val="22"/>
-          <w:szCs w:val="22"/>
-          <w:lang w:val="en-US"/>
-        </w:rPr>
-        <w:t>-... (shorter hostname)</w:t>
-      </w:r>
-    </w:p>
-    <w:p xmlns:wp14="http://schemas.microsoft.com/office/word/2010/wordml" wp14:textId="77777777">
-      <w:pPr>
-        <w:spacing w:before="80" w:after="80"/>
-      </w:pPr>
-      <w:r/>
-    </w:p>
-    <w:p xmlns:wp14="http://schemas.microsoft.com/office/word/2010/wordml" wp14:textId="77777777">
-      <w:pPr>
-        <w:pBdr>
-          <w:left w:val="single" w:color="F39C12" w:sz="6"/>
-        </w:pBdr>
-        <w:spacing w:before="100" w:after="100"/>
-        <w:ind w:left="360"/>
-      </w:pPr>
-      <w:r>
-        <w:rPr>
-          <w:rFonts w:ascii="Arial" w:hAnsi="Arial" w:eastAsia="Arial" w:cs="Arial"/>
-          <w:i/>
-          <w:iCs/>
-          <w:color w:val="7D6608"/>
-          <w:sz w:val="20"/>
-          <w:szCs w:val="20"/>
-        </w:rPr>
-        <w:t xml:space="preserve">Note: Always use the Internal Database URL for the backend service environment variable. Use the External URL only when running commands from your local machine.</w:t>
-      </w:r>
-    </w:p>
-    <w:p xmlns:wp14="http://schemas.microsoft.com/office/word/2010/wordml" wp14:textId="77777777">
-      <w:pPr>
-        <w:spacing w:before="80" w:after="80"/>
-      </w:pPr>
-      <w:r/>
-    </w:p>
-    <w:p xmlns:wp14="http://schemas.microsoft.com/office/word/2010/wordml" wp14:textId="77777777">
-      <w:pPr>
-        <w:pStyle w:val="Heading1"/>
-        <w:spacing w:before="320" w:after="160"/>
-      </w:pPr>
-      <w:r>
-        <w:rPr>
-          <w:rFonts w:ascii="Arial" w:hAnsi="Arial" w:eastAsia="Arial" w:cs="Arial"/>
-          <w:b/>
-          <w:bCs/>
-          <w:color w:val="2E75B6"/>
-          <w:sz w:val="32"/>
-          <w:szCs w:val="32"/>
-        </w:rPr>
-        <w:t xml:space="preserve">Step 2: Load Data into the Render Database</w:t>
-      </w:r>
-    </w:p>
-    <w:p xmlns:wp14="http://schemas.microsoft.com/office/word/2010/wordml" wp14:textId="77777777">
-      <w:pPr>
-        <w:spacing w:before="80" w:after="80"/>
-      </w:pPr>
-      <w:r>
-        <w:rPr>
-          <w:rFonts w:ascii="Arial" w:hAnsi="Arial" w:eastAsia="Arial" w:cs="Arial"/>
-          <w:sz w:val="22"/>
-          <w:szCs w:val="22"/>
-          <w:lang w:val="en-US"/>
-        </w:rPr>
-        <w:t xml:space="preserve">All commands in Step 2 are run from your local machine inside </w:t>
-      </w:r>
-      <w:r>
-        <w:rPr>
-          <w:rFonts w:ascii="Arial" w:hAnsi="Arial" w:eastAsia="Arial" w:cs="Arial"/>
-          <w:sz w:val="22"/>
-          <w:szCs w:val="22"/>
-          <w:lang w:val="en-US"/>
-        </w:rPr>
-        <w:t>VS</w:t>
-      </w:r>
-      <w:r>
-        <w:rPr>
-          <w:rFonts w:ascii="Arial" w:hAnsi="Arial" w:eastAsia="Arial" w:cs="Arial"/>
-          <w:sz w:val="22"/>
-          <w:szCs w:val="22"/>
-          <w:lang w:val="en-US"/>
-        </w:rPr>
-        <w:t xml:space="preserve"> Code. The project's virtual environment must be active.</w:t>
-      </w:r>
-    </w:p>
-    <w:p xmlns:wp14="http://schemas.microsoft.com/office/word/2010/wordml" wp14:textId="77777777">
-      <w:pPr>
-        <w:spacing w:before="80" w:after="80"/>
-      </w:pPr>
-      <w:r/>
-    </w:p>
-    <w:p xmlns:wp14="http://schemas.microsoft.com/office/word/2010/wordml" wp14:textId="77777777">
-      <w:pPr>
-        <w:pBdr>
-          <w:left w:val="single" w:color="F39C12" w:sz="6"/>
-        </w:pBdr>
-        <w:spacing w:before="100" w:after="100"/>
-        <w:ind w:left="360"/>
-      </w:pPr>
-      <w:r>
-        <w:rPr>
-          <w:rFonts w:ascii="Arial" w:hAnsi="Arial" w:eastAsia="Arial" w:cs="Arial"/>
-          <w:i/>
-          <w:iCs/>
-          <w:color w:val="7D6608"/>
-          <w:sz w:val="20"/>
-          <w:szCs w:val="20"/>
-        </w:rPr>
-        <w:t xml:space="preserve">Important: Before running these commands, verify that your load_data.py script reads DATABASE_URL from the environment rather than using hardcoded local credentials. Open backend/scripts/load_data.py in VS Code and confirm the connection is set up like this:</w:t>
-      </w:r>
-    </w:p>
-    <w:p xmlns:wp14="http://schemas.microsoft.com/office/word/2010/wordml" wp14:textId="77777777">
-      <w:pPr>
-        <w:spacing w:before="80" w:after="80"/>
-      </w:pPr>
-      <w:r/>
-    </w:p>
-    <w:p xmlns:wp14="http://schemas.microsoft.com/office/word/2010/wordml" wp14:textId="77777777">
-      <w:pPr>
-        <w:spacing w:before="60" w:after="60"/>
-        <w:ind w:left="720"/>
-      </w:pPr>
-      <w:r>
-        <w:rPr>
-          <w:rFonts w:ascii="Courier New" w:hAnsi="Courier New" w:eastAsia="Courier New" w:cs="Courier New"/>
-          <w:color w:val="C0392B"/>
-          <w:sz w:val="20"/>
-          <w:szCs w:val="20"/>
-          <w:lang w:val="en-US"/>
-        </w:rPr>
-        <w:t>database_url</w:t>
-      </w:r>
-      <w:r>
-        <w:rPr>
-          <w:rFonts w:ascii="Courier New" w:hAnsi="Courier New" w:eastAsia="Courier New" w:cs="Courier New"/>
-          <w:color w:val="C0392B"/>
-          <w:sz w:val="20"/>
-          <w:szCs w:val="20"/>
-          <w:lang w:val="en-US"/>
-        </w:rPr>
-        <w:t xml:space="preserve"> = </w:t>
-      </w:r>
-      <w:r>
-        <w:rPr>
-          <w:rFonts w:ascii="Courier New" w:hAnsi="Courier New" w:eastAsia="Courier New" w:cs="Courier New"/>
-          <w:color w:val="C0392B"/>
-          <w:sz w:val="20"/>
-          <w:szCs w:val="20"/>
-          <w:lang w:val="en-US"/>
-        </w:rPr>
-        <w:t>os.environ.get</w:t>
-      </w:r>
-      <w:r>
-        <w:rPr>
-          <w:rFonts w:ascii="Courier New" w:hAnsi="Courier New" w:eastAsia="Courier New" w:cs="Courier New"/>
-          <w:color w:val="C0392B"/>
-          <w:sz w:val="20"/>
-          <w:szCs w:val="20"/>
-          <w:lang w:val="en-US"/>
-        </w:rPr>
-        <w:t>('DATABASE_URL', '</w:t>
-      </w:r>
-      <w:r>
-        <w:rPr>
-          <w:rFonts w:ascii="Courier New" w:hAnsi="Courier New" w:eastAsia="Courier New" w:cs="Courier New"/>
-          <w:color w:val="C0392B"/>
-          <w:sz w:val="20"/>
-          <w:szCs w:val="20"/>
-          <w:lang w:val="en-US"/>
-        </w:rPr>
-        <w:t>postgresql</w:t>
-      </w:r>
-      <w:r>
-        <w:rPr>
-          <w:rFonts w:ascii="Courier New" w:hAnsi="Courier New" w:eastAsia="Courier New" w:cs="Courier New"/>
-          <w:color w:val="C0392B"/>
-          <w:sz w:val="20"/>
-          <w:szCs w:val="20"/>
-          <w:lang w:val="en-US"/>
-        </w:rPr>
-        <w:t>://localhost/atlas')</w:t>
-      </w:r>
-    </w:p>
-    <w:p xmlns:wp14="http://schemas.microsoft.com/office/word/2010/wordml" wp14:textId="77777777">
-      <w:pPr>
-        <w:spacing w:before="60" w:after="60"/>
-        <w:ind w:left="720"/>
-      </w:pPr>
-      <w:r>
-        <w:rPr>
-          <w:rFonts w:ascii="Courier New" w:hAnsi="Courier New" w:eastAsia="Courier New" w:cs="Courier New"/>
-          <w:color w:val="C0392B"/>
-          <w:sz w:val="20"/>
-          <w:szCs w:val="20"/>
-          <w:lang w:val="en-US"/>
-        </w:rPr>
-        <w:t>conn = psycopg2.connect(</w:t>
-      </w:r>
-      <w:r>
-        <w:rPr>
-          <w:rFonts w:ascii="Courier New" w:hAnsi="Courier New" w:eastAsia="Courier New" w:cs="Courier New"/>
-          <w:color w:val="C0392B"/>
-          <w:sz w:val="20"/>
-          <w:szCs w:val="20"/>
-          <w:lang w:val="en-US"/>
-        </w:rPr>
-        <w:t>database_url</w:t>
-      </w:r>
-      <w:r>
-        <w:rPr>
-          <w:rFonts w:ascii="Courier New" w:hAnsi="Courier New" w:eastAsia="Courier New" w:cs="Courier New"/>
-          <w:color w:val="C0392B"/>
-          <w:sz w:val="20"/>
-          <w:szCs w:val="20"/>
-          <w:lang w:val="en-US"/>
-        </w:rPr>
-        <w:t>)</w:t>
-      </w:r>
-    </w:p>
-    <w:p xmlns:wp14="http://schemas.microsoft.com/office/word/2010/wordml" wp14:textId="77777777">
-      <w:pPr>
-        <w:spacing w:before="80" w:after="80"/>
-      </w:pPr>
-      <w:r/>
-    </w:p>
-    <w:p xmlns:wp14="http://schemas.microsoft.com/office/word/2010/wordml" wp14:textId="77777777">
-      <w:pPr>
-        <w:spacing w:before="80" w:after="80"/>
-      </w:pPr>
-      <w:r>
-        <w:rPr>
-          <w:rFonts w:ascii="Arial" w:hAnsi="Arial" w:eastAsia="Arial" w:cs="Arial"/>
-          <w:sz w:val="22"/>
-          <w:szCs w:val="22"/>
-          <w:lang w:val="en-US"/>
-        </w:rPr>
-        <w:t xml:space="preserve">If your script still has hardcoded DB_PARAMS with localhost, update it to use the environment variable above before </w:t>
-      </w:r>
-      <w:r>
-        <w:rPr>
-          <w:rFonts w:ascii="Arial" w:hAnsi="Arial" w:eastAsia="Arial" w:cs="Arial"/>
-          <w:sz w:val="22"/>
-          <w:szCs w:val="22"/>
-          <w:lang w:val="en-US"/>
-        </w:rPr>
-        <w:t>proceeding</w:t>
-      </w:r>
-      <w:r>
-        <w:rPr>
-          <w:rFonts w:ascii="Arial" w:hAnsi="Arial" w:eastAsia="Arial" w:cs="Arial"/>
-          <w:sz w:val="22"/>
-          <w:szCs w:val="22"/>
-          <w:lang w:val="en-US"/>
-        </w:rPr>
-        <w:t>.</w:t>
-      </w:r>
-    </w:p>
-    <w:p xmlns:wp14="http://schemas.microsoft.com/office/word/2010/wordml" wp14:textId="77777777">
-      <w:pPr>
-        <w:spacing w:before="80" w:after="80"/>
-      </w:pPr>
-      <w:r/>
-    </w:p>
-    <w:p xmlns:wp14="http://schemas.microsoft.com/office/word/2010/wordml" wp14:textId="77777777">
-      <w:pPr>
-        <w:pStyle w:val="Heading2"/>
-        <w:spacing w:before="240" w:after="120"/>
-      </w:pPr>
-      <w:r>
-        <w:rPr>
-          <w:rFonts w:ascii="Arial" w:hAnsi="Arial" w:eastAsia="Arial" w:cs="Arial"/>
-          <w:b/>
-          <w:bCs/>
-          <w:color w:val="1F4E79"/>
-          <w:sz w:val="26"/>
-          <w:szCs w:val="26"/>
-        </w:rPr>
-        <w:t xml:space="preserve">2.1 Activate the Virtual Environment</w:t>
-      </w:r>
-    </w:p>
-    <w:p xmlns:wp14="http://schemas.microsoft.com/office/word/2010/wordml" wp14:textId="77777777">
-      <w:pPr>
-        <w:spacing w:before="80" w:after="80"/>
-      </w:pPr>
-      <w:r>
-        <w:rPr>
-          <w:rFonts w:ascii="Arial" w:hAnsi="Arial" w:eastAsia="Arial" w:cs="Arial"/>
-          <w:sz w:val="22"/>
-          <w:szCs w:val="22"/>
-        </w:rPr>
-        <w:t xml:space="preserve">All Python commands require the virtual environment to be active. From the project root:</w:t>
-      </w:r>
-    </w:p>
-    <w:p xmlns:wp14="http://schemas.microsoft.com/office/word/2010/wordml" wp14:textId="77777777">
-      <w:pPr>
-        <w:shd w:val="clear" w:color="auto" w:fill="1A5276"/>
-        <w:spacing w:before="140" w:after="0"/>
-      </w:pPr>
-      <w:r>
-        <w:rPr>
-          <w:rFonts w:ascii="Arial" w:hAnsi="Arial" w:eastAsia="Arial" w:cs="Arial"/>
-          <w:b w:val="1"/>
-          <w:bCs w:val="1"/>
-          <w:color w:val="FFFFFF"/>
-          <w:sz w:val="19"/>
-          <w:szCs w:val="19"/>
-          <w:lang w:val="en-US"/>
-        </w:rPr>
-        <w:t>►  Run</w:t>
-      </w:r>
-      <w:r>
-        <w:rPr>
-          <w:rFonts w:ascii="Arial" w:hAnsi="Arial" w:eastAsia="Arial" w:cs="Arial"/>
-          <w:b w:val="1"/>
-          <w:bCs w:val="1"/>
-          <w:color w:val="FFFFFF"/>
-          <w:sz w:val="19"/>
-          <w:szCs w:val="19"/>
-          <w:lang w:val="en-US"/>
-        </w:rPr>
-        <w:t xml:space="preserve"> in: VS Code Terminal (project root)</w:t>
-      </w:r>
-    </w:p>
-    <w:p xmlns:wp14="http://schemas.microsoft.com/office/word/2010/wordml" wp14:textId="77777777">
-      <w:pPr>
-        <w:shd w:val="clear" w:color="auto" w:fill="F2F3F4"/>
-        <w:spacing w:before="0" w:after="0"/>
-        <w:ind w:left="360"/>
-      </w:pPr>
-      <w:r>
-        <w:rPr>
-          <w:rFonts w:ascii="Courier New" w:hAnsi="Courier New" w:eastAsia="Courier New" w:cs="Courier New"/>
-          <w:color w:val="C0392B"/>
-          <w:sz w:val="20"/>
-          <w:szCs w:val="20"/>
-          <w:lang w:val="en-US"/>
-        </w:rPr>
-        <w:t>source backend/</w:t>
-      </w:r>
-      <w:r>
-        <w:rPr>
-          <w:rFonts w:ascii="Courier New" w:hAnsi="Courier New" w:eastAsia="Courier New" w:cs="Courier New"/>
-          <w:color w:val="C0392B"/>
-          <w:sz w:val="20"/>
-          <w:szCs w:val="20"/>
-          <w:lang w:val="en-US"/>
-        </w:rPr>
-        <w:t>venv</w:t>
-      </w:r>
-      <w:r>
-        <w:rPr>
-          <w:rFonts w:ascii="Courier New" w:hAnsi="Courier New" w:eastAsia="Courier New" w:cs="Courier New"/>
-          <w:color w:val="C0392B"/>
-          <w:sz w:val="20"/>
-          <w:szCs w:val="20"/>
-          <w:lang w:val="en-US"/>
-        </w:rPr>
-        <w:t>/bin/activate</w:t>
-      </w:r>
-    </w:p>
-    <w:p xmlns:wp14="http://schemas.microsoft.com/office/word/2010/wordml" wp14:textId="77777777">
-      <w:pPr>
-        <w:shd w:val="clear" w:color="auto" w:fill="F2F3F4"/>
-        <w:spacing w:before="0" w:after="0"/>
-        <w:ind w:left="360"/>
-      </w:pPr>
-      <w:r>
-        <w:rPr>
-          <w:rFonts w:ascii="Courier New" w:hAnsi="Courier New" w:eastAsia="Courier New" w:cs="Courier New"/>
-          <w:color w:val="C0392B"/>
-          <w:sz w:val="20"/>
-          <w:szCs w:val="20"/>
-          <w:lang w:val="en-US"/>
-        </w:rPr>
-        <w:t># You should see (</w:t>
-      </w:r>
-      <w:r>
-        <w:rPr>
-          <w:rFonts w:ascii="Courier New" w:hAnsi="Courier New" w:eastAsia="Courier New" w:cs="Courier New"/>
-          <w:color w:val="C0392B"/>
-          <w:sz w:val="20"/>
-          <w:szCs w:val="20"/>
-          <w:lang w:val="en-US"/>
-        </w:rPr>
-        <w:t>venv</w:t>
-      </w:r>
-      <w:r>
-        <w:rPr>
-          <w:rFonts w:ascii="Courier New" w:hAnsi="Courier New" w:eastAsia="Courier New" w:cs="Courier New"/>
-          <w:color w:val="C0392B"/>
-          <w:sz w:val="20"/>
-          <w:szCs w:val="20"/>
-          <w:lang w:val="en-US"/>
-        </w:rPr>
-        <w:t>) appear at the start of your terminal prompt</w:t>
-      </w:r>
-    </w:p>
-    <w:p xmlns:wp14="http://schemas.microsoft.com/office/word/2010/wordml" wp14:textId="77777777">
-      <w:pPr>
-        <w:spacing w:before="0" w:after="80"/>
-      </w:pPr>
-      <w:r/>
-    </w:p>
-    <w:p xmlns:wp14="http://schemas.microsoft.com/office/word/2010/wordml" wp14:textId="77777777">
-      <w:pPr>
-        <w:spacing w:before="80" w:after="80"/>
-      </w:pPr>
-      <w:r/>
-    </w:p>
-    <w:p xmlns:wp14="http://schemas.microsoft.com/office/word/2010/wordml" wp14:textId="77777777">
-      <w:pPr>
-        <w:pStyle w:val="Heading2"/>
-        <w:spacing w:before="240" w:after="120"/>
-      </w:pPr>
-      <w:r>
-        <w:rPr>
-          <w:rFonts w:ascii="Arial" w:hAnsi="Arial" w:eastAsia="Arial" w:cs="Arial"/>
-          <w:b/>
-          <w:bCs/>
-          <w:color w:val="1F4E79"/>
-          <w:sz w:val="26"/>
-          <w:szCs w:val="26"/>
-        </w:rPr>
-        <w:t xml:space="preserve">2.2 Create the Database Tables</w:t>
-      </w:r>
-    </w:p>
-    <w:p xmlns:wp14="http://schemas.microsoft.com/office/word/2010/wordml" wp14:textId="77777777">
-      <w:pPr>
-        <w:spacing w:before="80" w:after="80"/>
-      </w:pPr>
-      <w:r>
-        <w:rPr>
-          <w:rFonts w:ascii="Arial" w:hAnsi="Arial" w:eastAsia="Arial" w:cs="Arial"/>
-          <w:sz w:val="22"/>
-          <w:szCs w:val="22"/>
-        </w:rPr>
-        <w:t xml:space="preserve">Run the SQL schema file against the Render database. Replace YOUR_EXTERNAL_DATABASE_URL with the External Database URL you copied in Step 1.2:</w:t>
-      </w:r>
-    </w:p>
-    <w:p xmlns:wp14="http://schemas.microsoft.com/office/word/2010/wordml" wp14:textId="77777777">
-      <w:pPr>
-        <w:shd w:val="clear" w:color="auto" w:fill="1A5276"/>
-        <w:spacing w:before="140" w:after="0"/>
-      </w:pPr>
-      <w:r>
-        <w:rPr>
-          <w:rFonts w:ascii="Arial" w:hAnsi="Arial" w:eastAsia="Arial" w:cs="Arial"/>
-          <w:b w:val="1"/>
-          <w:bCs w:val="1"/>
-          <w:color w:val="FFFFFF"/>
-          <w:sz w:val="19"/>
-          <w:szCs w:val="19"/>
-          <w:lang w:val="en-US"/>
-        </w:rPr>
-        <w:t>►  Run</w:t>
-      </w:r>
-      <w:r>
-        <w:rPr>
-          <w:rFonts w:ascii="Arial" w:hAnsi="Arial" w:eastAsia="Arial" w:cs="Arial"/>
-          <w:b w:val="1"/>
-          <w:bCs w:val="1"/>
-          <w:color w:val="FFFFFF"/>
-          <w:sz w:val="19"/>
-          <w:szCs w:val="19"/>
-          <w:lang w:val="en-US"/>
-        </w:rPr>
-        <w:t xml:space="preserve"> in: VS Code Terminal (project root)</w:t>
-      </w:r>
-    </w:p>
-    <w:p xmlns:wp14="http://schemas.microsoft.com/office/word/2010/wordml" wp14:textId="77777777">
-      <w:pPr>
-        <w:shd w:val="clear" w:color="auto" w:fill="F2F3F4"/>
-        <w:spacing w:before="0" w:after="0"/>
-        <w:ind w:left="360"/>
-      </w:pPr>
-      <w:r>
-        <w:rPr>
-          <w:rFonts w:ascii="Courier New" w:hAnsi="Courier New" w:eastAsia="Courier New" w:cs="Courier New"/>
-          <w:color w:val="C0392B"/>
-          <w:sz w:val="20"/>
-          <w:szCs w:val="20"/>
-          <w:lang w:val="en-US"/>
-        </w:rPr>
-        <w:t>psql</w:t>
-      </w:r>
-      <w:r>
-        <w:rPr>
-          <w:rFonts w:ascii="Courier New" w:hAnsi="Courier New" w:eastAsia="Courier New" w:cs="Courier New"/>
-          <w:color w:val="C0392B"/>
-          <w:sz w:val="20"/>
-          <w:szCs w:val="20"/>
-          <w:lang w:val="en-US"/>
-        </w:rPr>
-        <w:t xml:space="preserve"> YOUR_EXTERNAL_DATABASE_URL -f data/schemas/</w:t>
-      </w:r>
-      <w:r>
-        <w:rPr>
-          <w:rFonts w:ascii="Courier New" w:hAnsi="Courier New" w:eastAsia="Courier New" w:cs="Courier New"/>
-          <w:color w:val="C0392B"/>
-          <w:sz w:val="20"/>
-          <w:szCs w:val="20"/>
-          <w:lang w:val="en-US"/>
-        </w:rPr>
-        <w:t>create_tables.sql</w:t>
-      </w:r>
-    </w:p>
-    <w:p xmlns:wp14="http://schemas.microsoft.com/office/word/2010/wordml" wp14:textId="77777777">
-      <w:pPr>
-        <w:spacing w:before="0" w:after="80"/>
-      </w:pPr>
-      <w:r/>
-    </w:p>
-    <w:p xmlns:wp14="http://schemas.microsoft.com/office/word/2010/wordml" wp14:textId="77777777">
-      <w:pPr>
-        <w:spacing w:before="80" w:after="80"/>
-      </w:pPr>
-      <w:r>
-        <w:rPr>
-          <w:rFonts w:ascii="Arial" w:hAnsi="Arial" w:eastAsia="Arial" w:cs="Arial"/>
-          <w:sz w:val="22"/>
-          <w:szCs w:val="22"/>
-        </w:rPr>
-        <w:t xml:space="preserve">You should see repeated output like DROP TABLE, CREATE TABLE, CREATE INDEX — one set per table. No errors should appear.</w:t>
-      </w:r>
-    </w:p>
-    <w:p xmlns:wp14="http://schemas.microsoft.com/office/word/2010/wordml" wp14:textId="77777777">
-      <w:pPr>
-        <w:spacing w:before="80" w:after="80"/>
-      </w:pPr>
-      <w:r/>
-    </w:p>
-    <w:p xmlns:wp14="http://schemas.microsoft.com/office/word/2010/wordml" wp14:textId="77777777">
-      <w:pPr>
-        <w:pStyle w:val="Heading2"/>
-        <w:spacing w:before="240" w:after="120"/>
-      </w:pPr>
-      <w:r>
-        <w:rPr>
-          <w:rFonts w:ascii="Arial" w:hAnsi="Arial" w:eastAsia="Arial" w:cs="Arial"/>
-          <w:b/>
-          <w:bCs/>
-          <w:color w:val="1F4E79"/>
-          <w:sz w:val="26"/>
-          <w:szCs w:val="26"/>
-        </w:rPr>
-        <w:t xml:space="preserve">2.3 Load the CSV Data</w:t>
-      </w:r>
-    </w:p>
-    <w:p xmlns:wp14="http://schemas.microsoft.com/office/word/2010/wordml" wp14:textId="77777777">
-      <w:pPr>
-        <w:spacing w:before="80" w:after="80"/>
-      </w:pPr>
-      <w:r>
-        <w:rPr>
-          <w:rFonts w:ascii="Arial" w:hAnsi="Arial" w:eastAsia="Arial" w:cs="Arial"/>
-          <w:sz w:val="22"/>
-          <w:szCs w:val="22"/>
-          <w:lang w:val="en-US"/>
-        </w:rPr>
-        <w:t xml:space="preserve">Pass the External Database URL as an environment variable directly to the load script. This avoids </w:t>
-      </w:r>
-      <w:r>
-        <w:rPr>
-          <w:rFonts w:ascii="Arial" w:hAnsi="Arial" w:eastAsia="Arial" w:cs="Arial"/>
-          <w:sz w:val="22"/>
-          <w:szCs w:val="22"/>
-          <w:lang w:val="en-US"/>
-        </w:rPr>
-        <w:t>modifying</w:t>
-      </w:r>
-      <w:r>
-        <w:rPr>
-          <w:rFonts w:ascii="Arial" w:hAnsi="Arial" w:eastAsia="Arial" w:cs="Arial"/>
-          <w:sz w:val="22"/>
-          <w:szCs w:val="22"/>
-          <w:lang w:val="en-US"/>
-        </w:rPr>
-        <w:t xml:space="preserve"> your .env file:</w:t>
-      </w:r>
-    </w:p>
-    <w:p xmlns:wp14="http://schemas.microsoft.com/office/word/2010/wordml" wp14:textId="77777777">
-      <w:pPr>
-        <w:shd w:val="clear" w:color="auto" w:fill="1A5276"/>
-        <w:spacing w:before="140" w:after="0"/>
-      </w:pPr>
-      <w:r>
-        <w:rPr>
-          <w:rFonts w:ascii="Arial" w:hAnsi="Arial" w:eastAsia="Arial" w:cs="Arial"/>
-          <w:b w:val="1"/>
-          <w:bCs w:val="1"/>
-          <w:color w:val="FFFFFF"/>
-          <w:sz w:val="19"/>
-          <w:szCs w:val="19"/>
-          <w:lang w:val="en-US"/>
-        </w:rPr>
-        <w:t>►  Run</w:t>
-      </w:r>
-      <w:r>
-        <w:rPr>
-          <w:rFonts w:ascii="Arial" w:hAnsi="Arial" w:eastAsia="Arial" w:cs="Arial"/>
-          <w:b w:val="1"/>
-          <w:bCs w:val="1"/>
-          <w:color w:val="FFFFFF"/>
-          <w:sz w:val="19"/>
-          <w:szCs w:val="19"/>
-          <w:lang w:val="en-US"/>
-        </w:rPr>
-        <w:t xml:space="preserve"> in: VS Code Terminal (project root)</w:t>
+        <w:t>►  Run in: VS Code Terminal (project root)</w:t>
       </w:r>
     </w:p>
     <w:p xmlns:wp14="http://schemas.microsoft.com/office/word/2010/wordml" wp14:textId="77777777">
@@ -2667,19 +2086,7 @@
           <w:szCs w:val="19"/>
           <w:lang w:val="en-US"/>
         </w:rPr>
-        <w:t>►  Run</w:t>
-      </w:r>
-      <w:r>
-        <w:rPr>
-          <w:rFonts w:ascii="Arial" w:hAnsi="Arial" w:eastAsia="Arial" w:cs="Arial"/>
-          <w:b w:val="1"/>
-          <w:bCs w:val="1"/>
-          <w:color w:val="FFFFFF"/>
-          <w:sz w:val="19"/>
-          <w:szCs w:val="19"/>
-          <w:lang w:val="en-US"/>
-        </w:rPr>
-        <w:t xml:space="preserve"> in: VS Code Terminal (project root)</w:t>
+        <w:t>►  Run in: VS Code Terminal (project root)</w:t>
       </w:r>
     </w:p>
     <w:p xmlns:wp14="http://schemas.microsoft.com/office/word/2010/wordml" wp14:textId="77777777">
@@ -2696,37 +2103,7 @@
           <w:szCs w:val="20"/>
           <w:lang w:val="en-US"/>
         </w:rPr>
-        <w:t>psql</w:t>
-      </w:r>
-      <w:r>
-        <w:rPr>
-          <w:rFonts w:ascii="Courier New" w:hAnsi="Courier New" w:eastAsia="Courier New" w:cs="Courier New"/>
-          <w:color w:val="C0392B"/>
-          <w:sz w:val="20"/>
-          <w:szCs w:val="20"/>
-          <w:lang w:val="en-US"/>
-        </w:rPr>
-        <w:t xml:space="preserve"> YOUR_EXTERNAL_DATABASE_URL -c "SELECT </w:t>
-      </w:r>
-      <w:r>
-        <w:rPr>
-          <w:rFonts w:ascii="Courier New" w:hAnsi="Courier New" w:eastAsia="Courier New" w:cs="Courier New"/>
-          <w:color w:val="C0392B"/>
-          <w:sz w:val="20"/>
-          <w:szCs w:val="20"/>
-          <w:lang w:val="en-US"/>
-        </w:rPr>
-        <w:t>count(</w:t>
-      </w:r>
-      <w:r>
-        <w:rPr>
-          <w:rFonts w:ascii="Courier New" w:hAnsi="Courier New" w:eastAsia="Courier New" w:cs="Courier New"/>
-          <w:color w:val="C0392B"/>
-          <w:sz w:val="20"/>
-          <w:szCs w:val="20"/>
-          <w:lang w:val="en-US"/>
-        </w:rPr>
-        <w:t>*) FROM atlas;"</w:t>
+        <w:t>psql YOUR_EXTERNAL_DATABASE_URL -c "SELECT count(*) FROM atlas;"</w:t>
       </w:r>
     </w:p>
     <w:p xmlns:wp14="http://schemas.microsoft.com/office/word/2010/wordml" wp14:textId="77777777">
@@ -3297,34 +2674,7 @@
                 <w:szCs w:val="20"/>
                 <w:lang w:val="en-US"/>
               </w:rPr>
-              <w:t>uvicorn</w:t>
-            </w:r>
-            <w:r>
-              <w:rPr>
-                <w:rFonts w:ascii="Arial" w:hAnsi="Arial" w:eastAsia="Arial" w:cs="Arial"/>
-                <w:sz w:val="20"/>
-                <w:szCs w:val="20"/>
-                <w:lang w:val="en-US"/>
-              </w:rPr>
-              <w:t xml:space="preserve"> </w:t>
-            </w:r>
-            <w:r>
-              <w:rPr>
-                <w:rFonts w:ascii="Arial" w:hAnsi="Arial" w:eastAsia="Arial" w:cs="Arial"/>
-                <w:sz w:val="20"/>
-                <w:szCs w:val="20"/>
-                <w:lang w:val="en-US"/>
-              </w:rPr>
-              <w:t>app.main:app</w:t>
-            </w:r>
-            <w:r>
-              <w:rPr>
-                <w:rFonts w:ascii="Arial" w:hAnsi="Arial" w:eastAsia="Arial" w:cs="Arial"/>
-                <w:sz w:val="20"/>
-                <w:szCs w:val="20"/>
-                <w:lang w:val="en-US"/>
-              </w:rPr>
-              <w:t xml:space="preserve"> --host 0.0.0.0 --port $PORT</w:t>
+              <w:t>uvicorn app.main:app --host 0.0.0.0 --port $PORT</w:t>
             </w:r>
           </w:p>
         </w:tc>
@@ -3773,7 +3123,7 @@
                 <w:sz w:val="20"/>
                 <w:szCs w:val="20"/>
               </w:rPr>
-              <w:t xml:space="preserve">SMTP_HOST</w:t>
+              <w:t xml:space="preserve">GMAIL_CLIENT_ID</w:t>
             </w:r>
           </w:p>
         </w:tc>
@@ -3801,7 +3151,7 @@
                 <w:sz w:val="20"/>
                 <w:szCs w:val="20"/>
               </w:rPr>
-              <w:t xml:space="preserve">smtp.gmail.com</w:t>
+              <w:t xml:space="preserve">Your OAuth client ID from Google Cloud Console (ends in .apps.googleusercontent.com)</w:t>
             </w:r>
           </w:p>
         </w:tc>
@@ -3832,7 +3182,7 @@
                 <w:sz w:val="20"/>
                 <w:szCs w:val="20"/>
               </w:rPr>
-              <w:t xml:space="preserve">SMTP_PORT</w:t>
+              <w:t xml:space="preserve">GMAIL_CLIENT_SECRET</w:t>
             </w:r>
           </w:p>
         </w:tc>
@@ -3860,7 +3210,7 @@
                 <w:sz w:val="20"/>
                 <w:szCs w:val="20"/>
               </w:rPr>
-              <w:t xml:space="preserve">587</w:t>
+              <w:t xml:space="preserve">Your OAuth client secret from Google Cloud Console (starts with GOCSPX-)</w:t>
             </w:r>
           </w:p>
         </w:tc>
@@ -3891,7 +3241,7 @@
                 <w:sz w:val="20"/>
                 <w:szCs w:val="20"/>
               </w:rPr>
-              <w:t xml:space="preserve">SMTP_USER</w:t>
+              <w:t xml:space="preserve">GMAIL_REFRESH_TOKEN</w:t>
             </w:r>
           </w:p>
         </w:tc>
@@ -3919,7 +3269,7 @@
                 <w:sz w:val="20"/>
                 <w:szCs w:val="20"/>
               </w:rPr>
-              <w:t xml:space="preserve">your-email@gmail.com</w:t>
+              <w:t xml:space="preserve">Your OAuth refresh token generated by running get_token.py (see Step 3.5 below)</w:t>
             </w:r>
           </w:p>
         </w:tc>
@@ -3950,7 +3300,7 @@
                 <w:sz w:val="20"/>
                 <w:szCs w:val="20"/>
               </w:rPr>
-              <w:t xml:space="preserve">SMTP_PASSWORD</w:t>
+              <w:t xml:space="preserve">FROM_EMAIL</w:t>
             </w:r>
           </w:p>
         </w:tc>
@@ -3977,86 +3327,8 @@
                 <w:rFonts w:ascii="Arial" w:hAnsi="Arial" w:eastAsia="Arial" w:cs="Arial"/>
                 <w:sz w:val="20"/>
                 <w:szCs w:val="20"/>
-                <w:lang w:val="en-US"/>
-              </w:rPr>
-              <w:t>your-</w:t>
-            </w:r>
-            <w:r>
-              <w:rPr>
-                <w:rFonts w:ascii="Arial" w:hAnsi="Arial" w:eastAsia="Arial" w:cs="Arial"/>
-                <w:sz w:val="20"/>
-                <w:szCs w:val="20"/>
-                <w:lang w:val="en-US"/>
-              </w:rPr>
-              <w:t>gmail</w:t>
-            </w:r>
-            <w:r>
-              <w:rPr>
-                <w:rFonts w:ascii="Arial" w:hAnsi="Arial" w:eastAsia="Arial" w:cs="Arial"/>
-                <w:sz w:val="20"/>
-                <w:szCs w:val="20"/>
-                <w:lang w:val="en-US"/>
-              </w:rPr>
-              <w:t>-app-password</w:t>
-            </w:r>
-          </w:p>
-        </w:tc>
-      </w:tr>
-      <w:tr xmlns:wp14="http://schemas.microsoft.com/office/word/2010/wordml" wp14:textId="77777777">
-        <w:tc>
-          <w:tcPr>
-            <w:tcW w:w="3120" w:type="dxa"/>
-            <w:tcBorders>
-              <w:top w:val="single" w:color="CCCCCC" w:sz="1"/>
-              <w:left w:val="single" w:color="CCCCCC" w:sz="1"/>
-              <w:bottom w:val="single" w:color="CCCCCC" w:sz="1"/>
-              <w:right w:val="single" w:color="CCCCCC" w:sz="1"/>
-            </w:tcBorders>
-            <w:shd w:val="clear" w:color="auto" w:fill="EBF5FB"/>
-            <w:tcMar>
-              <w:top w:w="80" w:type="dxa"/>
-              <w:left w:w="120" w:type="dxa"/>
-              <w:bottom w:w="80" w:type="dxa"/>
-              <w:right w:w="120" w:type="dxa"/>
-            </w:tcMar>
-          </w:tcPr>
-          <w:p wp14:textId="77777777">
-            <w:r>
-              <w:rPr>
-                <w:rFonts w:ascii="Courier New" w:hAnsi="Courier New" w:eastAsia="Courier New" w:cs="Courier New"/>
-                <w:color w:val="C0392B"/>
-                <w:sz w:val="20"/>
-                <w:szCs w:val="20"/>
-              </w:rPr>
-              <w:t xml:space="preserve">FROM_EMAIL</w:t>
-            </w:r>
-          </w:p>
-        </w:tc>
-        <w:tc>
-          <w:tcPr>
-            <w:tcW w:w="6240" w:type="dxa"/>
-            <w:tcBorders>
-              <w:top w:val="single" w:color="CCCCCC" w:sz="1"/>
-              <w:left w:val="single" w:color="CCCCCC" w:sz="1"/>
-              <w:bottom w:val="single" w:color="CCCCCC" w:sz="1"/>
-              <w:right w:val="single" w:color="CCCCCC" w:sz="1"/>
-            </w:tcBorders>
-            <w:shd w:val="clear" w:color="auto" w:fill="EBF5FB"/>
-            <w:tcMar>
-              <w:top w:w="80" w:type="dxa"/>
-              <w:left w:w="120" w:type="dxa"/>
-              <w:bottom w:w="80" w:type="dxa"/>
-              <w:right w:w="120" w:type="dxa"/>
-            </w:tcMar>
-          </w:tcPr>
-          <w:p wp14:textId="77777777">
-            <w:r>
-              <w:rPr>
-                <w:rFonts w:ascii="Arial" w:hAnsi="Arial" w:eastAsia="Arial" w:cs="Arial"/>
-                <w:sz w:val="20"/>
-                <w:szCs w:val="20"/>
-              </w:rPr>
-              <w:t xml:space="preserve">your-email@gmail.com</w:t>
+              </w:rPr>
+              <w:t xml:space="preserve">your-email@gmail.com (the Gmail account used during OAuth authorization)</w:t>
             </w:r>
           </w:p>
         </w:tc>
@@ -4112,7 +3384,7 @@
           <w:szCs w:val="20"/>
           <w:lang w:val="en-US"/>
         </w:rPr>
-        <w:t>Note: For Gmail SMTP, you must use an App Password, not your regular Gmail password. To generate one: Google Account &gt; Security &gt; 2-Step Verification &gt; App Passwords &gt; Generate. Select Mail as the app. This is only if your application involves some sort of email functionality.</w:t>
+        <w:t>Note: This project uses Gmail OAuth2 (not SMTP) to send emails. The GMAIL_CLIENT_ID, GMAIL_CLIENT_SECRET, and GMAIL_REFRESH_TOKEN values come from your Google Cloud project. See Step 3.5 below for full setup instructions. This is only required if your application includes email functionality such as the Data Request tab.</w:t>
       </w:r>
     </w:p>
     <w:p xmlns:wp14="http://schemas.microsoft.com/office/word/2010/wordml" wp14:textId="77777777">
@@ -4156,43 +3428,7 @@
           <w:szCs w:val="22"/>
           <w:lang w:val="en-US"/>
         </w:rPr>
-        <w:t xml:space="preserve">Wait 3-5 minutes for the </w:t>
-      </w:r>
-      <w:r>
-        <w:rPr>
-          <w:rFonts w:ascii="Arial" w:hAnsi="Arial" w:eastAsia="Arial" w:cs="Arial"/>
-          <w:sz w:val="22"/>
-          <w:szCs w:val="22"/>
-          <w:lang w:val="en-US"/>
-        </w:rPr>
-        <w:t>initial</w:t>
-      </w:r>
-      <w:r>
-        <w:rPr>
-          <w:rFonts w:ascii="Arial" w:hAnsi="Arial" w:eastAsia="Arial" w:cs="Arial"/>
-          <w:sz w:val="22"/>
-          <w:szCs w:val="22"/>
-          <w:lang w:val="en-US"/>
-        </w:rPr>
-        <w:t xml:space="preserve"> build to complete. You can </w:t>
-      </w:r>
-      <w:r>
-        <w:rPr>
-          <w:rFonts w:ascii="Arial" w:hAnsi="Arial" w:eastAsia="Arial" w:cs="Arial"/>
-          <w:sz w:val="22"/>
-          <w:szCs w:val="22"/>
-          <w:lang w:val="en-US"/>
-        </w:rPr>
-        <w:t>watch</w:t>
-      </w:r>
-      <w:r>
-        <w:rPr>
-          <w:rFonts w:ascii="Arial" w:hAnsi="Arial" w:eastAsia="Arial" w:cs="Arial"/>
-          <w:sz w:val="22"/>
-          <w:szCs w:val="22"/>
-          <w:lang w:val="en-US"/>
-        </w:rPr>
-        <w:t xml:space="preserve"> the build log in the Render dashboard.</w:t>
+        <w:t>Wait 3-5 minutes for the initial build to complete. You can watch the build log in the Render dashboard.</w:t>
       </w:r>
     </w:p>
     <w:p xmlns:wp14="http://schemas.microsoft.com/office/word/2010/wordml" wp14:textId="77777777">
@@ -4246,8 +3482,68 @@
           <w:szCs w:val="19"/>
           <w:lang w:val="en-US"/>
         </w:rPr>
-        <w:t>►  Run</w:t>
-      </w:r>
+        <w:t>►  Run in: Mac Terminal (any location)</w:t>
+      </w:r>
+    </w:p>
+    <w:p xmlns:wp14="http://schemas.microsoft.com/office/word/2010/wordml" wp14:textId="77777777">
+      <w:pPr>
+        <w:shd w:val="clear" w:fill="F2F3F4"/>
+        <w:spacing w:before="0" w:after="0"/>
+        <w:ind w:left="360"/>
+      </w:pPr>
+      <w:r>
+        <w:rPr>
+          <w:rFonts w:ascii="Courier New" w:hAnsi="Courier New" w:eastAsia="Courier New" w:cs="Courier New"/>
+          <w:color w:val="C0392B"/>
+          <w:sz w:val="20"/>
+          <w:szCs w:val="20"/>
+        </w:rPr>
+        <w:t xml:space="preserve">curl https://your-service-name.onrender.com/health</w:t>
+      </w:r>
+    </w:p>
+    <w:p xmlns:wp14="http://schemas.microsoft.com/office/word/2010/wordml" wp14:textId="77777777">
+      <w:pPr>
+        <w:spacing w:before="0" w:after="80"/>
+      </w:pPr>
+      <w:r/>
+    </w:p>
+    <w:p xmlns:wp14="http://schemas.microsoft.com/office/word/2010/wordml" wp14:textId="77777777">
+      <w:pPr>
+        <w:spacing w:before="80" w:after="80"/>
+      </w:pPr>
+      <w:r>
+        <w:rPr>
+          <w:rFonts w:ascii="Arial" w:hAnsi="Arial" w:eastAsia="Arial" w:cs="Arial"/>
+          <w:sz w:val="22"/>
+          <w:szCs w:val="22"/>
+        </w:rPr>
+        <w:t xml:space="preserve">Expected response: {"status": "healthy"}</w:t>
+      </w:r>
+    </w:p>
+    <w:p xmlns:wp14="http://schemas.microsoft.com/office/word/2010/wordml" wp14:textId="77777777">
+      <w:pPr>
+        <w:spacing w:before="80" w:after="80"/>
+      </w:pPr>
+      <w:r/>
+    </w:p>
+    <w:p xmlns:wp14="http://schemas.microsoft.com/office/word/2010/wordml" wp14:textId="77777777">
+      <w:pPr>
+        <w:spacing w:before="80" w:after="80"/>
+      </w:pPr>
+      <w:r>
+        <w:rPr>
+          <w:rFonts w:ascii="Arial" w:hAnsi="Arial" w:eastAsia="Arial" w:cs="Arial"/>
+          <w:sz w:val="22"/>
+          <w:szCs w:val="22"/>
+        </w:rPr>
+        <w:t xml:space="preserve">Then verify the database connection is working:</w:t>
+      </w:r>
+    </w:p>
+    <w:p xmlns:wp14="http://schemas.microsoft.com/office/word/2010/wordml" wp14:textId="77777777">
+      <w:pPr>
+        <w:shd w:val="clear" w:color="auto" w:fill="1A5276"/>
+        <w:spacing w:before="140" w:after="0"/>
+      </w:pPr>
       <w:r>
         <w:rPr>
           <w:rFonts w:ascii="Arial" w:hAnsi="Arial" w:eastAsia="Arial" w:cs="Arial"/>
@@ -4258,7 +3554,7 @@
           <w:szCs w:val="19"/>
           <w:lang w:val="en-US"/>
         </w:rPr>
-        <w:t xml:space="preserve"> in: Mac Terminal (any location)</w:t>
+        <w:t>►  Run in: Mac Terminal (any location)</w:t>
       </w:r>
     </w:p>
     <w:p xmlns:wp14="http://schemas.microsoft.com/office/word/2010/wordml" wp14:textId="77777777">
@@ -4274,7 +3570,7 @@
           <w:sz w:val="20"/>
           <w:szCs w:val="20"/>
         </w:rPr>
-        <w:t xml:space="preserve">curl https://your-service-name.onrender.com/health</w:t>
+        <w:t xml:space="preserve">curl https://your-service-name.onrender.com/api/v1/counties | head -c 300</w:t>
       </w:r>
     </w:p>
     <w:p xmlns:wp14="http://schemas.microsoft.com/office/word/2010/wordml" wp14:textId="77777777">
@@ -4292,27 +3588,228 @@
           <w:rFonts w:ascii="Arial" w:hAnsi="Arial" w:eastAsia="Arial" w:cs="Arial"/>
           <w:sz w:val="22"/>
           <w:szCs w:val="22"/>
-        </w:rPr>
-        <w:t xml:space="preserve">Expected response: {"status": "healthy"}</w:t>
-      </w:r>
-    </w:p>
-    <w:p xmlns:wp14="http://schemas.microsoft.com/office/word/2010/wordml" wp14:textId="77777777">
-      <w:pPr>
-        <w:spacing w:before="80" w:after="80"/>
-      </w:pPr>
-      <w:r/>
-    </w:p>
-    <w:p xmlns:wp14="http://schemas.microsoft.com/office/word/2010/wordml" wp14:textId="77777777">
-      <w:pPr>
-        <w:spacing w:before="80" w:after="80"/>
-      </w:pPr>
-      <w:r>
-        <w:rPr>
-          <w:rFonts w:ascii="Arial" w:hAnsi="Arial" w:eastAsia="Arial" w:cs="Arial"/>
-          <w:sz w:val="22"/>
-          <w:szCs w:val="22"/>
-        </w:rPr>
-        <w:t xml:space="preserve">Then verify the database connection is working:</w:t>
+          <w:lang w:val="en-US"/>
+        </w:rPr>
+        <w:t>Expected response: JSON starting with {"total":105,"counties":[{"id":1,"county_name":"Allen County"...</w:t>
+      </w:r>
+    </w:p>
+    <w:p xmlns:wp14="http://schemas.microsoft.com/office/word/2010/wordml" wp14:textId="77777777">
+      <w:pPr>
+        <w:spacing w:before="80" w:after="80"/>
+      </w:pPr>
+      <w:r/>
+    </w:p>
+    <w:p xmlns:wp14="http://schemas.microsoft.com/office/word/2010/wordml" wp14:textId="77777777">
+      <w:pPr>
+        <w:pStyle w:val="Heading2"/>
+        <w:spacing w:before="240" w:after="120"/>
+      </w:pPr>
+      <w:r>
+        <w:rPr>
+          <w:rFonts w:ascii="Arial" w:hAnsi="Arial" w:eastAsia="Arial" w:cs="Arial"/>
+          <w:b/>
+          <w:bCs/>
+          <w:color w:val="1F4E79"/>
+          <w:sz w:val="26"/>
+          <w:szCs w:val="26"/>
+        </w:rPr>
+        <w:t xml:space="preserve">3.4 Hardcode CORS in main.py</w:t>
+      </w:r>
+    </w:p>
+    <w:p xmlns:wp14="http://schemas.microsoft.com/office/word/2010/wordml" wp14:textId="77777777">
+      <w:pPr>
+        <w:spacing w:before="80" w:after="80"/>
+      </w:pPr>
+      <w:r>
+        <w:rPr>
+          <w:rFonts w:ascii="Arial" w:hAnsi="Arial" w:eastAsia="Arial" w:cs="Arial"/>
+          <w:sz w:val="22"/>
+          <w:szCs w:val="22"/>
+          <w:lang w:val="en-US"/>
+        </w:rPr>
+        <w:t>Open backend/app/main.py in VS Code. Find the CORSMiddleware block and hardcode the allowed origins directly. Using environment variables for CORS can cause silent parsing failures. Use this exact pattern:</w:t>
+      </w:r>
+    </w:p>
+    <w:p xmlns:wp14="http://schemas.microsoft.com/office/word/2010/wordml" wp14:textId="77777777">
+      <w:pPr>
+        <w:spacing w:before="80" w:after="80"/>
+      </w:pPr>
+      <w:r/>
+    </w:p>
+    <w:p xmlns:wp14="http://schemas.microsoft.com/office/word/2010/wordml" wp14:textId="77777777">
+      <w:pPr>
+        <w:spacing w:before="60" w:after="60"/>
+        <w:ind w:left="720"/>
+      </w:pPr>
+      <w:r>
+        <w:rPr>
+          <w:rFonts w:ascii="Courier New" w:hAnsi="Courier New" w:eastAsia="Courier New" w:cs="Courier New"/>
+          <w:color w:val="C0392B"/>
+          <w:sz w:val="20"/>
+          <w:szCs w:val="20"/>
+          <w:lang w:val="en-US"/>
+        </w:rPr>
+        <w:t>app.add_middleware(</w:t>
+      </w:r>
+    </w:p>
+    <w:p xmlns:wp14="http://schemas.microsoft.com/office/word/2010/wordml" wp14:textId="77777777">
+      <w:pPr>
+        <w:spacing w:before="60" w:after="60"/>
+        <w:ind w:left="720"/>
+      </w:pPr>
+      <w:r>
+        <w:rPr>
+          <w:rFonts w:ascii="Courier New" w:hAnsi="Courier New" w:eastAsia="Courier New" w:cs="Courier New"/>
+          <w:color w:val="C0392B"/>
+          <w:sz w:val="20"/>
+          <w:szCs w:val="20"/>
+          <w:lang w:val="en-US"/>
+        </w:rPr>
+        <w:t xml:space="preserve">    CORSMiddleware,</w:t>
+      </w:r>
+    </w:p>
+    <w:p xmlns:wp14="http://schemas.microsoft.com/office/word/2010/wordml" wp14:textId="77777777">
+      <w:pPr>
+        <w:spacing w:before="60" w:after="60"/>
+        <w:ind w:left="720"/>
+      </w:pPr>
+      <w:r>
+        <w:rPr>
+          <w:rFonts w:ascii="Courier New" w:hAnsi="Courier New" w:eastAsia="Courier New" w:cs="Courier New"/>
+          <w:color w:val="C0392B"/>
+          <w:sz w:val="20"/>
+          <w:szCs w:val="20"/>
+          <w:lang w:val="en-US"/>
+        </w:rPr>
+        <w:t xml:space="preserve">    allow_origins=[</w:t>
+      </w:r>
+    </w:p>
+    <w:p xmlns:wp14="http://schemas.microsoft.com/office/word/2010/wordml" wp14:textId="77777777">
+      <w:pPr>
+        <w:spacing w:before="60" w:after="60"/>
+        <w:ind w:left="720"/>
+      </w:pPr>
+      <w:r>
+        <w:rPr>
+          <w:rFonts w:ascii="Courier New" w:hAnsi="Courier New" w:eastAsia="Courier New" w:cs="Courier New"/>
+          <w:color w:val="C0392B"/>
+          <w:sz w:val="20"/>
+          <w:szCs w:val="20"/>
+          <w:lang w:val="en-US"/>
+        </w:rPr>
+        <w:t xml:space="preserve">        "https://your-frontend.onrender.com",  # add after Step 4</w:t>
+      </w:r>
+    </w:p>
+    <w:p xmlns:wp14="http://schemas.microsoft.com/office/word/2010/wordml" wp14:textId="77777777">
+      <w:pPr>
+        <w:spacing w:before="60" w:after="60"/>
+        <w:ind w:left="720"/>
+      </w:pPr>
+      <w:r>
+        <w:rPr>
+          <w:rFonts w:ascii="Courier New" w:hAnsi="Courier New" w:eastAsia="Courier New" w:cs="Courier New"/>
+          <w:color w:val="C0392B"/>
+          <w:sz w:val="20"/>
+          <w:szCs w:val="20"/>
+        </w:rPr>
+        <w:t xml:space="preserve">        "http://localhost:5173",</w:t>
+      </w:r>
+    </w:p>
+    <w:p xmlns:wp14="http://schemas.microsoft.com/office/word/2010/wordml" wp14:textId="77777777">
+      <w:pPr>
+        <w:spacing w:before="60" w:after="60"/>
+        <w:ind w:left="720"/>
+      </w:pPr>
+      <w:r>
+        <w:rPr>
+          <w:rFonts w:ascii="Courier New" w:hAnsi="Courier New" w:eastAsia="Courier New" w:cs="Courier New"/>
+          <w:color w:val="C0392B"/>
+          <w:sz w:val="20"/>
+          <w:szCs w:val="20"/>
+        </w:rPr>
+        <w:t xml:space="preserve">    ],</w:t>
+      </w:r>
+    </w:p>
+    <w:p xmlns:wp14="http://schemas.microsoft.com/office/word/2010/wordml" wp14:textId="77777777">
+      <w:pPr>
+        <w:spacing w:before="60" w:after="60"/>
+        <w:ind w:left="720"/>
+      </w:pPr>
+      <w:r>
+        <w:rPr>
+          <w:rFonts w:ascii="Courier New" w:hAnsi="Courier New" w:eastAsia="Courier New" w:cs="Courier New"/>
+          <w:color w:val="C0392B"/>
+          <w:sz w:val="20"/>
+          <w:szCs w:val="20"/>
+          <w:lang w:val="en-US"/>
+        </w:rPr>
+        <w:t xml:space="preserve">    allow_credentials=True,</w:t>
+      </w:r>
+    </w:p>
+    <w:p xmlns:wp14="http://schemas.microsoft.com/office/word/2010/wordml" wp14:textId="77777777">
+      <w:pPr>
+        <w:spacing w:before="60" w:after="60"/>
+        <w:ind w:left="720"/>
+      </w:pPr>
+      <w:r>
+        <w:rPr>
+          <w:rFonts w:ascii="Courier New" w:hAnsi="Courier New" w:eastAsia="Courier New" w:cs="Courier New"/>
+          <w:color w:val="C0392B"/>
+          <w:sz w:val="20"/>
+          <w:szCs w:val="20"/>
+          <w:lang w:val="en-US"/>
+        </w:rPr>
+        <w:t xml:space="preserve">    allow_methods=["*"],</w:t>
+      </w:r>
+    </w:p>
+    <w:p xmlns:wp14="http://schemas.microsoft.com/office/word/2010/wordml" wp14:textId="77777777">
+      <w:pPr>
+        <w:spacing w:before="60" w:after="60"/>
+        <w:ind w:left="720"/>
+      </w:pPr>
+      <w:r>
+        <w:rPr>
+          <w:rFonts w:ascii="Courier New" w:hAnsi="Courier New" w:eastAsia="Courier New" w:cs="Courier New"/>
+          <w:color w:val="C0392B"/>
+          <w:sz w:val="20"/>
+          <w:szCs w:val="20"/>
+          <w:lang w:val="en-US"/>
+        </w:rPr>
+        <w:t xml:space="preserve">    allow_headers=["*"],</w:t>
+      </w:r>
+    </w:p>
+    <w:p xmlns:wp14="http://schemas.microsoft.com/office/word/2010/wordml" wp14:textId="77777777">
+      <w:pPr>
+        <w:spacing w:before="60" w:after="60"/>
+        <w:ind w:left="720"/>
+      </w:pPr>
+      <w:r>
+        <w:rPr>
+          <w:rFonts w:ascii="Courier New" w:hAnsi="Courier New" w:eastAsia="Courier New" w:cs="Courier New"/>
+          <w:color w:val="C0392B"/>
+          <w:sz w:val="20"/>
+          <w:szCs w:val="20"/>
+        </w:rPr>
+        <w:t xml:space="preserve">)</w:t>
+      </w:r>
+    </w:p>
+    <w:p xmlns:wp14="http://schemas.microsoft.com/office/word/2010/wordml" wp14:textId="77777777">
+      <w:pPr>
+        <w:spacing w:before="80" w:after="80"/>
+      </w:pPr>
+      <w:r/>
+    </w:p>
+    <w:p xmlns:wp14="http://schemas.microsoft.com/office/word/2010/wordml" wp14:textId="77777777">
+      <w:pPr>
+        <w:spacing w:before="80" w:after="80"/>
+      </w:pPr>
+      <w:r>
+        <w:rPr>
+          <w:rFonts w:ascii="Arial" w:hAnsi="Arial" w:eastAsia="Arial" w:cs="Arial"/>
+          <w:sz w:val="22"/>
+          <w:szCs w:val="22"/>
+        </w:rPr>
+        <w:t xml:space="preserve">Save the file. You will add the real frontend URL after completing Step 4. After saving, push the change to GitHub:</w:t>
       </w:r>
     </w:p>
     <w:p xmlns:wp14="http://schemas.microsoft.com/office/word/2010/wordml" wp14:textId="77777777">
@@ -4330,8 +3827,828 @@
           <w:szCs w:val="19"/>
           <w:lang w:val="en-US"/>
         </w:rPr>
-        <w:t>►  Run</w:t>
-      </w:r>
+        <w:t>►  Run in: VS Code Terminal (project root)</w:t>
+      </w:r>
+    </w:p>
+    <w:p xmlns:wp14="http://schemas.microsoft.com/office/word/2010/wordml" wp14:textId="77777777">
+      <w:pPr>
+        <w:shd w:val="clear" w:color="auto" w:fill="F2F3F4"/>
+        <w:spacing w:before="0" w:after="0"/>
+        <w:ind w:left="360"/>
+      </w:pPr>
+      <w:r>
+        <w:rPr>
+          <w:rFonts w:ascii="Courier New" w:hAnsi="Courier New" w:eastAsia="Courier New" w:cs="Courier New"/>
+          <w:color w:val="C0392B"/>
+          <w:sz w:val="20"/>
+          <w:szCs w:val="20"/>
+          <w:lang w:val="en-US"/>
+        </w:rPr>
+        <w:t>git add .</w:t>
+      </w:r>
+    </w:p>
+    <w:p xmlns:wp14="http://schemas.microsoft.com/office/word/2010/wordml" wp14:textId="77777777">
+      <w:pPr>
+        <w:shd w:val="clear" w:fill="F2F3F4"/>
+        <w:spacing w:before="0" w:after="0"/>
+        <w:ind w:left="360"/>
+      </w:pPr>
+      <w:r>
+        <w:rPr>
+          <w:rFonts w:ascii="Courier New" w:hAnsi="Courier New" w:eastAsia="Courier New" w:cs="Courier New"/>
+          <w:color w:val="C0392B"/>
+          <w:sz w:val="20"/>
+          <w:szCs w:val="20"/>
+        </w:rPr>
+        <w:t xml:space="preserve">git commit -m "Hardcode CORS for Render deployment"</w:t>
+      </w:r>
+    </w:p>
+    <w:p xmlns:wp14="http://schemas.microsoft.com/office/word/2010/wordml" wp14:textId="77777777">
+      <w:pPr>
+        <w:shd w:val="clear" w:fill="F2F3F4"/>
+        <w:spacing w:before="0" w:after="0"/>
+        <w:ind w:left="360"/>
+      </w:pPr>
+      <w:r>
+        <w:rPr>
+          <w:rFonts w:ascii="Courier New" w:hAnsi="Courier New" w:eastAsia="Courier New" w:cs="Courier New"/>
+          <w:color w:val="C0392B"/>
+          <w:sz w:val="20"/>
+          <w:szCs w:val="20"/>
+        </w:rPr>
+        <w:t xml:space="preserve">git push origin main</w:t>
+      </w:r>
+    </w:p>
+    <w:p xmlns:wp14="http://schemas.microsoft.com/office/word/2010/wordml" wp14:textId="77777777">
+      <w:pPr>
+        <w:spacing w:before="0" w:after="80"/>
+      </w:pPr>
+      <w:r/>
+    </w:p>
+    <w:p xmlns:wp14="http://schemas.microsoft.com/office/word/2010/wordml" wp14:textId="77777777">
+      <w:pPr>
+        <w:spacing w:before="80" w:after="80"/>
+      </w:pPr>
+      <w:r>
+        <w:rPr>
+          <w:rFonts w:ascii="Arial" w:hAnsi="Arial" w:eastAsia="Arial" w:cs="Arial"/>
+          <w:sz w:val="22"/>
+          <w:szCs w:val="22"/>
+        </w:rPr>
+        <w:t xml:space="preserve">Render will auto-redeploy the backend within 2-3 minutes after the push.</w:t>
+      </w:r>
+    </w:p>
+    <w:p xmlns:wp14="http://schemas.microsoft.com/office/word/2010/wordml" wp14:textId="77777777">
+      <w:pPr>
+        <w:spacing w:before="80" w:after="80"/>
+      </w:pPr>
+      <w:r/>
+    </w:p>
+    <w:p xmlns:wp14="http://schemas.microsoft.com/office/word/2010/wordml" wp14:textId="77777777">
+      <w:pPr>
+        <w:pStyle w:val="Heading2"/>
+        <w:spacing w:before="240" w:after="120"/>
+      </w:pPr>
+      <w:r>
+        <w:rPr>
+          <w:rFonts w:ascii="Arial" w:hAnsi="Arial" w:eastAsia="Arial" w:cs="Arial"/>
+          <w:b/>
+          <w:bCs/>
+          <w:color w:val="1F4E79"/>
+          <w:sz w:val="26"/>
+          <w:szCs w:val="26"/>
+        </w:rPr>
+        <w:t xml:space="preserve">3.5 Set Up Gmail OAuth for Email (Data Request Tab)</w:t>
+      </w:r>
+    </w:p>
+    <w:p xmlns:wp14="http://schemas.microsoft.com/office/word/2010/wordml" wp14:textId="77777777">
+      <w:pPr>
+        <w:spacing w:before="80" w:after="80"/>
+      </w:pPr>
+      <w:r>
+        <w:rPr>
+          <w:rFonts w:ascii="Arial" w:hAnsi="Arial" w:eastAsia="Arial" w:cs="Arial"/>
+          <w:sz w:val="22"/>
+          <w:szCs w:val="22"/>
+        </w:rPr>
+        <w:t xml:space="preserve">The Data Request tab sends confirmation emails with a ZIP download link to users. This uses Gmail OAuth2 — not SMTP — so no App Password is needed and emails can be sent to any recipient. Complete the following sub-steps once to configure it.</w:t>
+      </w:r>
+    </w:p>
+    <w:p xmlns:wp14="http://schemas.microsoft.com/office/word/2010/wordml" wp14:textId="77777777">
+      <w:pPr>
+        <w:spacing w:before="80" w:after="80"/>
+      </w:pPr>
+      <w:r>
+        <w:rPr>
+          <w:rFonts w:ascii="Arial" w:hAnsi="Arial" w:eastAsia="Arial" w:cs="Arial"/>
+          <w:b/>
+          <w:sz w:val="22"/>
+          <w:szCs w:val="22"/>
+        </w:rPr>
+        <w:t xml:space="preserve">3.5.1 Create a Google Cloud Project and enable the Gmail API</w:t>
+      </w:r>
+    </w:p>
+    <w:p xmlns:wp14="http://schemas.microsoft.com/office/word/2010/wordml" wp14:textId="77777777">
+      <w:pPr>
+        <w:spacing w:before="60" w:after="60"/>
+        <w:ind w:left="360"/>
+      </w:pPr>
+      <w:r>
+        <w:rPr>
+          <w:rFonts w:ascii="Arial" w:hAnsi="Arial" w:eastAsia="Arial" w:cs="Arial"/>
+          <w:sz w:val="22"/>
+          <w:szCs w:val="22"/>
+        </w:rPr>
+        <w:t xml:space="preserve">1. Go to console.cloud.google.com and sign in with the Gmail account you want to send emails from.</w:t>
+      </w:r>
+    </w:p>
+    <w:p xmlns:wp14="http://schemas.microsoft.com/office/word/2010/wordml" wp14:textId="77777777">
+      <w:pPr>
+        <w:spacing w:before="60" w:after="60"/>
+        <w:ind w:left="360"/>
+      </w:pPr>
+      <w:r>
+        <w:rPr>
+          <w:rFonts w:ascii="Arial" w:hAnsi="Arial" w:eastAsia="Arial" w:cs="Arial"/>
+          <w:sz w:val="22"/>
+          <w:szCs w:val="22"/>
+        </w:rPr>
+        <w:t xml:space="preserve">2. Click the project dropdown at the top → New Project → name it (e.g. Kansas Atlas) → Create.</w:t>
+      </w:r>
+    </w:p>
+    <w:p xmlns:wp14="http://schemas.microsoft.com/office/word/2010/wordml" wp14:textId="77777777">
+      <w:pPr>
+        <w:spacing w:before="60" w:after="60"/>
+        <w:ind w:left="360"/>
+      </w:pPr>
+      <w:r>
+        <w:rPr>
+          <w:rFonts w:ascii="Arial" w:hAnsi="Arial" w:eastAsia="Arial" w:cs="Arial"/>
+          <w:sz w:val="22"/>
+          <w:szCs w:val="22"/>
+        </w:rPr>
+        <w:t xml:space="preserve">3. Go to APIs &amp; Services → Library → search for Gmail API → click Enable.</w:t>
+      </w:r>
+    </w:p>
+    <w:p xmlns:wp14="http://schemas.microsoft.com/office/word/2010/wordml" wp14:textId="77777777">
+      <w:pPr>
+        <w:spacing w:before="80" w:after="80"/>
+      </w:pPr>
+      <w:r>
+        <w:rPr>
+          <w:rFonts w:ascii="Arial" w:hAnsi="Arial" w:eastAsia="Arial" w:cs="Arial"/>
+          <w:b/>
+          <w:sz w:val="22"/>
+          <w:szCs w:val="22"/>
+        </w:rPr>
+        <w:t xml:space="preserve">3.5.2 Configure the OAuth Consent Screen</w:t>
+      </w:r>
+    </w:p>
+    <w:p xmlns:wp14="http://schemas.microsoft.com/office/word/2010/wordml" wp14:textId="77777777">
+      <w:pPr>
+        <w:spacing w:before="60" w:after="60"/>
+        <w:ind w:left="360"/>
+      </w:pPr>
+      <w:r>
+        <w:rPr>
+          <w:rFonts w:ascii="Arial" w:hAnsi="Arial" w:eastAsia="Arial" w:cs="Arial"/>
+          <w:sz w:val="22"/>
+          <w:szCs w:val="22"/>
+        </w:rPr>
+        <w:t xml:space="preserve">1. Go to APIs &amp; Services → OAuth consent screen → select External → Create.</w:t>
+      </w:r>
+    </w:p>
+    <w:p xmlns:wp14="http://schemas.microsoft.com/office/word/2010/wordml" wp14:textId="77777777">
+      <w:pPr>
+        <w:spacing w:before="60" w:after="60"/>
+        <w:ind w:left="360"/>
+      </w:pPr>
+      <w:r>
+        <w:rPr>
+          <w:rFonts w:ascii="Arial" w:hAnsi="Arial" w:eastAsia="Arial" w:cs="Arial"/>
+          <w:sz w:val="22"/>
+          <w:szCs w:val="22"/>
+        </w:rPr>
+        <w:t xml:space="preserve">2. Fill in App name, User support email, and Developer contact email (all can be your Gmail). Click Save and Continue through the remaining screens.</w:t>
+      </w:r>
+    </w:p>
+    <w:p xmlns:wp14="http://schemas.microsoft.com/office/word/2010/wordml" wp14:textId="77777777">
+      <w:pPr>
+        <w:spacing w:before="60" w:after="60"/>
+        <w:ind w:left="360"/>
+      </w:pPr>
+      <w:r>
+        <w:rPr>
+          <w:rFonts w:ascii="Arial" w:hAnsi="Arial" w:eastAsia="Arial" w:cs="Arial"/>
+          <w:sz w:val="22"/>
+          <w:szCs w:val="22"/>
+        </w:rPr>
+        <w:t xml:space="preserve">3. Once the app is created, click Publish App to move it to production status. This ensures the refresh token never expires due to testing mode restrictions.</w:t>
+      </w:r>
+    </w:p>
+    <w:p xmlns:wp14="http://schemas.microsoft.com/office/word/2010/wordml" wp14:textId="77777777">
+      <w:pPr>
+        <w:spacing w:before="80" w:after="80"/>
+      </w:pPr>
+      <w:r>
+        <w:rPr>
+          <w:rFonts w:ascii="Arial" w:hAnsi="Arial" w:eastAsia="Arial" w:cs="Arial"/>
+          <w:b/>
+          <w:sz w:val="22"/>
+          <w:szCs w:val="22"/>
+        </w:rPr>
+        <w:t xml:space="preserve">3.5.3 Create OAuth Credentials</w:t>
+      </w:r>
+    </w:p>
+    <w:p xmlns:wp14="http://schemas.microsoft.com/office/word/2010/wordml" wp14:textId="77777777">
+      <w:pPr>
+        <w:spacing w:before="60" w:after="60"/>
+        <w:ind w:left="360"/>
+      </w:pPr>
+      <w:r>
+        <w:rPr>
+          <w:rFonts w:ascii="Arial" w:hAnsi="Arial" w:eastAsia="Arial" w:cs="Arial"/>
+          <w:sz w:val="22"/>
+          <w:szCs w:val="22"/>
+        </w:rPr>
+        <w:t xml:space="preserve">1. Go to APIs &amp; Services → Credentials → Create Credentials → OAuth client ID.</w:t>
+      </w:r>
+    </w:p>
+    <w:p xmlns:wp14="http://schemas.microsoft.com/office/word/2010/wordml" wp14:textId="77777777">
+      <w:pPr>
+        <w:spacing w:before="60" w:after="60"/>
+        <w:ind w:left="360"/>
+      </w:pPr>
+      <w:r>
+        <w:rPr>
+          <w:rFonts w:ascii="Arial" w:hAnsi="Arial" w:eastAsia="Arial" w:cs="Arial"/>
+          <w:sz w:val="22"/>
+          <w:szCs w:val="22"/>
+        </w:rPr>
+        <w:t xml:space="preserve">2. Select Desktop app as the application type → name it → Create.</w:t>
+      </w:r>
+    </w:p>
+    <w:p xmlns:wp14="http://schemas.microsoft.com/office/word/2010/wordml" wp14:textId="77777777">
+      <w:pPr>
+        <w:spacing w:before="60" w:after="60"/>
+        <w:ind w:left="360"/>
+      </w:pPr>
+      <w:r>
+        <w:rPr>
+          <w:rFonts w:ascii="Arial" w:hAnsi="Arial" w:eastAsia="Arial" w:cs="Arial"/>
+          <w:sz w:val="22"/>
+          <w:szCs w:val="22"/>
+        </w:rPr>
+        <w:t xml:space="preserve">3. Download the JSON file. Note the Client ID and Client Secret shown on screen — copy these to Render’s Environment tab as GMAIL_CLIENT_ID and GMAIL_CLIENT_SECRET.</w:t>
+      </w:r>
+    </w:p>
+    <w:p xmlns:wp14="http://schemas.microsoft.com/office/word/2010/wordml" wp14:textId="77777777">
+      <w:pPr>
+        <w:spacing w:before="80" w:after="80"/>
+      </w:pPr>
+      <w:r>
+        <w:rPr>
+          <w:rFonts w:ascii="Arial" w:hAnsi="Arial" w:eastAsia="Arial" w:cs="Arial"/>
+          <w:b/>
+          <w:sz w:val="22"/>
+          <w:szCs w:val="22"/>
+        </w:rPr>
+        <w:t xml:space="preserve">3.5.4 Generate the Refresh Token</w:t>
+      </w:r>
+    </w:p>
+    <w:p xmlns:wp14="http://schemas.microsoft.com/office/word/2010/wordml" wp14:textId="77777777">
+      <w:pPr>
+        <w:spacing w:before="80" w:after="80"/>
+      </w:pPr>
+      <w:r>
+        <w:rPr>
+          <w:rFonts w:ascii="Arial" w:hAnsi="Arial" w:eastAsia="Arial" w:cs="Arial"/>
+          <w:sz w:val="22"/>
+          <w:szCs w:val="22"/>
+        </w:rPr>
+        <w:t xml:space="preserve">Install the required library and run the token generation script from the project root:</w:t>
+      </w:r>
+    </w:p>
+    <w:p xmlns:wp14="http://schemas.microsoft.com/office/word/2010/wordml" wp14:textId="77777777">
+      <w:pPr>
+        <w:pBdr>
+          <w:left w:val="single" w:color="2E75B6" w:sz="6"/>
+        </w:pBdr>
+        <w:spacing w:before="100" w:after="100"/>
+        <w:ind w:left="360"/>
+      </w:pPr>
+      <w:r>
+        <w:rPr>
+          <w:rFonts w:ascii="Courier New" w:hAnsi="Courier New" w:eastAsia="Courier New" w:cs="Courier New"/>
+          <w:color w:val="1A5276"/>
+          <w:sz w:val="18"/>
+          <w:szCs w:val="18"/>
+        </w:rPr>
+        <w:t xml:space="preserve">►  Run in: VS Code Terminal (project root)</w:t>
+      </w:r>
+    </w:p>
+    <w:p xmlns:wp14="http://schemas.microsoft.com/office/word/2010/wordml" wp14:textId="77777777">
+      <w:pPr>
+        <w:pBdr>
+          <w:left w:val="single" w:color="555555" w:sz="6"/>
+        </w:pBdr>
+        <w:spacing w:before="60" w:after="60"/>
+        <w:ind w:left="360"/>
+      </w:pPr>
+      <w:r>
+        <w:rPr>
+          <w:rFonts w:ascii="Courier New" w:hAnsi="Courier New" w:eastAsia="Courier New" w:cs="Courier New"/>
+          <w:sz w:val="18"/>
+          <w:szCs w:val="18"/>
+        </w:rPr>
+        <w:t xml:space="preserve">pip install google-auth-oauthlib</w:t>
+      </w:r>
+    </w:p>
+    <w:p xmlns:wp14="http://schemas.microsoft.com/office/word/2010/wordml" wp14:textId="77777777">
+      <w:pPr>
+        <w:pBdr>
+          <w:left w:val="single" w:color="555555" w:sz="6"/>
+        </w:pBdr>
+        <w:spacing w:before="60" w:after="60"/>
+        <w:ind w:left="360"/>
+      </w:pPr>
+      <w:r>
+        <w:rPr>
+          <w:rFonts w:ascii="Courier New" w:hAnsi="Courier New" w:eastAsia="Courier New" w:cs="Courier New"/>
+          <w:sz w:val="18"/>
+          <w:szCs w:val="18"/>
+        </w:rPr>
+        <w:t xml:space="preserve">python get_token.py</w:t>
+      </w:r>
+    </w:p>
+    <w:p xmlns:wp14="http://schemas.microsoft.com/office/word/2010/wordml" wp14:textId="77777777">
+      <w:pPr>
+        <w:spacing w:before="80" w:after="80"/>
+      </w:pPr>
+      <w:r>
+        <w:rPr>
+          <w:rFonts w:ascii="Arial" w:hAnsi="Arial" w:eastAsia="Arial" w:cs="Arial"/>
+          <w:sz w:val="22"/>
+          <w:szCs w:val="22"/>
+        </w:rPr>
+        <w:t xml:space="preserve">A browser window will open. Sign in with your Gmail account and click Allow. If you see a “Google hasn’t verified this app” warning, click Advanced → Go to [app name] (unsafe) — this is expected since the app is your own project.</w:t>
+      </w:r>
+    </w:p>
+    <w:p xmlns:wp14="http://schemas.microsoft.com/office/word/2010/wordml" wp14:textId="77777777">
+      <w:pPr>
+        <w:spacing w:before="80" w:after="80"/>
+      </w:pPr>
+      <w:r>
+        <w:rPr>
+          <w:rFonts w:ascii="Arial" w:hAnsi="Arial" w:eastAsia="Arial" w:cs="Arial"/>
+          <w:sz w:val="22"/>
+          <w:szCs w:val="22"/>
+        </w:rPr>
+        <w:t xml:space="preserve">The terminal will print the refresh token. Copy it and add it to Render’s Environment tab as GMAIL_REFRESH_TOKEN. Click Save Changes and wait for Render to redeploy.</w:t>
+      </w:r>
+    </w:p>
+    <w:p xmlns:wp14="http://schemas.microsoft.com/office/word/2010/wordml" wp14:textId="77777777">
+      <w:pPr>
+        <w:pBdr>
+          <w:left w:val="single" w:color="F39C12" w:sz="6"/>
+        </w:pBdr>
+        <w:spacing w:before="100" w:after="100"/>
+        <w:ind w:left="360"/>
+      </w:pPr>
+      <w:r>
+        <w:rPr>
+          <w:rFonts w:ascii="Arial" w:hAnsi="Arial" w:eastAsia="Arial" w:cs="Arial"/>
+          <w:i/>
+          <w:iCs/>
+          <w:color w:val="7D6608"/>
+          <w:sz w:val="20"/>
+          <w:szCs w:val="20"/>
+        </w:rPr>
+        <w:t xml:space="preserve">Note: The refresh token lasts indefinitely as long as the OAuth app is in production mode and the token is used at least once every 6 months. Do not share or commit this token to GitHub. If you ever need to regenerate it, revoke the app at myaccount.google.com/permissions and re-run get_token.py.</w:t>
+      </w:r>
+    </w:p>
+    <w:p xmlns:wp14="http://schemas.microsoft.com/office/word/2010/wordml" wp14:textId="77777777">
+      <w:pPr>
+        <w:spacing w:before="80" w:after="80"/>
+      </w:pPr>
+      <w:r/>
+    </w:p>
+    <w:p xmlns:wp14="http://schemas.microsoft.com/office/word/2010/wordml" wp14:textId="77777777">
+      <w:pPr>
+        <w:pStyle w:val="Heading2"/>
+        <w:spacing w:before="240" w:after="120"/>
+      </w:pPr>
+      <w:r>
+        <w:rPr>
+          <w:rFonts w:ascii="Arial" w:hAnsi="Arial" w:eastAsia="Arial" w:cs="Arial"/>
+          <w:b/>
+          <w:bCs/>
+          <w:color w:val="1F4E79"/>
+          <w:sz w:val="26"/>
+          <w:szCs w:val="26"/>
+        </w:rPr>
+        <w:t xml:space="preserve">3.6 Commit Dataset Files to GitHub</w:t>
+      </w:r>
+    </w:p>
+    <w:p xmlns:wp14="http://schemas.microsoft.com/office/word/2010/wordml" wp14:textId="77777777">
+      <w:pPr>
+        <w:spacing w:before="80" w:after="80"/>
+      </w:pPr>
+      <w:r>
+        <w:rPr>
+          <w:rFonts w:ascii="Arial" w:hAnsi="Arial" w:eastAsia="Arial" w:cs="Arial"/>
+          <w:sz w:val="22"/>
+          <w:szCs w:val="22"/>
+        </w:rPr>
+        <w:t xml:space="preserve">The Data Request tab packages and delivers the raw CSV files when a user submits a request. These files must be committed to GitHub so Render can access them. The CSV files live in backend/data_raw/ and the code looks for them there via a path relative to backend/app/api/data_request.py.</w:t>
+      </w:r>
+    </w:p>
+    <w:p xmlns:wp14="http://schemas.microsoft.com/office/word/2010/wordml" wp14:textId="77777777">
+      <w:pPr>
+        <w:spacing w:before="80" w:after="80"/>
+      </w:pPr>
+      <w:r>
+        <w:rPr>
+          <w:rFonts w:ascii="Arial" w:hAnsi="Arial" w:eastAsia="Arial" w:cs="Arial"/>
+          <w:sz w:val="22"/>
+          <w:szCs w:val="22"/>
+        </w:rPr>
+        <w:t xml:space="preserve">Verify the files exist locally, then commit them:</w:t>
+      </w:r>
+    </w:p>
+    <w:p xmlns:wp14="http://schemas.microsoft.com/office/word/2010/wordml" wp14:textId="77777777">
+      <w:pPr>
+        <w:pBdr>
+          <w:left w:val="single" w:color="2E75B6" w:sz="6"/>
+        </w:pBdr>
+        <w:spacing w:before="100" w:after="100"/>
+        <w:ind w:left="360"/>
+      </w:pPr>
+      <w:r>
+        <w:rPr>
+          <w:rFonts w:ascii="Courier New" w:hAnsi="Courier New" w:eastAsia="Courier New" w:cs="Courier New"/>
+          <w:color w:val="1A5276"/>
+          <w:sz w:val="18"/>
+          <w:szCs w:val="18"/>
+        </w:rPr>
+        <w:t xml:space="preserve">►  Run in: VS Code Terminal (project root)</w:t>
+      </w:r>
+    </w:p>
+    <w:p xmlns:wp14="http://schemas.microsoft.com/office/word/2010/wordml" wp14:textId="77777777">
+      <w:pPr>
+        <w:pBdr>
+          <w:left w:val="single" w:color="555555" w:sz="6"/>
+        </w:pBdr>
+        <w:spacing w:before="60" w:after="60"/>
+        <w:ind w:left="360"/>
+      </w:pPr>
+      <w:r>
+        <w:rPr>
+          <w:rFonts w:ascii="Courier New" w:hAnsi="Courier New" w:eastAsia="Courier New" w:cs="Courier New"/>
+          <w:sz w:val="18"/>
+          <w:szCs w:val="18"/>
+        </w:rPr>
+        <w:t xml:space="preserve">ls backend/data_raw/</w:t>
+      </w:r>
+    </w:p>
+    <w:p xmlns:wp14="http://schemas.microsoft.com/office/word/2010/wordml" wp14:textId="77777777">
+      <w:pPr>
+        <w:pBdr>
+          <w:left w:val="single" w:color="555555" w:sz="6"/>
+        </w:pBdr>
+        <w:spacing w:before="60" w:after="60"/>
+        <w:ind w:left="360"/>
+      </w:pPr>
+      <w:r>
+        <w:rPr>
+          <w:rFonts w:ascii="Courier New" w:hAnsi="Courier New" w:eastAsia="Courier New" w:cs="Courier New"/>
+          <w:sz w:val="18"/>
+          <w:szCs w:val="18"/>
+        </w:rPr>
+        <w:t xml:space="preserve">git add backend/data_raw/</w:t>
+      </w:r>
+    </w:p>
+    <w:p xmlns:wp14="http://schemas.microsoft.com/office/word/2010/wordml" wp14:textId="77777777">
+      <w:pPr>
+        <w:pBdr>
+          <w:left w:val="single" w:color="555555" w:sz="6"/>
+        </w:pBdr>
+        <w:spacing w:before="60" w:after="60"/>
+        <w:ind w:left="360"/>
+      </w:pPr>
+      <w:r>
+        <w:rPr>
+          <w:rFonts w:ascii="Courier New" w:hAnsi="Courier New" w:eastAsia="Courier New" w:cs="Courier New"/>
+          <w:sz w:val="18"/>
+          <w:szCs w:val="18"/>
+        </w:rPr>
+        <w:t xml:space="preserve">git commit -m "Add dataset CSV files for data request download"</w:t>
+      </w:r>
+    </w:p>
+    <w:p xmlns:wp14="http://schemas.microsoft.com/office/word/2010/wordml" wp14:textId="77777777">
+      <w:pPr>
+        <w:pBdr>
+          <w:left w:val="single" w:color="555555" w:sz="6"/>
+        </w:pBdr>
+        <w:spacing w:before="60" w:after="60"/>
+        <w:ind w:left="360"/>
+      </w:pPr>
+      <w:r>
+        <w:rPr>
+          <w:rFonts w:ascii="Courier New" w:hAnsi="Courier New" w:eastAsia="Courier New" w:cs="Courier New"/>
+          <w:sz w:val="18"/>
+          <w:szCs w:val="18"/>
+        </w:rPr>
+        <w:t xml:space="preserve">git push origin main</w:t>
+      </w:r>
+    </w:p>
+    <w:p xmlns:wp14="http://schemas.microsoft.com/office/word/2010/wordml" wp14:textId="77777777">
+      <w:pPr>
+        <w:pBdr>
+          <w:left w:val="single" w:color="F39C12" w:sz="6"/>
+        </w:pBdr>
+        <w:spacing w:before="100" w:after="100"/>
+        <w:ind w:left="360"/>
+      </w:pPr>
+      <w:r>
+        <w:rPr>
+          <w:rFonts w:ascii="Arial" w:hAnsi="Arial" w:eastAsia="Arial" w:cs="Arial"/>
+          <w:i/>
+          <w:iCs/>
+          <w:color w:val="7D6608"/>
+          <w:sz w:val="20"/>
+          <w:szCs w:val="20"/>
+        </w:rPr>
+        <w:t xml:space="preserve">Note: The data_raw/ folder path is resolved relative to backend/app/api/data_request.py using parents[2]. If you reorganize the project structure, update the DATA_DIR path accordingly in that file.</w:t>
+      </w:r>
+    </w:p>
+    <w:p xmlns:wp14="http://schemas.microsoft.com/office/word/2010/wordml" wp14:textId="77777777">
+      <w:pPr>
+        <w:spacing w:before="80" w:after="80"/>
+      </w:pPr>
+      <w:r/>
+    </w:p>
+    <w:p xmlns:wp14="http://schemas.microsoft.com/office/word/2010/wordml" wp14:textId="77777777">
+      <w:pPr>
+        <w:pStyle w:val="Heading1"/>
+        <w:spacing w:before="320" w:after="160"/>
+      </w:pPr>
+      <w:r>
+        <w:rPr>
+          <w:rFonts w:ascii="Arial" w:hAnsi="Arial" w:eastAsia="Arial" w:cs="Arial"/>
+          <w:b/>
+          <w:bCs/>
+          <w:color w:val="2E75B6"/>
+          <w:sz w:val="32"/>
+          <w:szCs w:val="32"/>
+        </w:rPr>
+        <w:t xml:space="preserve">Step 4: Deploy the Frontend Static Site</w:t>
+      </w:r>
+    </w:p>
+    <w:p xmlns:wp14="http://schemas.microsoft.com/office/word/2010/wordml" wp14:textId="77777777">
+      <w:pPr>
+        <w:spacing w:before="80" w:after="80"/>
+      </w:pPr>
+      <w:r>
+        <w:rPr>
+          <w:rFonts w:ascii="Arial" w:hAnsi="Arial" w:eastAsia="Arial" w:cs="Arial"/>
+          <w:sz w:val="22"/>
+          <w:szCs w:val="22"/>
+          <w:lang w:val="en-US"/>
+        </w:rPr>
+        <w:t>Steps 4.1 and 4.2 involve editing local files in VS Code. Steps 4.3 and 4.4 are done in the Render dashboard.</w:t>
+      </w:r>
+    </w:p>
+    <w:p xmlns:wp14="http://schemas.microsoft.com/office/word/2010/wordml" wp14:textId="77777777">
+      <w:pPr>
+        <w:spacing w:before="80" w:after="80"/>
+      </w:pPr>
+      <w:r/>
+    </w:p>
+    <w:p xmlns:wp14="http://schemas.microsoft.com/office/word/2010/wordml" wp14:textId="77777777">
+      <w:pPr>
+        <w:pStyle w:val="Heading2"/>
+        <w:spacing w:before="240" w:after="120"/>
+      </w:pPr>
+      <w:r>
+        <w:rPr>
+          <w:rFonts w:ascii="Arial" w:hAnsi="Arial" w:eastAsia="Arial" w:cs="Arial"/>
+          <w:b/>
+          <w:bCs/>
+          <w:color w:val="1F4E79"/>
+          <w:sz w:val="26"/>
+          <w:szCs w:val="26"/>
+        </w:rPr>
+        <w:t xml:space="preserve">4.1 Update Vite Base URL (VS Code)</w:t>
+      </w:r>
+    </w:p>
+    <w:p xmlns:wp14="http://schemas.microsoft.com/office/word/2010/wordml" wp14:textId="77777777">
+      <w:pPr>
+        <w:spacing w:before="80" w:after="80"/>
+      </w:pPr>
+      <w:r>
+        <w:rPr>
+          <w:rFonts w:ascii="Arial" w:hAnsi="Arial" w:eastAsia="Arial" w:cs="Arial"/>
+          <w:sz w:val="22"/>
+          <w:szCs w:val="22"/>
+          <w:lang w:val="en-US"/>
+        </w:rPr>
+        <w:t>Open frontend/vite.config.ts in VS Code. If you previously set base: '/atlas/' for the KSU deployment, change it to:</w:t>
+      </w:r>
+    </w:p>
+    <w:p xmlns:wp14="http://schemas.microsoft.com/office/word/2010/wordml" wp14:textId="77777777">
+      <w:pPr>
+        <w:spacing w:before="80" w:after="80"/>
+      </w:pPr>
+      <w:r/>
+    </w:p>
+    <w:p xmlns:wp14="http://schemas.microsoft.com/office/word/2010/wordml" wp14:textId="77777777">
+      <w:pPr>
+        <w:spacing w:before="60" w:after="60"/>
+        <w:ind w:left="720"/>
+      </w:pPr>
+      <w:r>
+        <w:rPr>
+          <w:rFonts w:ascii="Courier New" w:hAnsi="Courier New" w:eastAsia="Courier New" w:cs="Courier New"/>
+          <w:color w:val="C0392B"/>
+          <w:sz w:val="20"/>
+          <w:szCs w:val="20"/>
+          <w:lang w:val="en-US"/>
+        </w:rPr>
+        <w:t>export default defineConfig({</w:t>
+      </w:r>
+    </w:p>
+    <w:p xmlns:wp14="http://schemas.microsoft.com/office/word/2010/wordml" wp14:textId="77777777">
+      <w:pPr>
+        <w:spacing w:before="60" w:after="60"/>
+        <w:ind w:left="720"/>
+      </w:pPr>
+      <w:r>
+        <w:rPr>
+          <w:rFonts w:ascii="Courier New" w:hAnsi="Courier New" w:eastAsia="Courier New" w:cs="Courier New"/>
+          <w:color w:val="C0392B"/>
+          <w:sz w:val="20"/>
+          <w:szCs w:val="20"/>
+          <w:lang w:val="en-US"/>
+        </w:rPr>
+        <w:t xml:space="preserve">  plugins: [react()],</w:t>
+      </w:r>
+    </w:p>
+    <w:p xmlns:wp14="http://schemas.microsoft.com/office/word/2010/wordml" wp14:textId="77777777">
+      <w:pPr>
+        <w:spacing w:before="60" w:after="60"/>
+        <w:ind w:left="720"/>
+      </w:pPr>
+      <w:r>
+        <w:rPr>
+          <w:rFonts w:ascii="Courier New" w:hAnsi="Courier New" w:eastAsia="Courier New" w:cs="Courier New"/>
+          <w:color w:val="C0392B"/>
+          <w:sz w:val="20"/>
+          <w:szCs w:val="20"/>
+          <w:lang w:val="en-US"/>
+        </w:rPr>
+        <w:t xml:space="preserve">  base: '/',   // Use '/' for Render, '/PROJECT_NAME/' for KSU</w:t>
+      </w:r>
+    </w:p>
+    <w:p xmlns:wp14="http://schemas.microsoft.com/office/word/2010/wordml" wp14:textId="77777777">
+      <w:pPr>
+        <w:spacing w:before="60" w:after="60"/>
+        <w:ind w:left="720"/>
+      </w:pPr>
+      <w:r>
+        <w:rPr>
+          <w:rFonts w:ascii="Courier New" w:hAnsi="Courier New" w:eastAsia="Courier New" w:cs="Courier New"/>
+          <w:color w:val="C0392B"/>
+          <w:sz w:val="20"/>
+          <w:szCs w:val="20"/>
+        </w:rPr>
+        <w:t xml:space="preserve">  // ... rest of config</w:t>
+      </w:r>
+    </w:p>
+    <w:p xmlns:wp14="http://schemas.microsoft.com/office/word/2010/wordml" wp14:textId="77777777">
+      <w:pPr>
+        <w:spacing w:before="60" w:after="60"/>
+        <w:ind w:left="720"/>
+      </w:pPr>
+      <w:r>
+        <w:rPr>
+          <w:rFonts w:ascii="Courier New" w:hAnsi="Courier New" w:eastAsia="Courier New" w:cs="Courier New"/>
+          <w:color w:val="C0392B"/>
+          <w:sz w:val="20"/>
+          <w:szCs w:val="20"/>
+        </w:rPr>
+        <w:t xml:space="preserve">})</w:t>
+      </w:r>
+    </w:p>
+    <w:p xmlns:wp14="http://schemas.microsoft.com/office/word/2010/wordml" wp14:textId="77777777">
+      <w:pPr>
+        <w:spacing w:before="80" w:after="80"/>
+      </w:pPr>
+      <w:r/>
+    </w:p>
+    <w:p xmlns:wp14="http://schemas.microsoft.com/office/word/2010/wordml" wp14:textId="77777777">
+      <w:pPr>
+        <w:pBdr>
+          <w:left w:val="single" w:color="F39C12" w:sz="6"/>
+        </w:pBdr>
+        <w:spacing w:before="100" w:after="100"/>
+        <w:ind w:left="360"/>
+      </w:pPr>
+      <w:r>
+        <w:rPr>
+          <w:rFonts w:ascii="Arial" w:hAnsi="Arial" w:eastAsia="Arial" w:cs="Arial"/>
+          <w:i/>
+          <w:iCs/>
+          <w:color w:val="7D6608"/>
+          <w:sz w:val="20"/>
+          <w:szCs w:val="20"/>
+        </w:rPr>
+        <w:t xml:space="preserve">Note: Keep a comment noting that base must be changed back to '/atlas/' when deploying to the KSU server.</w:t>
+      </w:r>
+    </w:p>
+    <w:p xmlns:wp14="http://schemas.microsoft.com/office/word/2010/wordml" wp14:textId="77777777">
+      <w:pPr>
+        <w:spacing w:before="80" w:after="80"/>
+      </w:pPr>
+      <w:r/>
+    </w:p>
+    <w:p xmlns:wp14="http://schemas.microsoft.com/office/word/2010/wordml" wp14:textId="77777777">
+      <w:pPr>
+        <w:pStyle w:val="Heading2"/>
+        <w:spacing w:before="240" w:after="120"/>
+      </w:pPr>
+      <w:r>
+        <w:rPr>
+          <w:rFonts w:ascii="Arial" w:hAnsi="Arial" w:eastAsia="Arial" w:cs="Arial"/>
+          <w:b w:val="1"/>
+          <w:bCs w:val="1"/>
+          <w:color w:val="1F4E79"/>
+          <w:sz w:val="26"/>
+          <w:szCs w:val="26"/>
+          <w:lang w:val="en-US"/>
+        </w:rPr>
+        <w:t>4.2 Update .env.production (VS Code)</w:t>
+      </w:r>
+    </w:p>
+    <w:p xmlns:wp14="http://schemas.microsoft.com/office/word/2010/wordml" wp14:textId="77777777">
+      <w:pPr>
+        <w:spacing w:before="80" w:after="80"/>
+      </w:pPr>
+      <w:r>
+        <w:rPr>
+          <w:rFonts w:ascii="Arial" w:hAnsi="Arial" w:eastAsia="Arial" w:cs="Arial"/>
+          <w:sz w:val="22"/>
+          <w:szCs w:val="22"/>
+          <w:lang w:val="en-US"/>
+        </w:rPr>
+        <w:t>Open frontend/.env.production in VS Code. Update the API URL to point to your Render backend:</w:t>
+      </w:r>
+    </w:p>
+    <w:p xmlns:wp14="http://schemas.microsoft.com/office/word/2010/wordml" wp14:textId="77777777">
+      <w:pPr>
+        <w:spacing w:before="80" w:after="80"/>
+      </w:pPr>
+      <w:r/>
+    </w:p>
+    <w:p xmlns:wp14="http://schemas.microsoft.com/office/word/2010/wordml" wp14:textId="77777777">
+      <w:pPr>
+        <w:spacing w:before="60" w:after="60"/>
+        <w:ind w:left="720"/>
+      </w:pPr>
+      <w:r>
+        <w:rPr>
+          <w:rFonts w:ascii="Courier New" w:hAnsi="Courier New" w:eastAsia="Courier New" w:cs="Courier New"/>
+          <w:color w:val="C0392B"/>
+          <w:sz w:val="20"/>
+          <w:szCs w:val="20"/>
+        </w:rPr>
+        <w:t xml:space="preserve">VITE_API_URL=https://your-backend-service.onrender.com</w:t>
+      </w:r>
+    </w:p>
+    <w:p xmlns:wp14="http://schemas.microsoft.com/office/word/2010/wordml" wp14:textId="77777777">
+      <w:pPr>
+        <w:spacing w:before="80" w:after="80"/>
+      </w:pPr>
+      <w:r/>
+    </w:p>
+    <w:p xmlns:wp14="http://schemas.microsoft.com/office/word/2010/wordml" wp14:textId="77777777">
+      <w:pPr>
+        <w:spacing w:before="80" w:after="80"/>
+      </w:pPr>
+      <w:r>
+        <w:rPr>
+          <w:rFonts w:ascii="Arial" w:hAnsi="Arial" w:eastAsia="Arial" w:cs="Arial"/>
+          <w:sz w:val="22"/>
+          <w:szCs w:val="22"/>
+        </w:rPr>
+        <w:t xml:space="preserve">Save the file, then rebuild the frontend locally to confirm it works:</w:t>
+      </w:r>
+    </w:p>
+    <w:p xmlns:wp14="http://schemas.microsoft.com/office/word/2010/wordml" wp14:textId="77777777">
+      <w:pPr>
+        <w:shd w:val="clear" w:color="auto" w:fill="1A5276"/>
+        <w:spacing w:before="140" w:after="0"/>
+      </w:pPr>
       <w:r>
         <w:rPr>
           <w:rFonts w:ascii="Arial" w:hAnsi="Arial" w:eastAsia="Arial" w:cs="Arial"/>
@@ -4342,7 +4659,7 @@
           <w:szCs w:val="19"/>
           <w:lang w:val="en-US"/>
         </w:rPr>
-        <w:t xml:space="preserve"> in: Mac Terminal (any location)</w:t>
+        <w:t>►  Run in: VS Code Terminal (frontend/)</w:t>
       </w:r>
     </w:p>
     <w:p xmlns:wp14="http://schemas.microsoft.com/office/word/2010/wordml" wp14:textId="77777777">
@@ -4358,7 +4675,24 @@
           <w:sz w:val="20"/>
           <w:szCs w:val="20"/>
         </w:rPr>
-        <w:t xml:space="preserve">curl https://your-service-name.onrender.com/api/v1/counties | head -c 300</w:t>
+        <w:t xml:space="preserve">cd frontend</w:t>
+      </w:r>
+    </w:p>
+    <w:p xmlns:wp14="http://schemas.microsoft.com/office/word/2010/wordml" wp14:textId="77777777">
+      <w:pPr>
+        <w:shd w:val="clear" w:color="auto" w:fill="F2F3F4"/>
+        <w:spacing w:before="0" w:after="0"/>
+        <w:ind w:left="360"/>
+      </w:pPr>
+      <w:r>
+        <w:rPr>
+          <w:rFonts w:ascii="Courier New" w:hAnsi="Courier New" w:eastAsia="Courier New" w:cs="Courier New"/>
+          <w:color w:val="C0392B"/>
+          <w:sz w:val="20"/>
+          <w:szCs w:val="20"/>
+          <w:lang w:val="en-US"/>
+        </w:rPr>
+        <w:t>npm run build</w:t>
       </w:r>
     </w:p>
     <w:p xmlns:wp14="http://schemas.microsoft.com/office/word/2010/wordml" wp14:textId="77777777">
@@ -4376,64 +4710,66 @@
           <w:rFonts w:ascii="Arial" w:hAnsi="Arial" w:eastAsia="Arial" w:cs="Arial"/>
           <w:sz w:val="22"/>
           <w:szCs w:val="22"/>
-          <w:lang w:val="en-US"/>
-        </w:rPr>
-        <w:t xml:space="preserve">Expected response: JSON starting </w:t>
-      </w:r>
-      <w:r>
-        <w:rPr>
-          <w:rFonts w:ascii="Arial" w:hAnsi="Arial" w:eastAsia="Arial" w:cs="Arial"/>
-          <w:sz w:val="22"/>
-          <w:szCs w:val="22"/>
-          <w:lang w:val="en-US"/>
-        </w:rPr>
-        <w:t>with {"</w:t>
-      </w:r>
-      <w:r>
-        <w:rPr>
-          <w:rFonts w:ascii="Arial" w:hAnsi="Arial" w:eastAsia="Arial" w:cs="Arial"/>
-          <w:sz w:val="22"/>
-          <w:szCs w:val="22"/>
-          <w:lang w:val="en-US"/>
-        </w:rPr>
-        <w:t>total":105,"counties</w:t>
-      </w:r>
-      <w:r>
-        <w:rPr>
-          <w:rFonts w:ascii="Arial" w:hAnsi="Arial" w:eastAsia="Arial" w:cs="Arial"/>
-          <w:sz w:val="22"/>
-          <w:szCs w:val="22"/>
-          <w:lang w:val="en-US"/>
-        </w:rPr>
-        <w:t>":[</w:t>
-      </w:r>
-      <w:r>
-        <w:rPr>
-          <w:rFonts w:ascii="Arial" w:hAnsi="Arial" w:eastAsia="Arial" w:cs="Arial"/>
-          <w:sz w:val="22"/>
-          <w:szCs w:val="22"/>
-          <w:lang w:val="en-US"/>
-        </w:rPr>
-        <w:t>{"</w:t>
-      </w:r>
-      <w:r>
-        <w:rPr>
-          <w:rFonts w:ascii="Arial" w:hAnsi="Arial" w:eastAsia="Arial" w:cs="Arial"/>
-          <w:sz w:val="22"/>
-          <w:szCs w:val="22"/>
-          <w:lang w:val="en-US"/>
-        </w:rPr>
-        <w:t>id":</w:t>
-      </w:r>
-      <w:r>
-        <w:rPr>
-          <w:rFonts w:ascii="Arial" w:hAnsi="Arial" w:eastAsia="Arial" w:cs="Arial"/>
-          <w:sz w:val="22"/>
-          <w:szCs w:val="22"/>
-          <w:lang w:val="en-US"/>
-        </w:rPr>
-        <w:t>1,"county_name":"Allen County"...</w:t>
-      </w:r>
+        </w:rPr>
+        <w:t xml:space="preserve">After the build completes, verify the correct backend URL was baked into the built files:</w:t>
+      </w:r>
+    </w:p>
+    <w:p xmlns:wp14="http://schemas.microsoft.com/office/word/2010/wordml" wp14:textId="77777777">
+      <w:pPr>
+        <w:shd w:val="clear" w:color="auto" w:fill="1A5276"/>
+        <w:spacing w:before="140" w:after="0"/>
+      </w:pPr>
+      <w:r>
+        <w:rPr>
+          <w:rFonts w:ascii="Arial" w:hAnsi="Arial" w:eastAsia="Arial" w:cs="Arial"/>
+          <w:b w:val="1"/>
+          <w:bCs w:val="1"/>
+          <w:color w:val="FFFFFF"/>
+          <w:sz w:val="19"/>
+          <w:szCs w:val="19"/>
+          <w:lang w:val="en-US"/>
+        </w:rPr>
+        <w:t>►  Run in: VS Code Terminal (frontend/)</w:t>
+      </w:r>
+    </w:p>
+    <w:p xmlns:wp14="http://schemas.microsoft.com/office/word/2010/wordml" wp14:textId="77777777">
+      <w:pPr>
+        <w:shd w:val="clear" w:color="auto" w:fill="F2F3F4"/>
+        <w:spacing w:before="0" w:after="0"/>
+        <w:ind w:left="360"/>
+      </w:pPr>
+      <w:r>
+        <w:rPr>
+          <w:rFonts w:ascii="Courier New" w:hAnsi="Courier New" w:eastAsia="Courier New" w:cs="Courier New"/>
+          <w:color w:val="C0392B"/>
+          <w:sz w:val="20"/>
+          <w:szCs w:val="20"/>
+          <w:lang w:val="en-US"/>
+        </w:rPr>
+        <w:t>grep -r "your-backend-service" dist/</w:t>
+      </w:r>
+    </w:p>
+    <w:p xmlns:wp14="http://schemas.microsoft.com/office/word/2010/wordml" wp14:textId="77777777">
+      <w:pPr>
+        <w:shd w:val="clear" w:fill="F2F3F4"/>
+        <w:spacing w:before="0" w:after="0"/>
+        <w:ind w:left="360"/>
+      </w:pPr>
+      <w:r>
+        <w:rPr>
+          <w:rFonts w:ascii="Courier New" w:hAnsi="Courier New" w:eastAsia="Courier New" w:cs="Courier New"/>
+          <w:color w:val="C0392B"/>
+          <w:sz w:val="20"/>
+          <w:szCs w:val="20"/>
+        </w:rPr>
+        <w:t xml:space="preserve"># Should output matching lines — confirms the URL is embedded correctly</w:t>
+      </w:r>
+    </w:p>
+    <w:p xmlns:wp14="http://schemas.microsoft.com/office/word/2010/wordml" wp14:textId="77777777">
+      <w:pPr>
+        <w:spacing w:before="0" w:after="80"/>
+      </w:pPr>
+      <w:r/>
     </w:p>
     <w:p xmlns:wp14="http://schemas.microsoft.com/office/word/2010/wordml" wp14:textId="77777777">
       <w:pPr>
@@ -4455,371 +4791,20 @@
           <w:sz w:val="26"/>
           <w:szCs w:val="26"/>
         </w:rPr>
-        <w:t xml:space="preserve">3.4 Hardcode CORS in main.py</w:t>
-      </w:r>
-    </w:p>
-    <w:p xmlns:wp14="http://schemas.microsoft.com/office/word/2010/wordml" wp14:textId="77777777">
-      <w:pPr>
-        <w:spacing w:before="80" w:after="80"/>
-      </w:pPr>
-      <w:r>
-        <w:rPr>
-          <w:rFonts w:ascii="Arial" w:hAnsi="Arial" w:eastAsia="Arial" w:cs="Arial"/>
-          <w:sz w:val="22"/>
-          <w:szCs w:val="22"/>
-          <w:lang w:val="en-US"/>
-        </w:rPr>
-        <w:t xml:space="preserve">Open backend/app/main.py in VS Code. Find the </w:t>
-      </w:r>
-      <w:r>
-        <w:rPr>
-          <w:rFonts w:ascii="Arial" w:hAnsi="Arial" w:eastAsia="Arial" w:cs="Arial"/>
-          <w:sz w:val="22"/>
-          <w:szCs w:val="22"/>
-          <w:lang w:val="en-US"/>
-        </w:rPr>
-        <w:t>CORSMiddleware</w:t>
-      </w:r>
-      <w:r>
-        <w:rPr>
-          <w:rFonts w:ascii="Arial" w:hAnsi="Arial" w:eastAsia="Arial" w:cs="Arial"/>
-          <w:sz w:val="22"/>
-          <w:szCs w:val="22"/>
-          <w:lang w:val="en-US"/>
-        </w:rPr>
-        <w:t xml:space="preserve"> block and hardcode the allowed origins directly. Using environment variables for CORS can cause silent parsing failures. Use this exact pattern:</w:t>
-      </w:r>
-    </w:p>
-    <w:p xmlns:wp14="http://schemas.microsoft.com/office/word/2010/wordml" wp14:textId="77777777">
-      <w:pPr>
-        <w:spacing w:before="80" w:after="80"/>
-      </w:pPr>
-      <w:r/>
-    </w:p>
-    <w:p xmlns:wp14="http://schemas.microsoft.com/office/word/2010/wordml" wp14:textId="77777777">
-      <w:pPr>
-        <w:spacing w:before="60" w:after="60"/>
-        <w:ind w:left="720"/>
-      </w:pPr>
-      <w:r>
-        <w:rPr>
-          <w:rFonts w:ascii="Courier New" w:hAnsi="Courier New" w:eastAsia="Courier New" w:cs="Courier New"/>
-          <w:color w:val="C0392B"/>
-          <w:sz w:val="20"/>
-          <w:szCs w:val="20"/>
-          <w:lang w:val="en-US"/>
-        </w:rPr>
-        <w:t>app.add_middleware</w:t>
-      </w:r>
-      <w:r>
-        <w:rPr>
-          <w:rFonts w:ascii="Courier New" w:hAnsi="Courier New" w:eastAsia="Courier New" w:cs="Courier New"/>
-          <w:color w:val="C0392B"/>
-          <w:sz w:val="20"/>
-          <w:szCs w:val="20"/>
-          <w:lang w:val="en-US"/>
-        </w:rPr>
-        <w:t>(</w:t>
-      </w:r>
-    </w:p>
-    <w:p xmlns:wp14="http://schemas.microsoft.com/office/word/2010/wordml" wp14:textId="77777777">
-      <w:pPr>
-        <w:spacing w:before="60" w:after="60"/>
-        <w:ind w:left="720"/>
-      </w:pPr>
-      <w:r>
-        <w:rPr>
-          <w:rFonts w:ascii="Courier New" w:hAnsi="Courier New" w:eastAsia="Courier New" w:cs="Courier New"/>
-          <w:color w:val="C0392B"/>
-          <w:sz w:val="20"/>
-          <w:szCs w:val="20"/>
-          <w:lang w:val="en-US"/>
-        </w:rPr>
-        <w:t xml:space="preserve">    </w:t>
-      </w:r>
-      <w:r>
-        <w:rPr>
-          <w:rFonts w:ascii="Courier New" w:hAnsi="Courier New" w:eastAsia="Courier New" w:cs="Courier New"/>
-          <w:color w:val="C0392B"/>
-          <w:sz w:val="20"/>
-          <w:szCs w:val="20"/>
-          <w:lang w:val="en-US"/>
-        </w:rPr>
-        <w:t>CORSMiddleware</w:t>
-      </w:r>
-      <w:r>
-        <w:rPr>
-          <w:rFonts w:ascii="Courier New" w:hAnsi="Courier New" w:eastAsia="Courier New" w:cs="Courier New"/>
-          <w:color w:val="C0392B"/>
-          <w:sz w:val="20"/>
-          <w:szCs w:val="20"/>
-          <w:lang w:val="en-US"/>
-        </w:rPr>
-        <w:t>,</w:t>
-      </w:r>
-    </w:p>
-    <w:p xmlns:wp14="http://schemas.microsoft.com/office/word/2010/wordml" wp14:textId="77777777">
-      <w:pPr>
-        <w:spacing w:before="60" w:after="60"/>
-        <w:ind w:left="720"/>
-      </w:pPr>
-      <w:r>
-        <w:rPr>
-          <w:rFonts w:ascii="Courier New" w:hAnsi="Courier New" w:eastAsia="Courier New" w:cs="Courier New"/>
-          <w:color w:val="C0392B"/>
-          <w:sz w:val="20"/>
-          <w:szCs w:val="20"/>
-          <w:lang w:val="en-US"/>
-        </w:rPr>
-        <w:t xml:space="preserve">    </w:t>
-      </w:r>
-      <w:r>
-        <w:rPr>
-          <w:rFonts w:ascii="Courier New" w:hAnsi="Courier New" w:eastAsia="Courier New" w:cs="Courier New"/>
-          <w:color w:val="C0392B"/>
-          <w:sz w:val="20"/>
-          <w:szCs w:val="20"/>
-          <w:lang w:val="en-US"/>
-        </w:rPr>
-        <w:t>allow_origins</w:t>
-      </w:r>
-      <w:r>
-        <w:rPr>
-          <w:rFonts w:ascii="Courier New" w:hAnsi="Courier New" w:eastAsia="Courier New" w:cs="Courier New"/>
-          <w:color w:val="C0392B"/>
-          <w:sz w:val="20"/>
-          <w:szCs w:val="20"/>
-          <w:lang w:val="en-US"/>
-        </w:rPr>
-        <w:t>=[</w:t>
-      </w:r>
-    </w:p>
-    <w:p xmlns:wp14="http://schemas.microsoft.com/office/word/2010/wordml" wp14:textId="77777777">
-      <w:pPr>
-        <w:spacing w:before="60" w:after="60"/>
-        <w:ind w:left="720"/>
-      </w:pPr>
-      <w:r>
-        <w:rPr>
-          <w:rFonts w:ascii="Courier New" w:hAnsi="Courier New" w:eastAsia="Courier New" w:cs="Courier New"/>
-          <w:color w:val="C0392B"/>
-          <w:sz w:val="20"/>
-          <w:szCs w:val="20"/>
-          <w:lang w:val="en-US"/>
-        </w:rPr>
-        <w:t xml:space="preserve">        "https://your-frontend.onrender.com</w:t>
-      </w:r>
-      <w:r>
-        <w:rPr>
-          <w:rFonts w:ascii="Courier New" w:hAnsi="Courier New" w:eastAsia="Courier New" w:cs="Courier New"/>
-          <w:color w:val="C0392B"/>
-          <w:sz w:val="20"/>
-          <w:szCs w:val="20"/>
-          <w:lang w:val="en-US"/>
-        </w:rPr>
-        <w:t>",  #</w:t>
-      </w:r>
-      <w:r>
-        <w:rPr>
-          <w:rFonts w:ascii="Courier New" w:hAnsi="Courier New" w:eastAsia="Courier New" w:cs="Courier New"/>
-          <w:color w:val="C0392B"/>
-          <w:sz w:val="20"/>
-          <w:szCs w:val="20"/>
-          <w:lang w:val="en-US"/>
-        </w:rPr>
-        <w:t xml:space="preserve"> add after Step 4</w:t>
-      </w:r>
-    </w:p>
-    <w:p xmlns:wp14="http://schemas.microsoft.com/office/word/2010/wordml" wp14:textId="77777777">
-      <w:pPr>
-        <w:spacing w:before="60" w:after="60"/>
-        <w:ind w:left="720"/>
-      </w:pPr>
-      <w:r>
-        <w:rPr>
-          <w:rFonts w:ascii="Courier New" w:hAnsi="Courier New" w:eastAsia="Courier New" w:cs="Courier New"/>
-          <w:color w:val="C0392B"/>
-          <w:sz w:val="20"/>
-          <w:szCs w:val="20"/>
-        </w:rPr>
-        <w:t xml:space="preserve">        "http://localhost:5173",</w:t>
-      </w:r>
-    </w:p>
-    <w:p xmlns:wp14="http://schemas.microsoft.com/office/word/2010/wordml" wp14:textId="77777777">
-      <w:pPr>
-        <w:spacing w:before="60" w:after="60"/>
-        <w:ind w:left="720"/>
-      </w:pPr>
-      <w:r>
-        <w:rPr>
-          <w:rFonts w:ascii="Courier New" w:hAnsi="Courier New" w:eastAsia="Courier New" w:cs="Courier New"/>
-          <w:color w:val="C0392B"/>
-          <w:sz w:val="20"/>
-          <w:szCs w:val="20"/>
-        </w:rPr>
-        <w:t xml:space="preserve">    ],</w:t>
-      </w:r>
-    </w:p>
-    <w:p xmlns:wp14="http://schemas.microsoft.com/office/word/2010/wordml" wp14:textId="77777777">
-      <w:pPr>
-        <w:spacing w:before="60" w:after="60"/>
-        <w:ind w:left="720"/>
-      </w:pPr>
-      <w:r>
-        <w:rPr>
-          <w:rFonts w:ascii="Courier New" w:hAnsi="Courier New" w:eastAsia="Courier New" w:cs="Courier New"/>
-          <w:color w:val="C0392B"/>
-          <w:sz w:val="20"/>
-          <w:szCs w:val="20"/>
-          <w:lang w:val="en-US"/>
-        </w:rPr>
-        <w:t xml:space="preserve">    </w:t>
-      </w:r>
-      <w:r>
-        <w:rPr>
-          <w:rFonts w:ascii="Courier New" w:hAnsi="Courier New" w:eastAsia="Courier New" w:cs="Courier New"/>
-          <w:color w:val="C0392B"/>
-          <w:sz w:val="20"/>
-          <w:szCs w:val="20"/>
-          <w:lang w:val="en-US"/>
-        </w:rPr>
-        <w:t>allow_credentials</w:t>
-      </w:r>
-      <w:r>
-        <w:rPr>
-          <w:rFonts w:ascii="Courier New" w:hAnsi="Courier New" w:eastAsia="Courier New" w:cs="Courier New"/>
-          <w:color w:val="C0392B"/>
-          <w:sz w:val="20"/>
-          <w:szCs w:val="20"/>
-          <w:lang w:val="en-US"/>
-        </w:rPr>
-        <w:t>=True,</w:t>
-      </w:r>
-    </w:p>
-    <w:p xmlns:wp14="http://schemas.microsoft.com/office/word/2010/wordml" wp14:textId="77777777">
-      <w:pPr>
-        <w:spacing w:before="60" w:after="60"/>
-        <w:ind w:left="720"/>
-      </w:pPr>
-      <w:r>
-        <w:rPr>
-          <w:rFonts w:ascii="Courier New" w:hAnsi="Courier New" w:eastAsia="Courier New" w:cs="Courier New"/>
-          <w:color w:val="C0392B"/>
-          <w:sz w:val="20"/>
-          <w:szCs w:val="20"/>
-          <w:lang w:val="en-US"/>
-        </w:rPr>
-        <w:t xml:space="preserve">    </w:t>
-      </w:r>
-      <w:r>
-        <w:rPr>
-          <w:rFonts w:ascii="Courier New" w:hAnsi="Courier New" w:eastAsia="Courier New" w:cs="Courier New"/>
-          <w:color w:val="C0392B"/>
-          <w:sz w:val="20"/>
-          <w:szCs w:val="20"/>
-          <w:lang w:val="en-US"/>
-        </w:rPr>
-        <w:t>allow_methods</w:t>
-      </w:r>
-      <w:r>
-        <w:rPr>
-          <w:rFonts w:ascii="Courier New" w:hAnsi="Courier New" w:eastAsia="Courier New" w:cs="Courier New"/>
-          <w:color w:val="C0392B"/>
-          <w:sz w:val="20"/>
-          <w:szCs w:val="20"/>
-          <w:lang w:val="en-US"/>
-        </w:rPr>
-        <w:t>=[</w:t>
-      </w:r>
-      <w:r>
-        <w:rPr>
-          <w:rFonts w:ascii="Courier New" w:hAnsi="Courier New" w:eastAsia="Courier New" w:cs="Courier New"/>
-          <w:color w:val="C0392B"/>
-          <w:sz w:val="20"/>
-          <w:szCs w:val="20"/>
-          <w:lang w:val="en-US"/>
-        </w:rPr>
-        <w:t>"*"],</w:t>
-      </w:r>
-    </w:p>
-    <w:p xmlns:wp14="http://schemas.microsoft.com/office/word/2010/wordml" wp14:textId="77777777">
-      <w:pPr>
-        <w:spacing w:before="60" w:after="60"/>
-        <w:ind w:left="720"/>
-      </w:pPr>
-      <w:r>
-        <w:rPr>
-          <w:rFonts w:ascii="Courier New" w:hAnsi="Courier New" w:eastAsia="Courier New" w:cs="Courier New"/>
-          <w:color w:val="C0392B"/>
-          <w:sz w:val="20"/>
-          <w:szCs w:val="20"/>
-          <w:lang w:val="en-US"/>
-        </w:rPr>
-        <w:t xml:space="preserve">    </w:t>
-      </w:r>
-      <w:r>
-        <w:rPr>
-          <w:rFonts w:ascii="Courier New" w:hAnsi="Courier New" w:eastAsia="Courier New" w:cs="Courier New"/>
-          <w:color w:val="C0392B"/>
-          <w:sz w:val="20"/>
-          <w:szCs w:val="20"/>
-          <w:lang w:val="en-US"/>
-        </w:rPr>
-        <w:t>allow_headers</w:t>
-      </w:r>
-      <w:r>
-        <w:rPr>
-          <w:rFonts w:ascii="Courier New" w:hAnsi="Courier New" w:eastAsia="Courier New" w:cs="Courier New"/>
-          <w:color w:val="C0392B"/>
-          <w:sz w:val="20"/>
-          <w:szCs w:val="20"/>
-          <w:lang w:val="en-US"/>
-        </w:rPr>
-        <w:t>=[</w:t>
-      </w:r>
-      <w:r>
-        <w:rPr>
-          <w:rFonts w:ascii="Courier New" w:hAnsi="Courier New" w:eastAsia="Courier New" w:cs="Courier New"/>
-          <w:color w:val="C0392B"/>
-          <w:sz w:val="20"/>
-          <w:szCs w:val="20"/>
-          <w:lang w:val="en-US"/>
-        </w:rPr>
-        <w:t>"*"],</w:t>
-      </w:r>
-    </w:p>
-    <w:p xmlns:wp14="http://schemas.microsoft.com/office/word/2010/wordml" wp14:textId="77777777">
-      <w:pPr>
-        <w:spacing w:before="60" w:after="60"/>
-        <w:ind w:left="720"/>
-      </w:pPr>
-      <w:r>
-        <w:rPr>
-          <w:rFonts w:ascii="Courier New" w:hAnsi="Courier New" w:eastAsia="Courier New" w:cs="Courier New"/>
-          <w:color w:val="C0392B"/>
-          <w:sz w:val="20"/>
-          <w:szCs w:val="20"/>
-        </w:rPr>
-        <w:t xml:space="preserve">)</w:t>
-      </w:r>
-    </w:p>
-    <w:p xmlns:wp14="http://schemas.microsoft.com/office/word/2010/wordml" wp14:textId="77777777">
-      <w:pPr>
-        <w:spacing w:before="80" w:after="80"/>
-      </w:pPr>
-      <w:r/>
-    </w:p>
-    <w:p xmlns:wp14="http://schemas.microsoft.com/office/word/2010/wordml" wp14:textId="77777777">
-      <w:pPr>
-        <w:spacing w:before="80" w:after="80"/>
-      </w:pPr>
-      <w:r>
-        <w:rPr>
-          <w:rFonts w:ascii="Arial" w:hAnsi="Arial" w:eastAsia="Arial" w:cs="Arial"/>
-          <w:sz w:val="22"/>
-          <w:szCs w:val="22"/>
-        </w:rPr>
-        <w:t xml:space="preserve">Save the file. You will add the real frontend URL after completing Step 4. After saving, push the change to GitHub:</w:t>
+        <w:t xml:space="preserve">4.3 Push Changes to GitHub</w:t>
+      </w:r>
+    </w:p>
+    <w:p xmlns:wp14="http://schemas.microsoft.com/office/word/2010/wordml" wp14:textId="77777777">
+      <w:pPr>
+        <w:spacing w:before="80" w:after="80"/>
+      </w:pPr>
+      <w:r>
+        <w:rPr>
+          <w:rFonts w:ascii="Arial" w:hAnsi="Arial" w:eastAsia="Arial" w:cs="Arial"/>
+          <w:sz w:val="22"/>
+          <w:szCs w:val="22"/>
+        </w:rPr>
+        <w:t xml:space="preserve">Go back to the project root and push everything:</w:t>
       </w:r>
     </w:p>
     <w:p xmlns:wp14="http://schemas.microsoft.com/office/word/2010/wordml" wp14:textId="77777777">
@@ -4837,19 +4822,7 @@
           <w:szCs w:val="19"/>
           <w:lang w:val="en-US"/>
         </w:rPr>
-        <w:t>►  Run</w:t>
-      </w:r>
-      <w:r>
-        <w:rPr>
-          <w:rFonts w:ascii="Arial" w:hAnsi="Arial" w:eastAsia="Arial" w:cs="Arial"/>
-          <w:b w:val="1"/>
-          <w:bCs w:val="1"/>
-          <w:color w:val="FFFFFF"/>
-          <w:sz w:val="19"/>
-          <w:szCs w:val="19"/>
-          <w:lang w:val="en-US"/>
-        </w:rPr>
-        <w:t xml:space="preserve"> in: VS Code Terminal (project root)</w:t>
+        <w:t>►  Run in: VS Code Terminal (project root)</w:t>
       </w:r>
     </w:p>
     <w:p xmlns:wp14="http://schemas.microsoft.com/office/word/2010/wordml" wp14:textId="77777777">
@@ -4866,8 +4839,15 @@
           <w:szCs w:val="20"/>
           <w:lang w:val="en-US"/>
         </w:rPr>
-        <w:t xml:space="preserve">git </w:t>
-      </w:r>
+        <w:t>cd ..</w:t>
+      </w:r>
+    </w:p>
+    <w:p xmlns:wp14="http://schemas.microsoft.com/office/word/2010/wordml" wp14:textId="77777777">
+      <w:pPr>
+        <w:shd w:val="clear" w:color="auto" w:fill="F2F3F4"/>
+        <w:spacing w:before="0" w:after="0"/>
+        <w:ind w:left="360"/>
+      </w:pPr>
       <w:r>
         <w:rPr>
           <w:rFonts w:ascii="Courier New" w:hAnsi="Courier New" w:eastAsia="Courier New" w:cs="Courier New"/>
@@ -4876,759 +4856,7 @@
           <w:szCs w:val="20"/>
           <w:lang w:val="en-US"/>
         </w:rPr>
-        <w:t>add .</w:t>
-      </w:r>
-    </w:p>
-    <w:p xmlns:wp14="http://schemas.microsoft.com/office/word/2010/wordml" wp14:textId="77777777">
-      <w:pPr>
-        <w:shd w:val="clear" w:fill="F2F3F4"/>
-        <w:spacing w:before="0" w:after="0"/>
-        <w:ind w:left="360"/>
-      </w:pPr>
-      <w:r>
-        <w:rPr>
-          <w:rFonts w:ascii="Courier New" w:hAnsi="Courier New" w:eastAsia="Courier New" w:cs="Courier New"/>
-          <w:color w:val="C0392B"/>
-          <w:sz w:val="20"/>
-          <w:szCs w:val="20"/>
-        </w:rPr>
-        <w:t xml:space="preserve">git commit -m "Hardcode CORS for Render deployment"</w:t>
-      </w:r>
-    </w:p>
-    <w:p xmlns:wp14="http://schemas.microsoft.com/office/word/2010/wordml" wp14:textId="77777777">
-      <w:pPr>
-        <w:shd w:val="clear" w:fill="F2F3F4"/>
-        <w:spacing w:before="0" w:after="0"/>
-        <w:ind w:left="360"/>
-      </w:pPr>
-      <w:r>
-        <w:rPr>
-          <w:rFonts w:ascii="Courier New" w:hAnsi="Courier New" w:eastAsia="Courier New" w:cs="Courier New"/>
-          <w:color w:val="C0392B"/>
-          <w:sz w:val="20"/>
-          <w:szCs w:val="20"/>
-        </w:rPr>
-        <w:t xml:space="preserve">git push origin main</w:t>
-      </w:r>
-    </w:p>
-    <w:p xmlns:wp14="http://schemas.microsoft.com/office/word/2010/wordml" wp14:textId="77777777">
-      <w:pPr>
-        <w:spacing w:before="0" w:after="80"/>
-      </w:pPr>
-      <w:r/>
-    </w:p>
-    <w:p xmlns:wp14="http://schemas.microsoft.com/office/word/2010/wordml" wp14:textId="77777777">
-      <w:pPr>
-        <w:spacing w:before="80" w:after="80"/>
-      </w:pPr>
-      <w:r>
-        <w:rPr>
-          <w:rFonts w:ascii="Arial" w:hAnsi="Arial" w:eastAsia="Arial" w:cs="Arial"/>
-          <w:sz w:val="22"/>
-          <w:szCs w:val="22"/>
-        </w:rPr>
-        <w:t xml:space="preserve">Render will auto-redeploy the backend within 2-3 minutes after the push.</w:t>
-      </w:r>
-    </w:p>
-    <w:p xmlns:wp14="http://schemas.microsoft.com/office/word/2010/wordml" wp14:textId="77777777">
-      <w:pPr>
-        <w:spacing w:before="80" w:after="80"/>
-      </w:pPr>
-      <w:r/>
-    </w:p>
-    <w:p xmlns:wp14="http://schemas.microsoft.com/office/word/2010/wordml" wp14:textId="77777777">
-      <w:pPr>
-        <w:pStyle w:val="Heading1"/>
-        <w:spacing w:before="320" w:after="160"/>
-      </w:pPr>
-      <w:r>
-        <w:rPr>
-          <w:rFonts w:ascii="Arial" w:hAnsi="Arial" w:eastAsia="Arial" w:cs="Arial"/>
-          <w:b/>
-          <w:bCs/>
-          <w:color w:val="2E75B6"/>
-          <w:sz w:val="32"/>
-          <w:szCs w:val="32"/>
-        </w:rPr>
-        <w:t xml:space="preserve">Step 4: Deploy the Frontend Static Site</w:t>
-      </w:r>
-    </w:p>
-    <w:p xmlns:wp14="http://schemas.microsoft.com/office/word/2010/wordml" wp14:textId="77777777">
-      <w:pPr>
-        <w:spacing w:before="80" w:after="80"/>
-      </w:pPr>
-      <w:r>
-        <w:rPr>
-          <w:rFonts w:ascii="Arial" w:hAnsi="Arial" w:eastAsia="Arial" w:cs="Arial"/>
-          <w:sz w:val="22"/>
-          <w:szCs w:val="22"/>
-          <w:lang w:val="en-US"/>
-        </w:rPr>
-        <w:t xml:space="preserve">Steps 4.1 and 4.2 involve editing local files in </w:t>
-      </w:r>
-      <w:r>
-        <w:rPr>
-          <w:rFonts w:ascii="Arial" w:hAnsi="Arial" w:eastAsia="Arial" w:cs="Arial"/>
-          <w:sz w:val="22"/>
-          <w:szCs w:val="22"/>
-          <w:lang w:val="en-US"/>
-        </w:rPr>
-        <w:t>VS</w:t>
-      </w:r>
-      <w:r>
-        <w:rPr>
-          <w:rFonts w:ascii="Arial" w:hAnsi="Arial" w:eastAsia="Arial" w:cs="Arial"/>
-          <w:sz w:val="22"/>
-          <w:szCs w:val="22"/>
-          <w:lang w:val="en-US"/>
-        </w:rPr>
-        <w:t xml:space="preserve"> Code. Steps 4.3 and 4.4 are done in the Render dashboard.</w:t>
-      </w:r>
-    </w:p>
-    <w:p xmlns:wp14="http://schemas.microsoft.com/office/word/2010/wordml" wp14:textId="77777777">
-      <w:pPr>
-        <w:spacing w:before="80" w:after="80"/>
-      </w:pPr>
-      <w:r/>
-    </w:p>
-    <w:p xmlns:wp14="http://schemas.microsoft.com/office/word/2010/wordml" wp14:textId="77777777">
-      <w:pPr>
-        <w:pStyle w:val="Heading2"/>
-        <w:spacing w:before="240" w:after="120"/>
-      </w:pPr>
-      <w:r>
-        <w:rPr>
-          <w:rFonts w:ascii="Arial" w:hAnsi="Arial" w:eastAsia="Arial" w:cs="Arial"/>
-          <w:b/>
-          <w:bCs/>
-          <w:color w:val="1F4E79"/>
-          <w:sz w:val="26"/>
-          <w:szCs w:val="26"/>
-        </w:rPr>
-        <w:t xml:space="preserve">4.1 Update Vite Base URL (VS Code)</w:t>
-      </w:r>
-    </w:p>
-    <w:p xmlns:wp14="http://schemas.microsoft.com/office/word/2010/wordml" wp14:textId="77777777">
-      <w:pPr>
-        <w:spacing w:before="80" w:after="80"/>
-      </w:pPr>
-      <w:r>
-        <w:rPr>
-          <w:rFonts w:ascii="Arial" w:hAnsi="Arial" w:eastAsia="Arial" w:cs="Arial"/>
-          <w:sz w:val="22"/>
-          <w:szCs w:val="22"/>
-          <w:lang w:val="en-US"/>
-        </w:rPr>
-        <w:t>Open frontend/</w:t>
-      </w:r>
-      <w:r>
-        <w:rPr>
-          <w:rFonts w:ascii="Arial" w:hAnsi="Arial" w:eastAsia="Arial" w:cs="Arial"/>
-          <w:sz w:val="22"/>
-          <w:szCs w:val="22"/>
-          <w:lang w:val="en-US"/>
-        </w:rPr>
-        <w:t>vite.config.ts</w:t>
-      </w:r>
-      <w:r>
-        <w:rPr>
-          <w:rFonts w:ascii="Arial" w:hAnsi="Arial" w:eastAsia="Arial" w:cs="Arial"/>
-          <w:sz w:val="22"/>
-          <w:szCs w:val="22"/>
-          <w:lang w:val="en-US"/>
-        </w:rPr>
-        <w:t xml:space="preserve"> in VS Code. If you previously set base: '/atlas/' for the KSU deployment, change it to:</w:t>
-      </w:r>
-    </w:p>
-    <w:p xmlns:wp14="http://schemas.microsoft.com/office/word/2010/wordml" wp14:textId="77777777">
-      <w:pPr>
-        <w:spacing w:before="80" w:after="80"/>
-      </w:pPr>
-      <w:r/>
-    </w:p>
-    <w:p xmlns:wp14="http://schemas.microsoft.com/office/word/2010/wordml" wp14:textId="77777777">
-      <w:pPr>
-        <w:spacing w:before="60" w:after="60"/>
-        <w:ind w:left="720"/>
-      </w:pPr>
-      <w:r>
-        <w:rPr>
-          <w:rFonts w:ascii="Courier New" w:hAnsi="Courier New" w:eastAsia="Courier New" w:cs="Courier New"/>
-          <w:color w:val="C0392B"/>
-          <w:sz w:val="20"/>
-          <w:szCs w:val="20"/>
-          <w:lang w:val="en-US"/>
-        </w:rPr>
-        <w:t xml:space="preserve">export default </w:t>
-      </w:r>
-      <w:r>
-        <w:rPr>
-          <w:rFonts w:ascii="Courier New" w:hAnsi="Courier New" w:eastAsia="Courier New" w:cs="Courier New"/>
-          <w:color w:val="C0392B"/>
-          <w:sz w:val="20"/>
-          <w:szCs w:val="20"/>
-          <w:lang w:val="en-US"/>
-        </w:rPr>
-        <w:t>defineConfig</w:t>
-      </w:r>
-      <w:r>
-        <w:rPr>
-          <w:rFonts w:ascii="Courier New" w:hAnsi="Courier New" w:eastAsia="Courier New" w:cs="Courier New"/>
-          <w:color w:val="C0392B"/>
-          <w:sz w:val="20"/>
-          <w:szCs w:val="20"/>
-          <w:lang w:val="en-US"/>
-        </w:rPr>
-        <w:t>({</w:t>
-      </w:r>
-    </w:p>
-    <w:p xmlns:wp14="http://schemas.microsoft.com/office/word/2010/wordml" wp14:textId="77777777">
-      <w:pPr>
-        <w:spacing w:before="60" w:after="60"/>
-        <w:ind w:left="720"/>
-      </w:pPr>
-      <w:r>
-        <w:rPr>
-          <w:rFonts w:ascii="Courier New" w:hAnsi="Courier New" w:eastAsia="Courier New" w:cs="Courier New"/>
-          <w:color w:val="C0392B"/>
-          <w:sz w:val="20"/>
-          <w:szCs w:val="20"/>
-          <w:lang w:val="en-US"/>
-        </w:rPr>
-        <w:t xml:space="preserve">  plugins: [</w:t>
-      </w:r>
-      <w:r>
-        <w:rPr>
-          <w:rFonts w:ascii="Courier New" w:hAnsi="Courier New" w:eastAsia="Courier New" w:cs="Courier New"/>
-          <w:color w:val="C0392B"/>
-          <w:sz w:val="20"/>
-          <w:szCs w:val="20"/>
-          <w:lang w:val="en-US"/>
-        </w:rPr>
-        <w:t>react(</w:t>
-      </w:r>
-      <w:r>
-        <w:rPr>
-          <w:rFonts w:ascii="Courier New" w:hAnsi="Courier New" w:eastAsia="Courier New" w:cs="Courier New"/>
-          <w:color w:val="C0392B"/>
-          <w:sz w:val="20"/>
-          <w:szCs w:val="20"/>
-          <w:lang w:val="en-US"/>
-        </w:rPr>
-        <w:t>)],</w:t>
-      </w:r>
-    </w:p>
-    <w:p xmlns:wp14="http://schemas.microsoft.com/office/word/2010/wordml" wp14:textId="77777777">
-      <w:pPr>
-        <w:spacing w:before="60" w:after="60"/>
-        <w:ind w:left="720"/>
-      </w:pPr>
-      <w:r>
-        <w:rPr>
-          <w:rFonts w:ascii="Courier New" w:hAnsi="Courier New" w:eastAsia="Courier New" w:cs="Courier New"/>
-          <w:color w:val="C0392B"/>
-          <w:sz w:val="20"/>
-          <w:szCs w:val="20"/>
-          <w:lang w:val="en-US"/>
-        </w:rPr>
-        <w:t xml:space="preserve">  base: '/</w:t>
-      </w:r>
-      <w:r>
-        <w:rPr>
-          <w:rFonts w:ascii="Courier New" w:hAnsi="Courier New" w:eastAsia="Courier New" w:cs="Courier New"/>
-          <w:color w:val="C0392B"/>
-          <w:sz w:val="20"/>
-          <w:szCs w:val="20"/>
-          <w:lang w:val="en-US"/>
-        </w:rPr>
-        <w:t xml:space="preserve">',   </w:t>
-      </w:r>
-      <w:r>
-        <w:rPr>
-          <w:rFonts w:ascii="Courier New" w:hAnsi="Courier New" w:eastAsia="Courier New" w:cs="Courier New"/>
-          <w:color w:val="C0392B"/>
-          <w:sz w:val="20"/>
-          <w:szCs w:val="20"/>
-          <w:lang w:val="en-US"/>
-        </w:rPr>
-        <w:t>// Use '/' for Render, '/PROJECT_NAME/' for KSU</w:t>
-      </w:r>
-    </w:p>
-    <w:p xmlns:wp14="http://schemas.microsoft.com/office/word/2010/wordml" wp14:textId="77777777">
-      <w:pPr>
-        <w:spacing w:before="60" w:after="60"/>
-        <w:ind w:left="720"/>
-      </w:pPr>
-      <w:r>
-        <w:rPr>
-          <w:rFonts w:ascii="Courier New" w:hAnsi="Courier New" w:eastAsia="Courier New" w:cs="Courier New"/>
-          <w:color w:val="C0392B"/>
-          <w:sz w:val="20"/>
-          <w:szCs w:val="20"/>
-        </w:rPr>
-        <w:t xml:space="preserve">  // ... rest of config</w:t>
-      </w:r>
-    </w:p>
-    <w:p xmlns:wp14="http://schemas.microsoft.com/office/word/2010/wordml" wp14:textId="77777777">
-      <w:pPr>
-        <w:spacing w:before="60" w:after="60"/>
-        <w:ind w:left="720"/>
-      </w:pPr>
-      <w:r>
-        <w:rPr>
-          <w:rFonts w:ascii="Courier New" w:hAnsi="Courier New" w:eastAsia="Courier New" w:cs="Courier New"/>
-          <w:color w:val="C0392B"/>
-          <w:sz w:val="20"/>
-          <w:szCs w:val="20"/>
-        </w:rPr>
-        <w:t xml:space="preserve">})</w:t>
-      </w:r>
-    </w:p>
-    <w:p xmlns:wp14="http://schemas.microsoft.com/office/word/2010/wordml" wp14:textId="77777777">
-      <w:pPr>
-        <w:spacing w:before="80" w:after="80"/>
-      </w:pPr>
-      <w:r/>
-    </w:p>
-    <w:p xmlns:wp14="http://schemas.microsoft.com/office/word/2010/wordml" wp14:textId="77777777">
-      <w:pPr>
-        <w:pBdr>
-          <w:left w:val="single" w:color="F39C12" w:sz="6"/>
-        </w:pBdr>
-        <w:spacing w:before="100" w:after="100"/>
-        <w:ind w:left="360"/>
-      </w:pPr>
-      <w:r>
-        <w:rPr>
-          <w:rFonts w:ascii="Arial" w:hAnsi="Arial" w:eastAsia="Arial" w:cs="Arial"/>
-          <w:i/>
-          <w:iCs/>
-          <w:color w:val="7D6608"/>
-          <w:sz w:val="20"/>
-          <w:szCs w:val="20"/>
-        </w:rPr>
-        <w:t xml:space="preserve">Note: Keep a comment noting that base must be changed back to '/atlas/' when deploying to the KSU server.</w:t>
-      </w:r>
-    </w:p>
-    <w:p xmlns:wp14="http://schemas.microsoft.com/office/word/2010/wordml" wp14:textId="77777777">
-      <w:pPr>
-        <w:spacing w:before="80" w:after="80"/>
-      </w:pPr>
-      <w:r/>
-    </w:p>
-    <w:p xmlns:wp14="http://schemas.microsoft.com/office/word/2010/wordml" wp14:textId="77777777">
-      <w:pPr>
-        <w:pStyle w:val="Heading2"/>
-        <w:spacing w:before="240" w:after="120"/>
-      </w:pPr>
-      <w:r>
-        <w:rPr>
-          <w:rFonts w:ascii="Arial" w:hAnsi="Arial" w:eastAsia="Arial" w:cs="Arial"/>
-          <w:b w:val="1"/>
-          <w:bCs w:val="1"/>
-          <w:color w:val="1F4E79"/>
-          <w:sz w:val="26"/>
-          <w:szCs w:val="26"/>
-          <w:lang w:val="en-US"/>
-        </w:rPr>
-        <w:t>4.2 Update .</w:t>
-      </w:r>
-      <w:r>
-        <w:rPr>
-          <w:rFonts w:ascii="Arial" w:hAnsi="Arial" w:eastAsia="Arial" w:cs="Arial"/>
-          <w:b w:val="1"/>
-          <w:bCs w:val="1"/>
-          <w:color w:val="1F4E79"/>
-          <w:sz w:val="26"/>
-          <w:szCs w:val="26"/>
-          <w:lang w:val="en-US"/>
-        </w:rPr>
-        <w:t>env.production</w:t>
-      </w:r>
-      <w:r>
-        <w:rPr>
-          <w:rFonts w:ascii="Arial" w:hAnsi="Arial" w:eastAsia="Arial" w:cs="Arial"/>
-          <w:b w:val="1"/>
-          <w:bCs w:val="1"/>
-          <w:color w:val="1F4E79"/>
-          <w:sz w:val="26"/>
-          <w:szCs w:val="26"/>
-          <w:lang w:val="en-US"/>
-        </w:rPr>
-        <w:t xml:space="preserve"> (VS Code)</w:t>
-      </w:r>
-    </w:p>
-    <w:p xmlns:wp14="http://schemas.microsoft.com/office/word/2010/wordml" wp14:textId="77777777">
-      <w:pPr>
-        <w:spacing w:before="80" w:after="80"/>
-      </w:pPr>
-      <w:r>
-        <w:rPr>
-          <w:rFonts w:ascii="Arial" w:hAnsi="Arial" w:eastAsia="Arial" w:cs="Arial"/>
-          <w:sz w:val="22"/>
-          <w:szCs w:val="22"/>
-          <w:lang w:val="en-US"/>
-        </w:rPr>
-        <w:t>Open frontend/.</w:t>
-      </w:r>
-      <w:r>
-        <w:rPr>
-          <w:rFonts w:ascii="Arial" w:hAnsi="Arial" w:eastAsia="Arial" w:cs="Arial"/>
-          <w:sz w:val="22"/>
-          <w:szCs w:val="22"/>
-          <w:lang w:val="en-US"/>
-        </w:rPr>
-        <w:t>env.production</w:t>
-      </w:r>
-      <w:r>
-        <w:rPr>
-          <w:rFonts w:ascii="Arial" w:hAnsi="Arial" w:eastAsia="Arial" w:cs="Arial"/>
-          <w:sz w:val="22"/>
-          <w:szCs w:val="22"/>
-          <w:lang w:val="en-US"/>
-        </w:rPr>
-        <w:t xml:space="preserve"> in VS Code. Update the API URL to point to your Render backend:</w:t>
-      </w:r>
-    </w:p>
-    <w:p xmlns:wp14="http://schemas.microsoft.com/office/word/2010/wordml" wp14:textId="77777777">
-      <w:pPr>
-        <w:spacing w:before="80" w:after="80"/>
-      </w:pPr>
-      <w:r/>
-    </w:p>
-    <w:p xmlns:wp14="http://schemas.microsoft.com/office/word/2010/wordml" wp14:textId="77777777">
-      <w:pPr>
-        <w:spacing w:before="60" w:after="60"/>
-        <w:ind w:left="720"/>
-      </w:pPr>
-      <w:r>
-        <w:rPr>
-          <w:rFonts w:ascii="Courier New" w:hAnsi="Courier New" w:eastAsia="Courier New" w:cs="Courier New"/>
-          <w:color w:val="C0392B"/>
-          <w:sz w:val="20"/>
-          <w:szCs w:val="20"/>
-        </w:rPr>
-        <w:t xml:space="preserve">VITE_API_URL=https://your-backend-service.onrender.com</w:t>
-      </w:r>
-    </w:p>
-    <w:p xmlns:wp14="http://schemas.microsoft.com/office/word/2010/wordml" wp14:textId="77777777">
-      <w:pPr>
-        <w:spacing w:before="80" w:after="80"/>
-      </w:pPr>
-      <w:r/>
-    </w:p>
-    <w:p xmlns:wp14="http://schemas.microsoft.com/office/word/2010/wordml" wp14:textId="77777777">
-      <w:pPr>
-        <w:spacing w:before="80" w:after="80"/>
-      </w:pPr>
-      <w:r>
-        <w:rPr>
-          <w:rFonts w:ascii="Arial" w:hAnsi="Arial" w:eastAsia="Arial" w:cs="Arial"/>
-          <w:sz w:val="22"/>
-          <w:szCs w:val="22"/>
-        </w:rPr>
-        <w:t xml:space="preserve">Save the file, then rebuild the frontend locally to confirm it works:</w:t>
-      </w:r>
-    </w:p>
-    <w:p xmlns:wp14="http://schemas.microsoft.com/office/word/2010/wordml" wp14:textId="77777777">
-      <w:pPr>
-        <w:shd w:val="clear" w:color="auto" w:fill="1A5276"/>
-        <w:spacing w:before="140" w:after="0"/>
-      </w:pPr>
-      <w:r>
-        <w:rPr>
-          <w:rFonts w:ascii="Arial" w:hAnsi="Arial" w:eastAsia="Arial" w:cs="Arial"/>
-          <w:b w:val="1"/>
-          <w:bCs w:val="1"/>
-          <w:color w:val="FFFFFF"/>
-          <w:sz w:val="19"/>
-          <w:szCs w:val="19"/>
-          <w:lang w:val="en-US"/>
-        </w:rPr>
-        <w:t>►  Run</w:t>
-      </w:r>
-      <w:r>
-        <w:rPr>
-          <w:rFonts w:ascii="Arial" w:hAnsi="Arial" w:eastAsia="Arial" w:cs="Arial"/>
-          <w:b w:val="1"/>
-          <w:bCs w:val="1"/>
-          <w:color w:val="FFFFFF"/>
-          <w:sz w:val="19"/>
-          <w:szCs w:val="19"/>
-          <w:lang w:val="en-US"/>
-        </w:rPr>
-        <w:t xml:space="preserve"> in: VS Code Terminal (frontend/)</w:t>
-      </w:r>
-    </w:p>
-    <w:p xmlns:wp14="http://schemas.microsoft.com/office/word/2010/wordml" wp14:textId="77777777">
-      <w:pPr>
-        <w:shd w:val="clear" w:fill="F2F3F4"/>
-        <w:spacing w:before="0" w:after="0"/>
-        <w:ind w:left="360"/>
-      </w:pPr>
-      <w:r>
-        <w:rPr>
-          <w:rFonts w:ascii="Courier New" w:hAnsi="Courier New" w:eastAsia="Courier New" w:cs="Courier New"/>
-          <w:color w:val="C0392B"/>
-          <w:sz w:val="20"/>
-          <w:szCs w:val="20"/>
-        </w:rPr>
-        <w:t xml:space="preserve">cd frontend</w:t>
-      </w:r>
-    </w:p>
-    <w:p xmlns:wp14="http://schemas.microsoft.com/office/word/2010/wordml" wp14:textId="77777777">
-      <w:pPr>
-        <w:shd w:val="clear" w:color="auto" w:fill="F2F3F4"/>
-        <w:spacing w:before="0" w:after="0"/>
-        <w:ind w:left="360"/>
-      </w:pPr>
-      <w:r>
-        <w:rPr>
-          <w:rFonts w:ascii="Courier New" w:hAnsi="Courier New" w:eastAsia="Courier New" w:cs="Courier New"/>
-          <w:color w:val="C0392B"/>
-          <w:sz w:val="20"/>
-          <w:szCs w:val="20"/>
-          <w:lang w:val="en-US"/>
-        </w:rPr>
-        <w:t>npm</w:t>
-      </w:r>
-      <w:r>
-        <w:rPr>
-          <w:rFonts w:ascii="Courier New" w:hAnsi="Courier New" w:eastAsia="Courier New" w:cs="Courier New"/>
-          <w:color w:val="C0392B"/>
-          <w:sz w:val="20"/>
-          <w:szCs w:val="20"/>
-          <w:lang w:val="en-US"/>
-        </w:rPr>
-        <w:t xml:space="preserve"> run build</w:t>
-      </w:r>
-    </w:p>
-    <w:p xmlns:wp14="http://schemas.microsoft.com/office/word/2010/wordml" wp14:textId="77777777">
-      <w:pPr>
-        <w:spacing w:before="0" w:after="80"/>
-      </w:pPr>
-      <w:r/>
-    </w:p>
-    <w:p xmlns:wp14="http://schemas.microsoft.com/office/word/2010/wordml" wp14:textId="77777777">
-      <w:pPr>
-        <w:spacing w:before="80" w:after="80"/>
-      </w:pPr>
-      <w:r>
-        <w:rPr>
-          <w:rFonts w:ascii="Arial" w:hAnsi="Arial" w:eastAsia="Arial" w:cs="Arial"/>
-          <w:sz w:val="22"/>
-          <w:szCs w:val="22"/>
-        </w:rPr>
-        <w:t xml:space="preserve">After the build completes, verify the correct backend URL was baked into the built files:</w:t>
-      </w:r>
-    </w:p>
-    <w:p xmlns:wp14="http://schemas.microsoft.com/office/word/2010/wordml" wp14:textId="77777777">
-      <w:pPr>
-        <w:shd w:val="clear" w:color="auto" w:fill="1A5276"/>
-        <w:spacing w:before="140" w:after="0"/>
-      </w:pPr>
-      <w:r>
-        <w:rPr>
-          <w:rFonts w:ascii="Arial" w:hAnsi="Arial" w:eastAsia="Arial" w:cs="Arial"/>
-          <w:b w:val="1"/>
-          <w:bCs w:val="1"/>
-          <w:color w:val="FFFFFF"/>
-          <w:sz w:val="19"/>
-          <w:szCs w:val="19"/>
-          <w:lang w:val="en-US"/>
-        </w:rPr>
-        <w:t>►  Run</w:t>
-      </w:r>
-      <w:r>
-        <w:rPr>
-          <w:rFonts w:ascii="Arial" w:hAnsi="Arial" w:eastAsia="Arial" w:cs="Arial"/>
-          <w:b w:val="1"/>
-          <w:bCs w:val="1"/>
-          <w:color w:val="FFFFFF"/>
-          <w:sz w:val="19"/>
-          <w:szCs w:val="19"/>
-          <w:lang w:val="en-US"/>
-        </w:rPr>
-        <w:t xml:space="preserve"> in: VS Code Terminal (frontend/)</w:t>
-      </w:r>
-    </w:p>
-    <w:p xmlns:wp14="http://schemas.microsoft.com/office/word/2010/wordml" wp14:textId="77777777">
-      <w:pPr>
-        <w:shd w:val="clear" w:color="auto" w:fill="F2F3F4"/>
-        <w:spacing w:before="0" w:after="0"/>
-        <w:ind w:left="360"/>
-      </w:pPr>
-      <w:r>
-        <w:rPr>
-          <w:rFonts w:ascii="Courier New" w:hAnsi="Courier New" w:eastAsia="Courier New" w:cs="Courier New"/>
-          <w:color w:val="C0392B"/>
-          <w:sz w:val="20"/>
-          <w:szCs w:val="20"/>
-          <w:lang w:val="en-US"/>
-        </w:rPr>
-        <w:t xml:space="preserve">grep -r "your-backend-service" </w:t>
-      </w:r>
-      <w:r>
-        <w:rPr>
-          <w:rFonts w:ascii="Courier New" w:hAnsi="Courier New" w:eastAsia="Courier New" w:cs="Courier New"/>
-          <w:color w:val="C0392B"/>
-          <w:sz w:val="20"/>
-          <w:szCs w:val="20"/>
-          <w:lang w:val="en-US"/>
-        </w:rPr>
-        <w:t>dist</w:t>
-      </w:r>
-      <w:r>
-        <w:rPr>
-          <w:rFonts w:ascii="Courier New" w:hAnsi="Courier New" w:eastAsia="Courier New" w:cs="Courier New"/>
-          <w:color w:val="C0392B"/>
-          <w:sz w:val="20"/>
-          <w:szCs w:val="20"/>
-          <w:lang w:val="en-US"/>
-        </w:rPr>
-        <w:t>/</w:t>
-      </w:r>
-    </w:p>
-    <w:p xmlns:wp14="http://schemas.microsoft.com/office/word/2010/wordml" wp14:textId="77777777">
-      <w:pPr>
-        <w:shd w:val="clear" w:fill="F2F3F4"/>
-        <w:spacing w:before="0" w:after="0"/>
-        <w:ind w:left="360"/>
-      </w:pPr>
-      <w:r>
-        <w:rPr>
-          <w:rFonts w:ascii="Courier New" w:hAnsi="Courier New" w:eastAsia="Courier New" w:cs="Courier New"/>
-          <w:color w:val="C0392B"/>
-          <w:sz w:val="20"/>
-          <w:szCs w:val="20"/>
-        </w:rPr>
-        <w:t xml:space="preserve"># Should output matching lines — confirms the URL is embedded correctly</w:t>
-      </w:r>
-    </w:p>
-    <w:p xmlns:wp14="http://schemas.microsoft.com/office/word/2010/wordml" wp14:textId="77777777">
-      <w:pPr>
-        <w:spacing w:before="0" w:after="80"/>
-      </w:pPr>
-      <w:r/>
-    </w:p>
-    <w:p xmlns:wp14="http://schemas.microsoft.com/office/word/2010/wordml" wp14:textId="77777777">
-      <w:pPr>
-        <w:spacing w:before="80" w:after="80"/>
-      </w:pPr>
-      <w:r/>
-    </w:p>
-    <w:p xmlns:wp14="http://schemas.microsoft.com/office/word/2010/wordml" wp14:textId="77777777">
-      <w:pPr>
-        <w:pStyle w:val="Heading2"/>
-        <w:spacing w:before="240" w:after="120"/>
-      </w:pPr>
-      <w:r>
-        <w:rPr>
-          <w:rFonts w:ascii="Arial" w:hAnsi="Arial" w:eastAsia="Arial" w:cs="Arial"/>
-          <w:b/>
-          <w:bCs/>
-          <w:color w:val="1F4E79"/>
-          <w:sz w:val="26"/>
-          <w:szCs w:val="26"/>
-        </w:rPr>
-        <w:t xml:space="preserve">4.3 Push Changes to GitHub</w:t>
-      </w:r>
-    </w:p>
-    <w:p xmlns:wp14="http://schemas.microsoft.com/office/word/2010/wordml" wp14:textId="77777777">
-      <w:pPr>
-        <w:spacing w:before="80" w:after="80"/>
-      </w:pPr>
-      <w:r>
-        <w:rPr>
-          <w:rFonts w:ascii="Arial" w:hAnsi="Arial" w:eastAsia="Arial" w:cs="Arial"/>
-          <w:sz w:val="22"/>
-          <w:szCs w:val="22"/>
-        </w:rPr>
-        <w:t xml:space="preserve">Go back to the project root and push everything:</w:t>
-      </w:r>
-    </w:p>
-    <w:p xmlns:wp14="http://schemas.microsoft.com/office/word/2010/wordml" wp14:textId="77777777">
-      <w:pPr>
-        <w:shd w:val="clear" w:color="auto" w:fill="1A5276"/>
-        <w:spacing w:before="140" w:after="0"/>
-      </w:pPr>
-      <w:r>
-        <w:rPr>
-          <w:rFonts w:ascii="Arial" w:hAnsi="Arial" w:eastAsia="Arial" w:cs="Arial"/>
-          <w:b w:val="1"/>
-          <w:bCs w:val="1"/>
-          <w:color w:val="FFFFFF"/>
-          <w:sz w:val="19"/>
-          <w:szCs w:val="19"/>
-          <w:lang w:val="en-US"/>
-        </w:rPr>
-        <w:t>►  Run</w:t>
-      </w:r>
-      <w:r>
-        <w:rPr>
-          <w:rFonts w:ascii="Arial" w:hAnsi="Arial" w:eastAsia="Arial" w:cs="Arial"/>
-          <w:b w:val="1"/>
-          <w:bCs w:val="1"/>
-          <w:color w:val="FFFFFF"/>
-          <w:sz w:val="19"/>
-          <w:szCs w:val="19"/>
-          <w:lang w:val="en-US"/>
-        </w:rPr>
-        <w:t xml:space="preserve"> in: VS Code Terminal (project root)</w:t>
-      </w:r>
-    </w:p>
-    <w:p xmlns:wp14="http://schemas.microsoft.com/office/word/2010/wordml" wp14:textId="77777777">
-      <w:pPr>
-        <w:shd w:val="clear" w:color="auto" w:fill="F2F3F4"/>
-        <w:spacing w:before="0" w:after="0"/>
-        <w:ind w:left="360"/>
-      </w:pPr>
-      <w:r>
-        <w:rPr>
-          <w:rFonts w:ascii="Courier New" w:hAnsi="Courier New" w:eastAsia="Courier New" w:cs="Courier New"/>
-          <w:color w:val="C0392B"/>
-          <w:sz w:val="20"/>
-          <w:szCs w:val="20"/>
-          <w:lang w:val="en-US"/>
-        </w:rPr>
-        <w:t>cd</w:t>
-      </w:r>
-      <w:r>
-        <w:rPr>
-          <w:rFonts w:ascii="Courier New" w:hAnsi="Courier New" w:eastAsia="Courier New" w:cs="Courier New"/>
-          <w:color w:val="C0392B"/>
-          <w:sz w:val="20"/>
-          <w:szCs w:val="20"/>
-          <w:lang w:val="en-US"/>
-        </w:rPr>
-        <w:t xml:space="preserve"> ..</w:t>
-      </w:r>
-    </w:p>
-    <w:p xmlns:wp14="http://schemas.microsoft.com/office/word/2010/wordml" wp14:textId="77777777">
-      <w:pPr>
-        <w:shd w:val="clear" w:color="auto" w:fill="F2F3F4"/>
-        <w:spacing w:before="0" w:after="0"/>
-        <w:ind w:left="360"/>
-      </w:pPr>
-      <w:r>
-        <w:rPr>
-          <w:rFonts w:ascii="Courier New" w:hAnsi="Courier New" w:eastAsia="Courier New" w:cs="Courier New"/>
-          <w:color w:val="C0392B"/>
-          <w:sz w:val="20"/>
-          <w:szCs w:val="20"/>
-          <w:lang w:val="en-US"/>
-        </w:rPr>
-        <w:t xml:space="preserve">git </w:t>
-      </w:r>
-      <w:r>
-        <w:rPr>
-          <w:rFonts w:ascii="Courier New" w:hAnsi="Courier New" w:eastAsia="Courier New" w:cs="Courier New"/>
-          <w:color w:val="C0392B"/>
-          <w:sz w:val="20"/>
-          <w:szCs w:val="20"/>
-          <w:lang w:val="en-US"/>
-        </w:rPr>
-        <w:t>add .</w:t>
+        <w:t>git add .</w:t>
       </w:r>
     </w:p>
     <w:p xmlns:wp14="http://schemas.microsoft.com/office/word/2010/wordml" wp14:textId="77777777">
@@ -6005,16 +5233,7 @@
                 <w:szCs w:val="20"/>
                 <w:lang w:val="en-US"/>
               </w:rPr>
-              <w:t>npm</w:t>
-            </w:r>
-            <w:r>
-              <w:rPr>
-                <w:rFonts w:ascii="Arial" w:hAnsi="Arial" w:eastAsia="Arial" w:cs="Arial"/>
-                <w:sz w:val="20"/>
-                <w:szCs w:val="20"/>
-                <w:lang w:val="en-US"/>
-              </w:rPr>
-              <w:t xml:space="preserve"> run build</w:t>
+              <w:t>npm run build</w:t>
             </w:r>
           </w:p>
         </w:tc>
@@ -6274,55 +5493,7 @@
           <w:szCs w:val="20"/>
           <w:lang w:val="en-US"/>
         </w:rPr>
-        <w:t xml:space="preserve">Important: Always set VITE_API_URL in </w:t>
-      </w:r>
-      <w:r>
-        <w:rPr>
-          <w:rFonts w:ascii="Arial" w:hAnsi="Arial" w:eastAsia="Arial" w:cs="Arial"/>
-          <w:i w:val="1"/>
-          <w:iCs w:val="1"/>
-          <w:color w:val="7D6608"/>
-          <w:sz w:val="20"/>
-          <w:szCs w:val="20"/>
-          <w:lang w:val="en-US"/>
-        </w:rPr>
-        <w:t>Render's</w:t>
-      </w:r>
-      <w:r>
-        <w:rPr>
-          <w:rFonts w:ascii="Arial" w:hAnsi="Arial" w:eastAsia="Arial" w:cs="Arial"/>
-          <w:i w:val="1"/>
-          <w:iCs w:val="1"/>
-          <w:color w:val="7D6608"/>
-          <w:sz w:val="20"/>
-          <w:szCs w:val="20"/>
-          <w:lang w:val="en-US"/>
-        </w:rPr>
-        <w:t xml:space="preserve"> Environment panel, even if .</w:t>
-      </w:r>
-      <w:r>
-        <w:rPr>
-          <w:rFonts w:ascii="Arial" w:hAnsi="Arial" w:eastAsia="Arial" w:cs="Arial"/>
-          <w:i w:val="1"/>
-          <w:iCs w:val="1"/>
-          <w:color w:val="7D6608"/>
-          <w:sz w:val="20"/>
-          <w:szCs w:val="20"/>
-          <w:lang w:val="en-US"/>
-        </w:rPr>
-        <w:t>env.production</w:t>
-      </w:r>
-      <w:r>
-        <w:rPr>
-          <w:rFonts w:ascii="Arial" w:hAnsi="Arial" w:eastAsia="Arial" w:cs="Arial"/>
-          <w:i w:val="1"/>
-          <w:iCs w:val="1"/>
-          <w:color w:val="7D6608"/>
-          <w:sz w:val="20"/>
-          <w:szCs w:val="20"/>
-          <w:lang w:val="en-US"/>
-        </w:rPr>
-        <w:t xml:space="preserve"> is already configured. Render injects it at build time on its servers, ensuring the correct URL is embedded in the deployed files.</w:t>
+        <w:t>Important: Always set VITE_API_URL in Render's Environment panel, even if .env.production is already configured. Render injects it at build time on its servers, ensuring the correct URL is embedded in the deployed files.</w:t>
       </w:r>
     </w:p>
     <w:p xmlns:wp14="http://schemas.microsoft.com/office/word/2010/wordml" wp14:textId="77777777">
@@ -6422,8 +5593,14 @@
           <w:szCs w:val="20"/>
           <w:lang w:val="en-US"/>
         </w:rPr>
-        <w:t>allow_origins</w:t>
-      </w:r>
+        <w:t>allow_origins=[</w:t>
+      </w:r>
+    </w:p>
+    <w:p xmlns:wp14="http://schemas.microsoft.com/office/word/2010/wordml" wp14:textId="77777777">
+      <w:pPr>
+        <w:spacing w:before="60" w:after="60"/>
+        <w:ind w:left="720"/>
+      </w:pPr>
       <w:r>
         <w:rPr>
           <w:rFonts w:ascii="Courier New" w:hAnsi="Courier New" w:eastAsia="Courier New" w:cs="Courier New"/>
@@ -6432,43 +5609,7 @@
           <w:szCs w:val="20"/>
           <w:lang w:val="en-US"/>
         </w:rPr>
-        <w:t>=[</w:t>
-      </w:r>
-    </w:p>
-    <w:p xmlns:wp14="http://schemas.microsoft.com/office/word/2010/wordml" wp14:textId="77777777">
-      <w:pPr>
-        <w:spacing w:before="60" w:after="60"/>
-        <w:ind w:left="720"/>
-      </w:pPr>
-      <w:r>
-        <w:rPr>
-          <w:rFonts w:ascii="Courier New" w:hAnsi="Courier New" w:eastAsia="Courier New" w:cs="Courier New"/>
-          <w:color w:val="C0392B"/>
-          <w:sz w:val="20"/>
-          <w:szCs w:val="20"/>
-          <w:lang w:val="en-US"/>
-        </w:rPr>
-        <w:t xml:space="preserve">    "https://atlas-frontend-xxxx.onrender.com</w:t>
-      </w:r>
-      <w:r>
-        <w:rPr>
-          <w:rFonts w:ascii="Courier New" w:hAnsi="Courier New" w:eastAsia="Courier New" w:cs="Courier New"/>
-          <w:color w:val="C0392B"/>
-          <w:sz w:val="20"/>
-          <w:szCs w:val="20"/>
-          <w:lang w:val="en-US"/>
-        </w:rPr>
-        <w:t>",  #</w:t>
-      </w:r>
-      <w:r>
-        <w:rPr>
-          <w:rFonts w:ascii="Courier New" w:hAnsi="Courier New" w:eastAsia="Courier New" w:cs="Courier New"/>
-          <w:color w:val="C0392B"/>
-          <w:sz w:val="20"/>
-          <w:szCs w:val="20"/>
-          <w:lang w:val="en-US"/>
-        </w:rPr>
-        <w:t xml:space="preserve"> your actual Render URL</w:t>
+        <w:t xml:space="preserve">    "https://atlas-frontend-xxxx.onrender.com",  # your actual Render URL</w:t>
       </w:r>
     </w:p>
     <w:p xmlns:wp14="http://schemas.microsoft.com/office/word/2010/wordml" wp14:textId="77777777">
@@ -6535,8 +5676,142 @@
           <w:szCs w:val="19"/>
           <w:lang w:val="en-US"/>
         </w:rPr>
-        <w:t>►  Run</w:t>
-      </w:r>
+        <w:t>►  Run in: VS Code Terminal (project root)</w:t>
+      </w:r>
+    </w:p>
+    <w:p xmlns:wp14="http://schemas.microsoft.com/office/word/2010/wordml" wp14:textId="77777777">
+      <w:pPr>
+        <w:shd w:val="clear" w:color="auto" w:fill="F2F3F4"/>
+        <w:spacing w:before="0" w:after="0"/>
+        <w:ind w:left="360"/>
+      </w:pPr>
+      <w:r>
+        <w:rPr>
+          <w:rFonts w:ascii="Courier New" w:hAnsi="Courier New" w:eastAsia="Courier New" w:cs="Courier New"/>
+          <w:color w:val="C0392B"/>
+          <w:sz w:val="20"/>
+          <w:szCs w:val="20"/>
+          <w:lang w:val="en-US"/>
+        </w:rPr>
+        <w:t>git add .</w:t>
+      </w:r>
+    </w:p>
+    <w:p xmlns:wp14="http://schemas.microsoft.com/office/word/2010/wordml" wp14:textId="77777777">
+      <w:pPr>
+        <w:shd w:val="clear" w:fill="F2F3F4"/>
+        <w:spacing w:before="0" w:after="0"/>
+        <w:ind w:left="360"/>
+      </w:pPr>
+      <w:r>
+        <w:rPr>
+          <w:rFonts w:ascii="Courier New" w:hAnsi="Courier New" w:eastAsia="Courier New" w:cs="Courier New"/>
+          <w:color w:val="C0392B"/>
+          <w:sz w:val="20"/>
+          <w:szCs w:val="20"/>
+        </w:rPr>
+        <w:t xml:space="preserve">git commit -m "Add Render frontend URL to CORS"</w:t>
+      </w:r>
+    </w:p>
+    <w:p xmlns:wp14="http://schemas.microsoft.com/office/word/2010/wordml" wp14:textId="77777777">
+      <w:pPr>
+        <w:shd w:val="clear" w:fill="F2F3F4"/>
+        <w:spacing w:before="0" w:after="0"/>
+        <w:ind w:left="360"/>
+      </w:pPr>
+      <w:r>
+        <w:rPr>
+          <w:rFonts w:ascii="Courier New" w:hAnsi="Courier New" w:eastAsia="Courier New" w:cs="Courier New"/>
+          <w:color w:val="C0392B"/>
+          <w:sz w:val="20"/>
+          <w:szCs w:val="20"/>
+        </w:rPr>
+        <w:t xml:space="preserve">git push origin main</w:t>
+      </w:r>
+    </w:p>
+    <w:p xmlns:wp14="http://schemas.microsoft.com/office/word/2010/wordml" wp14:textId="77777777">
+      <w:pPr>
+        <w:spacing w:before="0" w:after="80"/>
+      </w:pPr>
+      <w:r/>
+    </w:p>
+    <w:p xmlns:wp14="http://schemas.microsoft.com/office/word/2010/wordml" wp14:textId="77777777">
+      <w:pPr>
+        <w:spacing w:before="80" w:after="80"/>
+      </w:pPr>
+      <w:r>
+        <w:rPr>
+          <w:rFonts w:ascii="Arial" w:hAnsi="Arial" w:eastAsia="Arial" w:cs="Arial"/>
+          <w:sz w:val="22"/>
+          <w:szCs w:val="22"/>
+        </w:rPr>
+        <w:t xml:space="preserve">Render will auto-redeploy the backend within 2-3 minutes. Once redeployed, visit your frontend URL in the browser.</w:t>
+      </w:r>
+    </w:p>
+    <w:p xmlns:wp14="http://schemas.microsoft.com/office/word/2010/wordml" wp14:textId="77777777">
+      <w:pPr>
+        <w:spacing w:before="80" w:after="80"/>
+      </w:pPr>
+      <w:r/>
+    </w:p>
+    <w:p xmlns:wp14="http://schemas.microsoft.com/office/word/2010/wordml" wp14:textId="77777777">
+      <w:pPr>
+        <w:pStyle w:val="Heading1"/>
+        <w:spacing w:before="320" w:after="160"/>
+      </w:pPr>
+      <w:r>
+        <w:rPr>
+          <w:rFonts w:ascii="Arial" w:hAnsi="Arial" w:eastAsia="Arial" w:cs="Arial"/>
+          <w:b/>
+          <w:bCs/>
+          <w:color w:val="2E75B6"/>
+          <w:sz w:val="32"/>
+          <w:szCs w:val="32"/>
+        </w:rPr>
+        <w:t xml:space="preserve">Step 5: End-to-End Verification</w:t>
+      </w:r>
+    </w:p>
+    <w:p xmlns:wp14="http://schemas.microsoft.com/office/word/2010/wordml" wp14:textId="77777777">
+      <w:pPr>
+        <w:spacing w:before="80" w:after="80"/>
+      </w:pPr>
+      <w:r>
+        <w:rPr>
+          <w:rFonts w:ascii="Arial" w:hAnsi="Arial" w:eastAsia="Arial" w:cs="Arial"/>
+          <w:sz w:val="22"/>
+          <w:szCs w:val="22"/>
+          <w:lang w:val="en-US"/>
+        </w:rPr>
+        <w:t>After all three services are deployed, run these checks to confirm everything is working.</w:t>
+      </w:r>
+    </w:p>
+    <w:p xmlns:wp14="http://schemas.microsoft.com/office/word/2010/wordml" wp14:textId="77777777">
+      <w:pPr>
+        <w:spacing w:before="80" w:after="80"/>
+      </w:pPr>
+      <w:r/>
+    </w:p>
+    <w:p xmlns:wp14="http://schemas.microsoft.com/office/word/2010/wordml" wp14:textId="77777777">
+      <w:pPr>
+        <w:pStyle w:val="Heading2"/>
+        <w:spacing w:before="240" w:after="120"/>
+      </w:pPr>
+      <w:r>
+        <w:rPr>
+          <w:rFonts w:ascii="Arial" w:hAnsi="Arial" w:eastAsia="Arial" w:cs="Arial"/>
+          <w:b/>
+          <w:bCs/>
+          <w:color w:val="1F4E79"/>
+          <w:sz w:val="26"/>
+          <w:szCs w:val="26"/>
+        </w:rPr>
+        <w:t xml:space="preserve">5.1 Backend Health Check</w:t>
+      </w:r>
+    </w:p>
+    <w:p xmlns:wp14="http://schemas.microsoft.com/office/word/2010/wordml" wp14:textId="77777777">
+      <w:pPr>
+        <w:shd w:val="clear" w:color="auto" w:fill="1A5276"/>
+        <w:spacing w:before="140" w:after="0"/>
+      </w:pPr>
       <w:r>
         <w:rPr>
           <w:rFonts w:ascii="Arial" w:hAnsi="Arial" w:eastAsia="Arial" w:cs="Arial"/>
@@ -6547,12 +5822,12 @@
           <w:szCs w:val="19"/>
           <w:lang w:val="en-US"/>
         </w:rPr>
-        <w:t xml:space="preserve"> in: VS Code Terminal (project root)</w:t>
-      </w:r>
-    </w:p>
-    <w:p xmlns:wp14="http://schemas.microsoft.com/office/word/2010/wordml" wp14:textId="77777777">
-      <w:pPr>
-        <w:shd w:val="clear" w:color="auto" w:fill="F2F3F4"/>
+        <w:t>►  Run in: Mac Terminal (any location)</w:t>
+      </w:r>
+    </w:p>
+    <w:p xmlns:wp14="http://schemas.microsoft.com/office/word/2010/wordml" wp14:textId="77777777">
+      <w:pPr>
+        <w:shd w:val="clear" w:fill="F2F3F4"/>
         <w:spacing w:before="0" w:after="0"/>
         <w:ind w:left="360"/>
       </w:pPr>
@@ -6562,26 +5837,332 @@
           <w:color w:val="C0392B"/>
           <w:sz w:val="20"/>
           <w:szCs w:val="20"/>
-          <w:lang w:val="en-US"/>
-        </w:rPr>
-        <w:t xml:space="preserve">git </w:t>
-      </w:r>
+        </w:rPr>
+        <w:t xml:space="preserve">curl https://your-backend.onrender.com/health</w:t>
+      </w:r>
+    </w:p>
+    <w:p xmlns:wp14="http://schemas.microsoft.com/office/word/2010/wordml" wp14:textId="77777777">
+      <w:pPr>
+        <w:spacing w:before="0" w:after="80"/>
+      </w:pPr>
+      <w:r/>
+    </w:p>
+    <w:p xmlns:wp14="http://schemas.microsoft.com/office/word/2010/wordml" wp14:textId="77777777">
+      <w:pPr>
+        <w:spacing w:before="80" w:after="80"/>
+      </w:pPr>
+      <w:r>
+        <w:rPr>
+          <w:rFonts w:ascii="Arial" w:hAnsi="Arial" w:eastAsia="Arial" w:cs="Arial"/>
+          <w:sz w:val="22"/>
+          <w:szCs w:val="22"/>
+        </w:rPr>
+        <w:t xml:space="preserve">Expected: {"status": "healthy"}</w:t>
+      </w:r>
+    </w:p>
+    <w:p xmlns:wp14="http://schemas.microsoft.com/office/word/2010/wordml" wp14:textId="77777777">
+      <w:pPr>
+        <w:spacing w:before="80" w:after="80"/>
+      </w:pPr>
+      <w:r/>
+    </w:p>
+    <w:p xmlns:wp14="http://schemas.microsoft.com/office/word/2010/wordml" wp14:textId="77777777">
+      <w:pPr>
+        <w:pStyle w:val="Heading2"/>
+        <w:spacing w:before="240" w:after="120"/>
+      </w:pPr>
+      <w:r>
+        <w:rPr>
+          <w:rFonts w:ascii="Arial" w:hAnsi="Arial" w:eastAsia="Arial" w:cs="Arial"/>
+          <w:b/>
+          <w:bCs/>
+          <w:color w:val="1F4E79"/>
+          <w:sz w:val="26"/>
+          <w:szCs w:val="26"/>
+        </w:rPr>
+        <w:t xml:space="preserve">5.2 Database and API Check</w:t>
+      </w:r>
+    </w:p>
+    <w:p xmlns:wp14="http://schemas.microsoft.com/office/word/2010/wordml" wp14:textId="77777777">
+      <w:pPr>
+        <w:shd w:val="clear" w:color="auto" w:fill="1A5276"/>
+        <w:spacing w:before="140" w:after="0"/>
+      </w:pPr>
+      <w:r>
+        <w:rPr>
+          <w:rFonts w:ascii="Arial" w:hAnsi="Arial" w:eastAsia="Arial" w:cs="Arial"/>
+          <w:b w:val="1"/>
+          <w:bCs w:val="1"/>
+          <w:color w:val="FFFFFF"/>
+          <w:sz w:val="19"/>
+          <w:szCs w:val="19"/>
+          <w:lang w:val="en-US"/>
+        </w:rPr>
+        <w:t>►  Run in: Mac Terminal (any location)</w:t>
+      </w:r>
+    </w:p>
+    <w:p xmlns:wp14="http://schemas.microsoft.com/office/word/2010/wordml" wp14:textId="77777777">
+      <w:pPr>
+        <w:shd w:val="clear" w:fill="F2F3F4"/>
+        <w:spacing w:before="0" w:after="0"/>
+        <w:ind w:left="360"/>
+      </w:pPr>
       <w:r>
         <w:rPr>
           <w:rFonts w:ascii="Courier New" w:hAnsi="Courier New" w:eastAsia="Courier New" w:cs="Courier New"/>
           <w:color w:val="C0392B"/>
           <w:sz w:val="20"/>
           <w:szCs w:val="20"/>
-          <w:lang w:val="en-US"/>
-        </w:rPr>
-        <w:t>add .</w:t>
-      </w:r>
-    </w:p>
-    <w:p xmlns:wp14="http://schemas.microsoft.com/office/word/2010/wordml" wp14:textId="77777777">
-      <w:pPr>
-        <w:shd w:val="clear" w:fill="F2F3F4"/>
-        <w:spacing w:before="0" w:after="0"/>
-        <w:ind w:left="360"/>
+        </w:rPr>
+        <w:t xml:space="preserve">curl https://your-backend.onrender.com/api/v1/counties | head -c 300</w:t>
+      </w:r>
+    </w:p>
+    <w:p xmlns:wp14="http://schemas.microsoft.com/office/word/2010/wordml" wp14:textId="77777777">
+      <w:pPr>
+        <w:spacing w:before="0" w:after="80"/>
+      </w:pPr>
+      <w:r/>
+    </w:p>
+    <w:p xmlns:wp14="http://schemas.microsoft.com/office/word/2010/wordml" wp14:textId="77777777">
+      <w:pPr>
+        <w:spacing w:before="80" w:after="80"/>
+      </w:pPr>
+      <w:r>
+        <w:rPr>
+          <w:rFonts w:ascii="Arial" w:hAnsi="Arial" w:eastAsia="Arial" w:cs="Arial"/>
+          <w:sz w:val="22"/>
+          <w:szCs w:val="22"/>
+          <w:lang w:val="en-US"/>
+        </w:rPr>
+        <w:t>Expected: JSON with total: 105 and county names. If total is 0, go back and re-run Step 2.</w:t>
+      </w:r>
+    </w:p>
+    <w:p xmlns:wp14="http://schemas.microsoft.com/office/word/2010/wordml" wp14:textId="77777777">
+      <w:pPr>
+        <w:spacing w:before="80" w:after="80"/>
+      </w:pPr>
+      <w:r/>
+    </w:p>
+    <w:p xmlns:wp14="http://schemas.microsoft.com/office/word/2010/wordml" wp14:textId="77777777">
+      <w:pPr>
+        <w:pStyle w:val="Heading2"/>
+        <w:spacing w:before="240" w:after="120"/>
+      </w:pPr>
+      <w:r>
+        <w:rPr>
+          <w:rFonts w:ascii="Arial" w:hAnsi="Arial" w:eastAsia="Arial" w:cs="Arial"/>
+          <w:b/>
+          <w:bCs/>
+          <w:color w:val="1F4E79"/>
+          <w:sz w:val="26"/>
+          <w:szCs w:val="26"/>
+        </w:rPr>
+        <w:t xml:space="preserve">5.3 Frontend Visual Check</w:t>
+      </w:r>
+    </w:p>
+    <w:p xmlns:wp14="http://schemas.microsoft.com/office/word/2010/wordml" wp14:textId="77777777">
+      <w:pPr>
+        <w:spacing w:before="80" w:after="80"/>
+      </w:pPr>
+      <w:r>
+        <w:rPr>
+          <w:rFonts w:ascii="Arial" w:hAnsi="Arial" w:eastAsia="Arial" w:cs="Arial"/>
+          <w:sz w:val="22"/>
+          <w:szCs w:val="22"/>
+          <w:lang w:val="en-US"/>
+        </w:rPr>
+        <w:t>Visit your frontend URL in a browser. Open it in a fresh Incognito window (Cmd+Shift+N on Mac) to avoid cached data. Verify:</w:t>
+      </w:r>
+    </w:p>
+    <w:p xmlns:wp14="http://schemas.microsoft.com/office/word/2010/wordml" wp14:textId="77777777">
+      <w:pPr>
+        <w:pStyle w:val="ListParagraph"/>
+        <w:numPr>
+          <w:ilvl w:val="0"/>
+          <w:numId w:val="2"/>
+        </w:numPr>
+        <w:spacing w:before="60" w:after="60"/>
+        <w:rPr/>
+      </w:pPr>
+      <w:r>
+        <w:rPr>
+          <w:rFonts w:ascii="Arial" w:hAnsi="Arial" w:eastAsia="Arial" w:cs="Arial"/>
+          <w:sz w:val="22"/>
+          <w:szCs w:val="22"/>
+          <w:lang w:val="en-US"/>
+        </w:rPr>
+        <w:t>The Kansas map renders with colored county shapes</w:t>
+      </w:r>
+    </w:p>
+    <w:p xmlns:wp14="http://schemas.microsoft.com/office/word/2010/wordml" wp14:textId="77777777">
+      <w:pPr>
+        <w:pStyle w:val="ListParagraph"/>
+        <w:numPr>
+          <w:ilvl w:val="0"/>
+          <w:numId w:val="2"/>
+        </w:numPr>
+        <w:spacing w:before="60" w:after="60"/>
+      </w:pPr>
+      <w:r>
+        <w:rPr>
+          <w:rFonts w:ascii="Arial" w:hAnsi="Arial" w:eastAsia="Arial" w:cs="Arial"/>
+          <w:sz w:val="22"/>
+          <w:szCs w:val="22"/>
+        </w:rPr>
+        <w:t xml:space="preserve">County colors show variation across metrics when switching between them</w:t>
+      </w:r>
+    </w:p>
+    <w:p xmlns:wp14="http://schemas.microsoft.com/office/word/2010/wordml" wp14:textId="77777777">
+      <w:pPr>
+        <w:pStyle w:val="ListParagraph"/>
+        <w:numPr>
+          <w:ilvl w:val="0"/>
+          <w:numId w:val="2"/>
+        </w:numPr>
+        <w:spacing w:before="60" w:after="60"/>
+      </w:pPr>
+      <w:r>
+        <w:rPr>
+          <w:rFonts w:ascii="Arial" w:hAnsi="Arial" w:eastAsia="Arial" w:cs="Arial"/>
+          <w:sz w:val="22"/>
+          <w:szCs w:val="22"/>
+        </w:rPr>
+        <w:t xml:space="preserve">The Compare tab dropdown is populated with county names</w:t>
+      </w:r>
+    </w:p>
+    <w:p xmlns:wp14="http://schemas.microsoft.com/office/word/2010/wordml" wp14:textId="77777777">
+      <w:pPr>
+        <w:pStyle w:val="ListParagraph"/>
+        <w:numPr>
+          <w:ilvl w:val="0"/>
+          <w:numId w:val="2"/>
+        </w:numPr>
+        <w:spacing w:before="60" w:after="60"/>
+      </w:pPr>
+      <w:r>
+        <w:rPr>
+          <w:rFonts w:ascii="Arial" w:hAnsi="Arial" w:eastAsia="Arial" w:cs="Arial"/>
+          <w:sz w:val="22"/>
+          <w:szCs w:val="22"/>
+        </w:rPr>
+        <w:t xml:space="preserve">The Analysis tab loads charts and statistics</w:t>
+      </w:r>
+    </w:p>
+    <w:p xmlns:wp14="http://schemas.microsoft.com/office/word/2010/wordml" wp14:textId="2092F681">
+      <w:pPr>
+        <w:pStyle w:val="ListParagraph"/>
+        <w:numPr>
+          <w:ilvl w:val="0"/>
+          <w:numId w:val="2"/>
+        </w:numPr>
+        <w:spacing w:before="60" w:after="60"/>
+        <w:rPr/>
+      </w:pPr>
+      <w:r>
+        <w:rPr>
+          <w:rFonts w:ascii="Arial" w:hAnsi="Arial" w:eastAsia="Arial" w:cs="Arial"/>
+          <w:sz w:val="22"/>
+          <w:szCs w:val="22"/>
+          <w:lang w:val="en-US"/>
+        </w:rPr>
+        <w:t>The Data Request tab submits successfully and sends a confirmation email</w:t>
+      </w:r>
+    </w:p>
+    <w:p xmlns:wp14="http://schemas.microsoft.com/office/word/2010/wordml" wp14:textId="42A2E609">
+      <w:pPr>
+        <w:pStyle w:val="Heading1"/>
+        <w:spacing w:before="320" w:after="160"/>
+      </w:pPr>
+      <w:r>
+        <w:rPr>
+          <w:rFonts w:ascii="Arial" w:hAnsi="Arial" w:eastAsia="Arial" w:cs="Arial"/>
+          <w:b w:val="1"/>
+          <w:bCs w:val="1"/>
+          <w:color w:val="2E75B6"/>
+          <w:sz w:val="32"/>
+          <w:szCs w:val="32"/>
+        </w:rPr>
+        <w:t>Known Issues and Limitations</w:t>
+      </w:r>
+    </w:p>
+    <w:p xmlns:wp14="http://schemas.microsoft.com/office/word/2010/wordml" wp14:textId="77777777">
+      <w:pPr>
+        <w:pStyle w:val="Heading2"/>
+        <w:spacing w:before="240" w:after="120"/>
+      </w:pPr>
+      <w:r>
+        <w:rPr>
+          <w:rFonts w:ascii="Arial" w:hAnsi="Arial" w:eastAsia="Arial" w:cs="Arial"/>
+          <w:b/>
+          <w:bCs/>
+          <w:color w:val="1F4E79"/>
+          <w:sz w:val="26"/>
+          <w:szCs w:val="26"/>
+        </w:rPr>
+        <w:t xml:space="preserve">Free Tier Spin-Down</w:t>
+      </w:r>
+    </w:p>
+    <w:p xmlns:wp14="http://schemas.microsoft.com/office/word/2010/wordml" wp14:textId="77777777">
+      <w:pPr>
+        <w:spacing w:before="80" w:after="80"/>
+      </w:pPr>
+      <w:r>
+        <w:rPr>
+          <w:rFonts w:ascii="Arial" w:hAnsi="Arial" w:eastAsia="Arial" w:cs="Arial"/>
+          <w:sz w:val="22"/>
+          <w:szCs w:val="22"/>
+          <w:lang w:val="en-US"/>
+        </w:rPr>
+        <w:t>Free tier web services spin down after 15 minutes of inactivity. The first request after spin-down can take 30-60 seconds while the service restarts. This is not configurable on the free tier. Upgrade to a paid Starter instance ($7/month) to keep the service always running.</w:t>
+      </w:r>
+    </w:p>
+    <w:p xmlns:wp14="http://schemas.microsoft.com/office/word/2010/wordml" wp14:textId="77777777">
+      <w:pPr>
+        <w:spacing w:before="80" w:after="80"/>
+      </w:pPr>
+      <w:r/>
+    </w:p>
+    <w:p xmlns:wp14="http://schemas.microsoft.com/office/word/2010/wordml" wp14:textId="77777777">
+      <w:pPr>
+        <w:pStyle w:val="Heading2"/>
+        <w:spacing w:before="240" w:after="120"/>
+      </w:pPr>
+      <w:r>
+        <w:rPr>
+          <w:rFonts w:ascii="Arial" w:hAnsi="Arial" w:eastAsia="Arial" w:cs="Arial"/>
+          <w:b/>
+          <w:bCs/>
+          <w:color w:val="1F4E79"/>
+          <w:sz w:val="26"/>
+          <w:szCs w:val="26"/>
+        </w:rPr>
+        <w:t xml:space="preserve">Dataset 3 Encoding Issue</w:t>
+      </w:r>
+    </w:p>
+    <w:p xmlns:wp14="http://schemas.microsoft.com/office/word/2010/wordml" wp14:textId="77777777">
+      <w:pPr>
+        <w:spacing w:before="80" w:after="80"/>
+      </w:pPr>
+      <w:r>
+        <w:rPr>
+          <w:rFonts w:ascii="Arial" w:hAnsi="Arial" w:eastAsia="Arial" w:cs="Arial"/>
+          <w:sz w:val="22"/>
+          <w:szCs w:val="22"/>
+          <w:lang w:val="en-US"/>
+        </w:rPr>
+        <w:t>Dataset 3 (DS/AI Course Inventory) uses latin1 encoding instead of UTF-8. The _read_and_filter function in backend/app/api/data_request.py must handle this. Open the file in VS Code and ensure it reads:</w:t>
+      </w:r>
+    </w:p>
+    <w:p xmlns:wp14="http://schemas.microsoft.com/office/word/2010/wordml" wp14:textId="77777777">
+      <w:pPr>
+        <w:spacing w:before="80" w:after="80"/>
+      </w:pPr>
+      <w:r/>
+    </w:p>
+    <w:p xmlns:wp14="http://schemas.microsoft.com/office/word/2010/wordml" wp14:textId="77777777">
+      <w:pPr>
+        <w:spacing w:before="60" w:after="60"/>
+        <w:ind w:left="720"/>
       </w:pPr>
       <w:r>
         <w:rPr>
@@ -6589,15 +6170,15 @@
           <w:color w:val="C0392B"/>
           <w:sz w:val="20"/>
           <w:szCs w:val="20"/>
-        </w:rPr>
-        <w:t xml:space="preserve">git commit -m "Add Render frontend URL to CORS"</w:t>
-      </w:r>
-    </w:p>
-    <w:p xmlns:wp14="http://schemas.microsoft.com/office/word/2010/wordml" wp14:textId="77777777">
-      <w:pPr>
-        <w:shd w:val="clear" w:fill="F2F3F4"/>
-        <w:spacing w:before="0" w:after="0"/>
-        <w:ind w:left="360"/>
+          <w:lang w:val="en-US"/>
+        </w:rPr>
+        <w:t>def _read_and_filter(csv_path, counties):</w:t>
+      </w:r>
+    </w:p>
+    <w:p xmlns:wp14="http://schemas.microsoft.com/office/word/2010/wordml" wp14:textId="77777777">
+      <w:pPr>
+        <w:spacing w:before="60" w:after="60"/>
+        <w:ind w:left="720"/>
       </w:pPr>
       <w:r>
         <w:rPr>
@@ -6606,6 +6187,123 @@
           <w:sz w:val="20"/>
           <w:szCs w:val="20"/>
         </w:rPr>
+        <w:t xml:space="preserve">    encoding = "latin1" if "dataset3" in csv_path.name else "utf-8"</w:t>
+      </w:r>
+    </w:p>
+    <w:p xmlns:wp14="http://schemas.microsoft.com/office/word/2010/wordml" wp14:textId="77777777">
+      <w:pPr>
+        <w:spacing w:before="60" w:after="60"/>
+        <w:ind w:left="720"/>
+      </w:pPr>
+      <w:r>
+        <w:rPr>
+          <w:rFonts w:ascii="Courier New" w:hAnsi="Courier New" w:eastAsia="Courier New" w:cs="Courier New"/>
+          <w:color w:val="C0392B"/>
+          <w:sz w:val="20"/>
+          <w:szCs w:val="20"/>
+          <w:lang w:val="en-US"/>
+        </w:rPr>
+        <w:t xml:space="preserve">    df = pd.read_csv(csv_path, encoding=encoding)</w:t>
+      </w:r>
+    </w:p>
+    <w:p xmlns:wp14="http://schemas.microsoft.com/office/word/2010/wordml" wp14:textId="77777777">
+      <w:pPr>
+        <w:spacing w:before="60" w:after="60"/>
+        <w:ind w:left="720"/>
+      </w:pPr>
+      <w:r>
+        <w:rPr>
+          <w:rFonts w:ascii="Courier New" w:hAnsi="Courier New" w:eastAsia="Courier New" w:cs="Courier New"/>
+          <w:color w:val="C0392B"/>
+          <w:sz w:val="20"/>
+          <w:szCs w:val="20"/>
+        </w:rPr>
+        <w:t xml:space="preserve">    ...</w:t>
+      </w:r>
+    </w:p>
+    <w:p xmlns:wp14="http://schemas.microsoft.com/office/word/2010/wordml" wp14:textId="77777777">
+      <w:pPr>
+        <w:spacing w:before="80" w:after="80"/>
+      </w:pPr>
+      <w:r/>
+    </w:p>
+    <w:p xmlns:wp14="http://schemas.microsoft.com/office/word/2010/wordml" wp14:textId="77777777">
+      <w:pPr>
+        <w:spacing w:before="80" w:after="80"/>
+      </w:pPr>
+      <w:r>
+        <w:rPr>
+          <w:rFonts w:ascii="Arial" w:hAnsi="Arial" w:eastAsia="Arial" w:cs="Arial"/>
+          <w:sz w:val="22"/>
+          <w:szCs w:val="22"/>
+        </w:rPr>
+        <w:t xml:space="preserve">If this is not in place, requesting Dataset 3 in the Data Request tab will return a 500 error. After making this fix, push the change:</w:t>
+      </w:r>
+    </w:p>
+    <w:p xmlns:wp14="http://schemas.microsoft.com/office/word/2010/wordml" wp14:textId="77777777">
+      <w:pPr>
+        <w:shd w:val="clear" w:color="auto" w:fill="1A5276"/>
+        <w:spacing w:before="140" w:after="0"/>
+      </w:pPr>
+      <w:r>
+        <w:rPr>
+          <w:rFonts w:ascii="Arial" w:hAnsi="Arial" w:eastAsia="Arial" w:cs="Arial"/>
+          <w:b w:val="1"/>
+          <w:bCs w:val="1"/>
+          <w:color w:val="FFFFFF"/>
+          <w:sz w:val="19"/>
+          <w:szCs w:val="19"/>
+          <w:lang w:val="en-US"/>
+        </w:rPr>
+        <w:t>►  Run in: VS Code Terminal (project root)</w:t>
+      </w:r>
+    </w:p>
+    <w:p xmlns:wp14="http://schemas.microsoft.com/office/word/2010/wordml" wp14:textId="77777777">
+      <w:pPr>
+        <w:shd w:val="clear" w:color="auto" w:fill="F2F3F4"/>
+        <w:spacing w:before="0" w:after="0"/>
+        <w:ind w:left="360"/>
+      </w:pPr>
+      <w:r>
+        <w:rPr>
+          <w:rFonts w:ascii="Courier New" w:hAnsi="Courier New" w:eastAsia="Courier New" w:cs="Courier New"/>
+          <w:color w:val="C0392B"/>
+          <w:sz w:val="20"/>
+          <w:szCs w:val="20"/>
+          <w:lang w:val="en-US"/>
+        </w:rPr>
+        <w:t>git add .</w:t>
+      </w:r>
+    </w:p>
+    <w:p xmlns:wp14="http://schemas.microsoft.com/office/word/2010/wordml" wp14:textId="77777777">
+      <w:pPr>
+        <w:shd w:val="clear" w:fill="F2F3F4"/>
+        <w:spacing w:before="0" w:after="0"/>
+        <w:ind w:left="360"/>
+      </w:pPr>
+      <w:r>
+        <w:rPr>
+          <w:rFonts w:ascii="Courier New" w:hAnsi="Courier New" w:eastAsia="Courier New" w:cs="Courier New"/>
+          <w:color w:val="C0392B"/>
+          <w:sz w:val="20"/>
+          <w:szCs w:val="20"/>
+        </w:rPr>
+        <w:t xml:space="preserve">git commit -m "Fix dataset3 latin1 encoding in data request"</w:t>
+      </w:r>
+    </w:p>
+    <w:p xmlns:wp14="http://schemas.microsoft.com/office/word/2010/wordml" wp14:textId="77777777">
+      <w:pPr>
+        <w:shd w:val="clear" w:fill="F2F3F4"/>
+        <w:spacing w:before="0" w:after="0"/>
+        <w:ind w:left="360"/>
+      </w:pPr>
+      <w:r>
+        <w:rPr>
+          <w:rFonts w:ascii="Courier New" w:hAnsi="Courier New" w:eastAsia="Courier New" w:cs="Courier New"/>
+          <w:color w:val="C0392B"/>
+          <w:sz w:val="20"/>
+          <w:szCs w:val="20"/>
+        </w:rPr>
         <w:t xml:space="preserve">git push origin main</w:t>
       </w:r>
     </w:p>
@@ -6619,13 +6317,90 @@
       <w:pPr>
         <w:spacing w:before="80" w:after="80"/>
       </w:pPr>
-      <w:r>
-        <w:rPr>
-          <w:rFonts w:ascii="Arial" w:hAnsi="Arial" w:eastAsia="Arial" w:cs="Arial"/>
-          <w:sz w:val="22"/>
-          <w:szCs w:val="22"/>
-        </w:rPr>
-        <w:t xml:space="preserve">Render will auto-redeploy the backend within 2-3 minutes. Once redeployed, visit your frontend URL in the browser.</w:t>
+      <w:r/>
+    </w:p>
+    <w:p xmlns:wp14="http://schemas.microsoft.com/office/word/2010/wordml" wp14:textId="77777777">
+      <w:pPr>
+        <w:pStyle w:val="Heading2"/>
+        <w:spacing w:before="240" w:after="120"/>
+      </w:pPr>
+      <w:r>
+        <w:rPr>
+          <w:rFonts w:ascii="Arial" w:hAnsi="Arial" w:eastAsia="Arial" w:cs="Arial"/>
+          <w:b/>
+          <w:bCs/>
+          <w:color w:val="1F4E79"/>
+          <w:sz w:val="26"/>
+          <w:szCs w:val="26"/>
+        </w:rPr>
+        <w:t xml:space="preserve">Excel Export Requires openpyxl</w:t>
+      </w:r>
+    </w:p>
+    <w:p xmlns:wp14="http://schemas.microsoft.com/office/word/2010/wordml" wp14:textId="77777777">
+      <w:pPr>
+        <w:spacing w:before="80" w:after="80"/>
+      </w:pPr>
+      <w:r>
+        <w:rPr>
+          <w:rFonts w:ascii="Arial" w:hAnsi="Arial" w:eastAsia="Arial" w:cs="Arial"/>
+          <w:sz w:val="22"/>
+          <w:szCs w:val="22"/>
+        </w:rPr>
+        <w:t xml:space="preserve">Excel (.xlsx) export in the Data Request tab requires the openpyxl library. Without it, any Excel export attempt returns a 500 Internal Server Error. Ensure openpyxl is present in backend/requirements.txt. If it is missing, add it locally and push:</w:t>
+      </w:r>
+    </w:p>
+    <w:p xmlns:wp14="http://schemas.microsoft.com/office/word/2010/wordml" wp14:textId="77777777">
+      <w:pPr>
+        <w:pBdr>
+          <w:left w:val="single" w:color="555555" w:sz="6"/>
+        </w:pBdr>
+        <w:spacing w:before="60" w:after="60"/>
+        <w:ind w:left="360"/>
+      </w:pPr>
+      <w:r>
+        <w:rPr>
+          <w:rFonts w:ascii="Courier New" w:hAnsi="Courier New" w:eastAsia="Courier New" w:cs="Courier New"/>
+          <w:color w:val="C0392B"/>
+          <w:sz w:val="20"/>
+          <w:szCs w:val="20"/>
+        </w:rPr>
+        <w:t xml:space="preserve">cd backend &amp;&amp; source venv/bin/activate</w:t>
+      </w:r>
+    </w:p>
+    <w:p xmlns:wp14="http://schemas.microsoft.com/office/word/2010/wordml" wp14:textId="77777777">
+      <w:pPr>
+        <w:pBdr>
+          <w:left w:val="single" w:color="555555" w:sz="6"/>
+        </w:pBdr>
+        <w:spacing w:before="60" w:after="60"/>
+        <w:ind w:left="360"/>
+      </w:pPr>
+      <w:r>
+        <w:rPr>
+          <w:rFonts w:ascii="Courier New" w:hAnsi="Courier New" w:eastAsia="Courier New" w:cs="Courier New"/>
+          <w:color w:val="C0392B"/>
+          <w:sz w:val="20"/>
+          <w:szCs w:val="20"/>
+        </w:rPr>
+        <w:t xml:space="preserve">pip install openpyxl &amp;&amp; pip freeze &gt; requirements.txt</w:t>
+      </w:r>
+    </w:p>
+    <w:p xmlns:wp14="http://schemas.microsoft.com/office/word/2010/wordml" wp14:textId="77777777">
+      <w:pPr>
+        <w:pBdr>
+          <w:left w:val="single" w:color="555555" w:sz="6"/>
+        </w:pBdr>
+        <w:spacing w:before="60" w:after="60"/>
+        <w:ind w:left="360"/>
+      </w:pPr>
+      <w:r>
+        <w:rPr>
+          <w:rFonts w:ascii="Courier New" w:hAnsi="Courier New" w:eastAsia="Courier New" w:cs="Courier New"/>
+          <w:color w:val="C0392B"/>
+          <w:sz w:val="20"/>
+          <w:szCs w:val="20"/>
+        </w:rPr>
+        <w:t xml:space="preserve">cd .. &amp;&amp; git add backend/requirements.txt &amp;&amp; git commit -m "Add openpyxl for Excel export" &amp;&amp; git push origin main</w:t>
       </w:r>
     </w:p>
     <w:p xmlns:wp14="http://schemas.microsoft.com/office/word/2010/wordml" wp14:textId="77777777">
@@ -6648,39 +6423,82 @@
           <w:sz w:val="32"/>
           <w:szCs w:val="32"/>
         </w:rPr>
-        <w:t xml:space="preserve">Step 5: End-to-End Verification</w:t>
-      </w:r>
-    </w:p>
-    <w:p xmlns:wp14="http://schemas.microsoft.com/office/word/2010/wordml" wp14:textId="77777777">
-      <w:pPr>
-        <w:spacing w:before="80" w:after="80"/>
-      </w:pPr>
-      <w:r>
-        <w:rPr>
-          <w:rFonts w:ascii="Arial" w:hAnsi="Arial" w:eastAsia="Arial" w:cs="Arial"/>
-          <w:sz w:val="22"/>
-          <w:szCs w:val="22"/>
-          <w:lang w:val="en-US"/>
-        </w:rPr>
-        <w:t xml:space="preserve">After </w:t>
-      </w:r>
-      <w:r>
-        <w:rPr>
-          <w:rFonts w:ascii="Arial" w:hAnsi="Arial" w:eastAsia="Arial" w:cs="Arial"/>
-          <w:sz w:val="22"/>
-          <w:szCs w:val="22"/>
-          <w:lang w:val="en-US"/>
-        </w:rPr>
-        <w:t>all</w:t>
-      </w:r>
-      <w:r>
-        <w:rPr>
-          <w:rFonts w:ascii="Arial" w:hAnsi="Arial" w:eastAsia="Arial" w:cs="Arial"/>
-          <w:sz w:val="22"/>
-          <w:szCs w:val="22"/>
-          <w:lang w:val="en-US"/>
-        </w:rPr>
-        <w:t xml:space="preserve"> three services are deployed, run these checks to confirm everything is working.</w:t>
+        <w:t xml:space="preserve">Redeployment and Future Updates</w:t>
+      </w:r>
+    </w:p>
+    <w:p xmlns:wp14="http://schemas.microsoft.com/office/word/2010/wordml" wp14:textId="77777777">
+      <w:pPr>
+        <w:spacing w:before="80" w:after="80"/>
+      </w:pPr>
+      <w:r>
+        <w:rPr>
+          <w:rFonts w:ascii="Arial" w:hAnsi="Arial" w:eastAsia="Arial" w:cs="Arial"/>
+          <w:sz w:val="22"/>
+          <w:szCs w:val="22"/>
+        </w:rPr>
+        <w:t xml:space="preserve">Once configured, updates to the application are handled automatically. No manual steps are needed on the Render dashboard for code changes:</w:t>
+      </w:r>
+    </w:p>
+    <w:p xmlns:wp14="http://schemas.microsoft.com/office/word/2010/wordml" wp14:textId="77777777">
+      <w:pPr>
+        <w:spacing w:before="80" w:after="80"/>
+      </w:pPr>
+      <w:r/>
+    </w:p>
+    <w:p xmlns:wp14="http://schemas.microsoft.com/office/word/2010/wordml" wp14:textId="77777777">
+      <w:pPr>
+        <w:pStyle w:val="ListParagraph"/>
+        <w:numPr>
+          <w:ilvl w:val="0"/>
+          <w:numId w:val="2"/>
+        </w:numPr>
+        <w:spacing w:before="60" w:after="60"/>
+      </w:pPr>
+      <w:r>
+        <w:rPr>
+          <w:rFonts w:ascii="Arial" w:hAnsi="Arial" w:eastAsia="Arial" w:cs="Arial"/>
+          <w:sz w:val="22"/>
+          <w:szCs w:val="22"/>
+        </w:rPr>
+        <w:t xml:space="preserve">Code changes: Push to GitHub from VS Code Terminal (project root) — Render auto-deploys both frontend and backend</w:t>
+      </w:r>
+    </w:p>
+    <w:p xmlns:wp14="http://schemas.microsoft.com/office/word/2010/wordml" wp14:textId="77777777">
+      <w:pPr>
+        <w:pStyle w:val="ListParagraph"/>
+        <w:numPr>
+          <w:ilvl w:val="0"/>
+          <w:numId w:val="2"/>
+        </w:numPr>
+        <w:spacing w:before="60" w:after="60"/>
+      </w:pPr>
+      <w:r>
+        <w:rPr>
+          <w:rFonts w:ascii="Arial" w:hAnsi="Arial" w:eastAsia="Arial" w:cs="Arial"/>
+          <w:sz w:val="22"/>
+          <w:szCs w:val="22"/>
+        </w:rPr>
+        <w:t xml:space="preserve">Environment variable changes: Made in the Render dashboard — triggers an automatic redeploy</w:t>
+      </w:r>
+    </w:p>
+    <w:p xmlns:wp14="http://schemas.microsoft.com/office/word/2010/wordml" wp14:textId="77777777">
+      <w:pPr>
+        <w:pStyle w:val="ListParagraph"/>
+        <w:numPr>
+          <w:ilvl w:val="0"/>
+          <w:numId w:val="2"/>
+        </w:numPr>
+        <w:spacing w:before="60" w:after="60"/>
+        <w:rPr/>
+      </w:pPr>
+      <w:r>
+        <w:rPr>
+          <w:rFonts w:ascii="Arial" w:hAnsi="Arial" w:eastAsia="Arial" w:cs="Arial"/>
+          <w:sz w:val="22"/>
+          <w:szCs w:val="22"/>
+          <w:lang w:val="en-US"/>
+        </w:rPr>
+        <w:t>Manual redeploy: From Render dashboard, click your service &gt; Manual Deploy &gt; Deploy latest commit</w:t>
       </w:r>
     </w:p>
     <w:p xmlns:wp14="http://schemas.microsoft.com/office/word/2010/wordml" wp14:textId="77777777">
@@ -6703,7 +6521,40 @@
           <w:sz w:val="26"/>
           <w:szCs w:val="26"/>
         </w:rPr>
-        <w:t xml:space="preserve">5.1 Backend Health Check</w:t>
+        <w:t xml:space="preserve">Re-loading the Database After a Schema Change</w:t>
+      </w:r>
+    </w:p>
+    <w:p xmlns:wp14="http://schemas.microsoft.com/office/word/2010/wordml" wp14:textId="77777777">
+      <w:pPr>
+        <w:spacing w:before="80" w:after="80"/>
+      </w:pPr>
+      <w:r>
+        <w:rPr>
+          <w:rFonts w:ascii="Arial" w:hAnsi="Arial" w:eastAsia="Arial" w:cs="Arial"/>
+          <w:sz w:val="22"/>
+          <w:szCs w:val="22"/>
+        </w:rPr>
+        <w:t xml:space="preserve">If you make changes to the database schema and need to reload all data:</w:t>
+      </w:r>
+    </w:p>
+    <w:p xmlns:wp14="http://schemas.microsoft.com/office/word/2010/wordml" wp14:textId="77777777">
+      <w:pPr>
+        <w:pStyle w:val="ListParagraph"/>
+        <w:numPr>
+          <w:ilvl w:val="0"/>
+          <w:numId w:val="3"/>
+        </w:numPr>
+        <w:spacing w:before="60" w:after="60"/>
+        <w:rPr/>
+      </w:pPr>
+      <w:r>
+        <w:rPr>
+          <w:rFonts w:ascii="Arial" w:hAnsi="Arial" w:eastAsia="Arial" w:cs="Arial"/>
+          <w:sz w:val="22"/>
+          <w:szCs w:val="22"/>
+          <w:lang w:val="en-US"/>
+        </w:rPr>
+        <w:t>Re-run create_tables.sql against the External Database URL to drop and recreate all tables:</w:t>
       </w:r>
     </w:p>
     <w:p xmlns:wp14="http://schemas.microsoft.com/office/word/2010/wordml" wp14:textId="77777777">
@@ -6721,8 +6572,55 @@
           <w:szCs w:val="19"/>
           <w:lang w:val="en-US"/>
         </w:rPr>
-        <w:t>►  Run</w:t>
-      </w:r>
+        <w:t>►  Run in: VS Code Terminal (project root)</w:t>
+      </w:r>
+    </w:p>
+    <w:p xmlns:wp14="http://schemas.microsoft.com/office/word/2010/wordml" wp14:textId="77777777">
+      <w:pPr>
+        <w:shd w:val="clear" w:color="auto" w:fill="F2F3F4"/>
+        <w:spacing w:before="0" w:after="0"/>
+        <w:ind w:left="360"/>
+      </w:pPr>
+      <w:r>
+        <w:rPr>
+          <w:rFonts w:ascii="Courier New" w:hAnsi="Courier New" w:eastAsia="Courier New" w:cs="Courier New"/>
+          <w:color w:val="C0392B"/>
+          <w:sz w:val="20"/>
+          <w:szCs w:val="20"/>
+          <w:lang w:val="en-US"/>
+        </w:rPr>
+        <w:t>psql YOUR_EXTERNAL_DATABASE_URL -f data/schemas/create_tables.sql</w:t>
+      </w:r>
+    </w:p>
+    <w:p xmlns:wp14="http://schemas.microsoft.com/office/word/2010/wordml" wp14:textId="77777777">
+      <w:pPr>
+        <w:spacing w:before="0" w:after="80"/>
+      </w:pPr>
+      <w:r/>
+    </w:p>
+    <w:p xmlns:wp14="http://schemas.microsoft.com/office/word/2010/wordml" wp14:textId="77777777">
+      <w:pPr>
+        <w:pStyle w:val="ListParagraph"/>
+        <w:numPr>
+          <w:ilvl w:val="0"/>
+          <w:numId w:val="3"/>
+        </w:numPr>
+        <w:spacing w:before="60" w:after="60"/>
+      </w:pPr>
+      <w:r>
+        <w:rPr>
+          <w:rFonts w:ascii="Arial" w:hAnsi="Arial" w:eastAsia="Arial" w:cs="Arial"/>
+          <w:sz w:val="22"/>
+          <w:szCs w:val="22"/>
+        </w:rPr>
+        <w:t xml:space="preserve">Re-run the data loader:</w:t>
+      </w:r>
+    </w:p>
+    <w:p xmlns:wp14="http://schemas.microsoft.com/office/word/2010/wordml" wp14:textId="77777777">
+      <w:pPr>
+        <w:shd w:val="clear" w:color="auto" w:fill="1A5276"/>
+        <w:spacing w:before="140" w:after="0"/>
+      </w:pPr>
       <w:r>
         <w:rPr>
           <w:rFonts w:ascii="Arial" w:hAnsi="Arial" w:eastAsia="Arial" w:cs="Arial"/>
@@ -6733,7 +6631,7 @@
           <w:szCs w:val="19"/>
           <w:lang w:val="en-US"/>
         </w:rPr>
-        <w:t xml:space="preserve"> in: Mac Terminal (any location)</w:t>
+        <w:t>►  Run in: VS Code Terminal (project root)</w:t>
       </w:r>
     </w:p>
     <w:p xmlns:wp14="http://schemas.microsoft.com/office/word/2010/wordml" wp14:textId="77777777">
@@ -6749,7 +6647,7 @@
           <w:sz w:val="20"/>
           <w:szCs w:val="20"/>
         </w:rPr>
-        <w:t xml:space="preserve">curl https://your-backend.onrender.com/health</w:t>
+        <w:t xml:space="preserve">DATABASE_URL=YOUR_EXTERNAL_DATABASE_URL python backend/scripts/load_data.py</w:t>
       </w:r>
     </w:p>
     <w:p xmlns:wp14="http://schemas.microsoft.com/office/word/2010/wordml" wp14:textId="77777777">
@@ -6760,38 +6658,20 @@
     </w:p>
     <w:p xmlns:wp14="http://schemas.microsoft.com/office/word/2010/wordml" wp14:textId="77777777">
       <w:pPr>
-        <w:spacing w:before="80" w:after="80"/>
-      </w:pPr>
-      <w:r>
-        <w:rPr>
-          <w:rFonts w:ascii="Arial" w:hAnsi="Arial" w:eastAsia="Arial" w:cs="Arial"/>
-          <w:sz w:val="22"/>
-          <w:szCs w:val="22"/>
-        </w:rPr>
-        <w:t xml:space="preserve">Expected: {"status": "healthy"}</w:t>
-      </w:r>
-    </w:p>
-    <w:p xmlns:wp14="http://schemas.microsoft.com/office/word/2010/wordml" wp14:textId="77777777">
-      <w:pPr>
-        <w:spacing w:before="80" w:after="80"/>
-      </w:pPr>
-      <w:r/>
-    </w:p>
-    <w:p xmlns:wp14="http://schemas.microsoft.com/office/word/2010/wordml" wp14:textId="77777777">
-      <w:pPr>
-        <w:pStyle w:val="Heading2"/>
-        <w:spacing w:before="240" w:after="120"/>
-      </w:pPr>
-      <w:r>
-        <w:rPr>
-          <w:rFonts w:ascii="Arial" w:hAnsi="Arial" w:eastAsia="Arial" w:cs="Arial"/>
-          <w:b/>
-          <w:bCs/>
-          <w:color w:val="1F4E79"/>
-          <w:sz w:val="26"/>
-          <w:szCs w:val="26"/>
-        </w:rPr>
-        <w:t xml:space="preserve">5.2 Database and API Check</w:t>
+        <w:pStyle w:val="ListParagraph"/>
+        <w:numPr>
+          <w:ilvl w:val="0"/>
+          <w:numId w:val="3"/>
+        </w:numPr>
+        <w:spacing w:before="60" w:after="60"/>
+      </w:pPr>
+      <w:r>
+        <w:rPr>
+          <w:rFonts w:ascii="Arial" w:hAnsi="Arial" w:eastAsia="Arial" w:cs="Arial"/>
+          <w:sz w:val="22"/>
+          <w:szCs w:val="22"/>
+        </w:rPr>
+        <w:t xml:space="preserve">Verify the count:</w:t>
       </w:r>
     </w:p>
     <w:p xmlns:wp14="http://schemas.microsoft.com/office/word/2010/wordml" wp14:textId="77777777">
@@ -6809,24 +6689,12 @@
           <w:szCs w:val="19"/>
           <w:lang w:val="en-US"/>
         </w:rPr>
-        <w:t>►  Run</w:t>
-      </w:r>
-      <w:r>
-        <w:rPr>
-          <w:rFonts w:ascii="Arial" w:hAnsi="Arial" w:eastAsia="Arial" w:cs="Arial"/>
-          <w:b w:val="1"/>
-          <w:bCs w:val="1"/>
-          <w:color w:val="FFFFFF"/>
-          <w:sz w:val="19"/>
-          <w:szCs w:val="19"/>
-          <w:lang w:val="en-US"/>
-        </w:rPr>
-        <w:t xml:space="preserve"> in: Mac Terminal (any location)</w:t>
-      </w:r>
-    </w:p>
-    <w:p xmlns:wp14="http://schemas.microsoft.com/office/word/2010/wordml" wp14:textId="77777777">
-      <w:pPr>
-        <w:shd w:val="clear" w:fill="F2F3F4"/>
+        <w:t>►  Run in: VS Code Terminal (project root)</w:t>
+      </w:r>
+    </w:p>
+    <w:p xmlns:wp14="http://schemas.microsoft.com/office/word/2010/wordml" wp14:textId="77777777">
+      <w:pPr>
+        <w:shd w:val="clear" w:color="auto" w:fill="F2F3F4"/>
         <w:spacing w:before="0" w:after="0"/>
         <w:ind w:left="360"/>
       </w:pPr>
@@ -6836,1053 +6704,9 @@
           <w:color w:val="C0392B"/>
           <w:sz w:val="20"/>
           <w:szCs w:val="20"/>
-        </w:rPr>
-        <w:t xml:space="preserve">curl https://your-backend.onrender.com/api/v1/counties | head -c 300</w:t>
-      </w:r>
-    </w:p>
-    <w:p xmlns:wp14="http://schemas.microsoft.com/office/word/2010/wordml" wp14:textId="77777777">
-      <w:pPr>
-        <w:spacing w:before="0" w:after="80"/>
-      </w:pPr>
-      <w:r/>
-    </w:p>
-    <w:p xmlns:wp14="http://schemas.microsoft.com/office/word/2010/wordml" wp14:textId="77777777">
-      <w:pPr>
-        <w:spacing w:before="80" w:after="80"/>
-      </w:pPr>
-      <w:r>
-        <w:rPr>
-          <w:rFonts w:ascii="Arial" w:hAnsi="Arial" w:eastAsia="Arial" w:cs="Arial"/>
-          <w:sz w:val="22"/>
-          <w:szCs w:val="22"/>
-          <w:lang w:val="en-US"/>
-        </w:rPr>
-        <w:t xml:space="preserve">Expected: JSON with total: 105 and county names. If </w:t>
-      </w:r>
-      <w:r>
-        <w:rPr>
-          <w:rFonts w:ascii="Arial" w:hAnsi="Arial" w:eastAsia="Arial" w:cs="Arial"/>
-          <w:sz w:val="22"/>
-          <w:szCs w:val="22"/>
-          <w:lang w:val="en-US"/>
-        </w:rPr>
-        <w:t>total</w:t>
-      </w:r>
-      <w:r>
-        <w:rPr>
-          <w:rFonts w:ascii="Arial" w:hAnsi="Arial" w:eastAsia="Arial" w:cs="Arial"/>
-          <w:sz w:val="22"/>
-          <w:szCs w:val="22"/>
-          <w:lang w:val="en-US"/>
-        </w:rPr>
-        <w:t xml:space="preserve"> is 0, go back and re-run Step 2.</w:t>
-      </w:r>
-    </w:p>
-    <w:p xmlns:wp14="http://schemas.microsoft.com/office/word/2010/wordml" wp14:textId="77777777">
-      <w:pPr>
-        <w:spacing w:before="80" w:after="80"/>
-      </w:pPr>
-      <w:r/>
-    </w:p>
-    <w:p xmlns:wp14="http://schemas.microsoft.com/office/word/2010/wordml" wp14:textId="77777777">
-      <w:pPr>
-        <w:pStyle w:val="Heading2"/>
-        <w:spacing w:before="240" w:after="120"/>
-      </w:pPr>
-      <w:r>
-        <w:rPr>
-          <w:rFonts w:ascii="Arial" w:hAnsi="Arial" w:eastAsia="Arial" w:cs="Arial"/>
-          <w:b/>
-          <w:bCs/>
-          <w:color w:val="1F4E79"/>
-          <w:sz w:val="26"/>
-          <w:szCs w:val="26"/>
-        </w:rPr>
-        <w:t xml:space="preserve">5.3 Frontend Visual Check</w:t>
-      </w:r>
-    </w:p>
-    <w:p xmlns:wp14="http://schemas.microsoft.com/office/word/2010/wordml" wp14:textId="77777777">
-      <w:pPr>
-        <w:spacing w:before="80" w:after="80"/>
-      </w:pPr>
-      <w:r>
-        <w:rPr>
-          <w:rFonts w:ascii="Arial" w:hAnsi="Arial" w:eastAsia="Arial" w:cs="Arial"/>
-          <w:sz w:val="22"/>
-          <w:szCs w:val="22"/>
-          <w:lang w:val="en-US"/>
-        </w:rPr>
-        <w:t>Visit your frontend URL in a browser. Open it in a fresh Incognito window (</w:t>
-      </w:r>
-      <w:r>
-        <w:rPr>
-          <w:rFonts w:ascii="Arial" w:hAnsi="Arial" w:eastAsia="Arial" w:cs="Arial"/>
-          <w:sz w:val="22"/>
-          <w:szCs w:val="22"/>
-          <w:lang w:val="en-US"/>
-        </w:rPr>
-        <w:t>Cmd+Shift+N</w:t>
-      </w:r>
-      <w:r>
-        <w:rPr>
-          <w:rFonts w:ascii="Arial" w:hAnsi="Arial" w:eastAsia="Arial" w:cs="Arial"/>
-          <w:sz w:val="22"/>
-          <w:szCs w:val="22"/>
-          <w:lang w:val="en-US"/>
-        </w:rPr>
-        <w:t xml:space="preserve"> on Mac) to avoid cached data. Verify:</w:t>
-      </w:r>
-    </w:p>
-    <w:p xmlns:wp14="http://schemas.microsoft.com/office/word/2010/wordml" wp14:textId="77777777">
-      <w:pPr>
-        <w:pStyle w:val="ListParagraph"/>
-        <w:numPr>
-          <w:ilvl w:val="0"/>
-          <w:numId w:val="2"/>
-        </w:numPr>
-        <w:spacing w:before="60" w:after="60"/>
-        <w:rPr/>
-      </w:pPr>
-      <w:r>
-        <w:rPr>
-          <w:rFonts w:ascii="Arial" w:hAnsi="Arial" w:eastAsia="Arial" w:cs="Arial"/>
-          <w:sz w:val="22"/>
-          <w:szCs w:val="22"/>
-          <w:lang w:val="en-US"/>
-        </w:rPr>
-        <w:t xml:space="preserve">The Kansas map </w:t>
-      </w:r>
-      <w:r>
-        <w:rPr>
-          <w:rFonts w:ascii="Arial" w:hAnsi="Arial" w:eastAsia="Arial" w:cs="Arial"/>
-          <w:sz w:val="22"/>
-          <w:szCs w:val="22"/>
-          <w:lang w:val="en-US"/>
-        </w:rPr>
-        <w:t>renders</w:t>
-      </w:r>
-      <w:r>
-        <w:rPr>
-          <w:rFonts w:ascii="Arial" w:hAnsi="Arial" w:eastAsia="Arial" w:cs="Arial"/>
-          <w:sz w:val="22"/>
-          <w:szCs w:val="22"/>
-          <w:lang w:val="en-US"/>
-        </w:rPr>
-        <w:t xml:space="preserve"> with colored county shapes</w:t>
-      </w:r>
-    </w:p>
-    <w:p xmlns:wp14="http://schemas.microsoft.com/office/word/2010/wordml" wp14:textId="77777777">
-      <w:pPr>
-        <w:pStyle w:val="ListParagraph"/>
-        <w:numPr>
-          <w:ilvl w:val="0"/>
-          <w:numId w:val="2"/>
-        </w:numPr>
-        <w:spacing w:before="60" w:after="60"/>
-      </w:pPr>
-      <w:r>
-        <w:rPr>
-          <w:rFonts w:ascii="Arial" w:hAnsi="Arial" w:eastAsia="Arial" w:cs="Arial"/>
-          <w:sz w:val="22"/>
-          <w:szCs w:val="22"/>
-        </w:rPr>
-        <w:t xml:space="preserve">County colors show variation across metrics when switching between them</w:t>
-      </w:r>
-    </w:p>
-    <w:p xmlns:wp14="http://schemas.microsoft.com/office/word/2010/wordml" wp14:textId="77777777">
-      <w:pPr>
-        <w:pStyle w:val="ListParagraph"/>
-        <w:numPr>
-          <w:ilvl w:val="0"/>
-          <w:numId w:val="2"/>
-        </w:numPr>
-        <w:spacing w:before="60" w:after="60"/>
-      </w:pPr>
-      <w:r>
-        <w:rPr>
-          <w:rFonts w:ascii="Arial" w:hAnsi="Arial" w:eastAsia="Arial" w:cs="Arial"/>
-          <w:sz w:val="22"/>
-          <w:szCs w:val="22"/>
-        </w:rPr>
-        <w:t xml:space="preserve">The Compare tab dropdown is populated with county names</w:t>
-      </w:r>
-    </w:p>
-    <w:p xmlns:wp14="http://schemas.microsoft.com/office/word/2010/wordml" wp14:textId="77777777">
-      <w:pPr>
-        <w:pStyle w:val="ListParagraph"/>
-        <w:numPr>
-          <w:ilvl w:val="0"/>
-          <w:numId w:val="2"/>
-        </w:numPr>
-        <w:spacing w:before="60" w:after="60"/>
-      </w:pPr>
-      <w:r>
-        <w:rPr>
-          <w:rFonts w:ascii="Arial" w:hAnsi="Arial" w:eastAsia="Arial" w:cs="Arial"/>
-          <w:sz w:val="22"/>
-          <w:szCs w:val="22"/>
-        </w:rPr>
-        <w:t xml:space="preserve">The Analysis tab loads charts and statistics</w:t>
-      </w:r>
-    </w:p>
-    <w:p xmlns:wp14="http://schemas.microsoft.com/office/word/2010/wordml" wp14:textId="2092F681">
-      <w:pPr>
-        <w:pStyle w:val="ListParagraph"/>
-        <w:numPr>
-          <w:ilvl w:val="0"/>
-          <w:numId w:val="2"/>
-        </w:numPr>
-        <w:spacing w:before="60" w:after="60"/>
-        <w:rPr/>
-      </w:pPr>
-      <w:r>
-        <w:rPr>
-          <w:rFonts w:ascii="Arial" w:hAnsi="Arial" w:eastAsia="Arial" w:cs="Arial"/>
-          <w:sz w:val="22"/>
-          <w:szCs w:val="22"/>
-          <w:lang w:val="en-US"/>
-        </w:rPr>
-        <w:t xml:space="preserve">The Data Request tab </w:t>
-      </w:r>
-      <w:r>
-        <w:rPr>
-          <w:rFonts w:ascii="Arial" w:hAnsi="Arial" w:eastAsia="Arial" w:cs="Arial"/>
-          <w:sz w:val="22"/>
-          <w:szCs w:val="22"/>
-          <w:lang w:val="en-US"/>
-        </w:rPr>
-        <w:t>submits</w:t>
-      </w:r>
-      <w:r>
-        <w:rPr>
-          <w:rFonts w:ascii="Arial" w:hAnsi="Arial" w:eastAsia="Arial" w:cs="Arial"/>
-          <w:sz w:val="22"/>
-          <w:szCs w:val="22"/>
-          <w:lang w:val="en-US"/>
-        </w:rPr>
-        <w:t xml:space="preserve"> successfully and sends a confirmation email</w:t>
-      </w:r>
-    </w:p>
-    <w:p xmlns:wp14="http://schemas.microsoft.com/office/word/2010/wordml" wp14:textId="42A2E609">
-      <w:pPr>
-        <w:pStyle w:val="Heading1"/>
-        <w:spacing w:before="320" w:after="160"/>
-      </w:pPr>
-      <w:r>
-        <w:rPr>
-          <w:rFonts w:ascii="Arial" w:hAnsi="Arial" w:eastAsia="Arial" w:cs="Arial"/>
-          <w:b w:val="1"/>
-          <w:bCs w:val="1"/>
-          <w:color w:val="2E75B6"/>
-          <w:sz w:val="32"/>
-          <w:szCs w:val="32"/>
-        </w:rPr>
-        <w:t>Known Issues and Limitations</w:t>
-      </w:r>
-    </w:p>
-    <w:p xmlns:wp14="http://schemas.microsoft.com/office/word/2010/wordml" wp14:textId="77777777">
-      <w:pPr>
-        <w:pStyle w:val="Heading2"/>
-        <w:spacing w:before="240" w:after="120"/>
-      </w:pPr>
-      <w:r>
-        <w:rPr>
-          <w:rFonts w:ascii="Arial" w:hAnsi="Arial" w:eastAsia="Arial" w:cs="Arial"/>
-          <w:b/>
-          <w:bCs/>
-          <w:color w:val="1F4E79"/>
-          <w:sz w:val="26"/>
-          <w:szCs w:val="26"/>
-        </w:rPr>
-        <w:t xml:space="preserve">Free Tier Spin-Down</w:t>
-      </w:r>
-    </w:p>
-    <w:p xmlns:wp14="http://schemas.microsoft.com/office/word/2010/wordml" wp14:textId="77777777">
-      <w:pPr>
-        <w:spacing w:before="80" w:after="80"/>
-      </w:pPr>
-      <w:r>
-        <w:rPr>
-          <w:rFonts w:ascii="Arial" w:hAnsi="Arial" w:eastAsia="Arial" w:cs="Arial"/>
-          <w:sz w:val="22"/>
-          <w:szCs w:val="22"/>
-          <w:lang w:val="en-US"/>
-        </w:rPr>
-        <w:t xml:space="preserve">Free tier web services spin down after 15 minutes of inactivity. The first request after spin-down can take 30-60 seconds while the service restarts. This is not configurable on the free tier. Upgrade to a paid Starter instance ($7/month) to keep the </w:t>
-      </w:r>
-      <w:r>
-        <w:rPr>
-          <w:rFonts w:ascii="Arial" w:hAnsi="Arial" w:eastAsia="Arial" w:cs="Arial"/>
-          <w:sz w:val="22"/>
-          <w:szCs w:val="22"/>
-          <w:lang w:val="en-US"/>
-        </w:rPr>
-        <w:t>service always</w:t>
-      </w:r>
-      <w:r>
-        <w:rPr>
-          <w:rFonts w:ascii="Arial" w:hAnsi="Arial" w:eastAsia="Arial" w:cs="Arial"/>
-          <w:sz w:val="22"/>
-          <w:szCs w:val="22"/>
-          <w:lang w:val="en-US"/>
-        </w:rPr>
-        <w:t xml:space="preserve"> running.</w:t>
-      </w:r>
-    </w:p>
-    <w:p xmlns:wp14="http://schemas.microsoft.com/office/word/2010/wordml" wp14:textId="77777777">
-      <w:pPr>
-        <w:spacing w:before="80" w:after="80"/>
-      </w:pPr>
-      <w:r/>
-    </w:p>
-    <w:p xmlns:wp14="http://schemas.microsoft.com/office/word/2010/wordml" wp14:textId="77777777">
-      <w:pPr>
-        <w:pStyle w:val="Heading2"/>
-        <w:spacing w:before="240" w:after="120"/>
-      </w:pPr>
-      <w:r>
-        <w:rPr>
-          <w:rFonts w:ascii="Arial" w:hAnsi="Arial" w:eastAsia="Arial" w:cs="Arial"/>
-          <w:b/>
-          <w:bCs/>
-          <w:color w:val="1F4E79"/>
-          <w:sz w:val="26"/>
-          <w:szCs w:val="26"/>
-        </w:rPr>
-        <w:t xml:space="preserve">Dataset 3 Encoding Issue</w:t>
-      </w:r>
-    </w:p>
-    <w:p xmlns:wp14="http://schemas.microsoft.com/office/word/2010/wordml" wp14:textId="77777777">
-      <w:pPr>
-        <w:spacing w:before="80" w:after="80"/>
-      </w:pPr>
-      <w:r>
-        <w:rPr>
-          <w:rFonts w:ascii="Arial" w:hAnsi="Arial" w:eastAsia="Arial" w:cs="Arial"/>
-          <w:sz w:val="22"/>
-          <w:szCs w:val="22"/>
-          <w:lang w:val="en-US"/>
-        </w:rPr>
-        <w:t>Dataset 3 (DS/AI Course Inventory) uses latin1 encoding instead of UTF-8. The _</w:t>
-      </w:r>
-      <w:r>
-        <w:rPr>
-          <w:rFonts w:ascii="Arial" w:hAnsi="Arial" w:eastAsia="Arial" w:cs="Arial"/>
-          <w:sz w:val="22"/>
-          <w:szCs w:val="22"/>
-          <w:lang w:val="en-US"/>
-        </w:rPr>
-        <w:t>read_and_filter</w:t>
-      </w:r>
-      <w:r>
-        <w:rPr>
-          <w:rFonts w:ascii="Arial" w:hAnsi="Arial" w:eastAsia="Arial" w:cs="Arial"/>
-          <w:sz w:val="22"/>
-          <w:szCs w:val="22"/>
-          <w:lang w:val="en-US"/>
-        </w:rPr>
-        <w:t xml:space="preserve"> function in backend/app/api/data_request.py must handle this. Open the file in VS Code and ensure it reads:</w:t>
-      </w:r>
-    </w:p>
-    <w:p xmlns:wp14="http://schemas.microsoft.com/office/word/2010/wordml" wp14:textId="77777777">
-      <w:pPr>
-        <w:spacing w:before="80" w:after="80"/>
-      </w:pPr>
-      <w:r/>
-    </w:p>
-    <w:p xmlns:wp14="http://schemas.microsoft.com/office/word/2010/wordml" wp14:textId="77777777">
-      <w:pPr>
-        <w:spacing w:before="60" w:after="60"/>
-        <w:ind w:left="720"/>
-      </w:pPr>
-      <w:r>
-        <w:rPr>
-          <w:rFonts w:ascii="Courier New" w:hAnsi="Courier New" w:eastAsia="Courier New" w:cs="Courier New"/>
-          <w:color w:val="C0392B"/>
-          <w:sz w:val="20"/>
-          <w:szCs w:val="20"/>
-          <w:lang w:val="en-US"/>
-        </w:rPr>
-        <w:t>def _</w:t>
-      </w:r>
-      <w:r>
-        <w:rPr>
-          <w:rFonts w:ascii="Courier New" w:hAnsi="Courier New" w:eastAsia="Courier New" w:cs="Courier New"/>
-          <w:color w:val="C0392B"/>
-          <w:sz w:val="20"/>
-          <w:szCs w:val="20"/>
-          <w:lang w:val="en-US"/>
-        </w:rPr>
-        <w:t>read_and_filter</w:t>
-      </w:r>
-      <w:r>
-        <w:rPr>
-          <w:rFonts w:ascii="Courier New" w:hAnsi="Courier New" w:eastAsia="Courier New" w:cs="Courier New"/>
-          <w:color w:val="C0392B"/>
-          <w:sz w:val="20"/>
-          <w:szCs w:val="20"/>
-          <w:lang w:val="en-US"/>
-        </w:rPr>
-        <w:t>(</w:t>
-      </w:r>
-      <w:r>
-        <w:rPr>
-          <w:rFonts w:ascii="Courier New" w:hAnsi="Courier New" w:eastAsia="Courier New" w:cs="Courier New"/>
-          <w:color w:val="C0392B"/>
-          <w:sz w:val="20"/>
-          <w:szCs w:val="20"/>
-          <w:lang w:val="en-US"/>
-        </w:rPr>
-        <w:t>csv_path</w:t>
-      </w:r>
-      <w:r>
-        <w:rPr>
-          <w:rFonts w:ascii="Courier New" w:hAnsi="Courier New" w:eastAsia="Courier New" w:cs="Courier New"/>
-          <w:color w:val="C0392B"/>
-          <w:sz w:val="20"/>
-          <w:szCs w:val="20"/>
-          <w:lang w:val="en-US"/>
-        </w:rPr>
-        <w:t>, counties):</w:t>
-      </w:r>
-    </w:p>
-    <w:p xmlns:wp14="http://schemas.microsoft.com/office/word/2010/wordml" wp14:textId="77777777">
-      <w:pPr>
-        <w:spacing w:before="60" w:after="60"/>
-        <w:ind w:left="720"/>
-      </w:pPr>
-      <w:r>
-        <w:rPr>
-          <w:rFonts w:ascii="Courier New" w:hAnsi="Courier New" w:eastAsia="Courier New" w:cs="Courier New"/>
-          <w:color w:val="C0392B"/>
-          <w:sz w:val="20"/>
-          <w:szCs w:val="20"/>
-        </w:rPr>
-        <w:t xml:space="preserve">    encoding = "latin1" if "dataset3" in csv_path.name else "utf-8"</w:t>
-      </w:r>
-    </w:p>
-    <w:p xmlns:wp14="http://schemas.microsoft.com/office/word/2010/wordml" wp14:textId="77777777">
-      <w:pPr>
-        <w:spacing w:before="60" w:after="60"/>
-        <w:ind w:left="720"/>
-      </w:pPr>
-      <w:r>
-        <w:rPr>
-          <w:rFonts w:ascii="Courier New" w:hAnsi="Courier New" w:eastAsia="Courier New" w:cs="Courier New"/>
-          <w:color w:val="C0392B"/>
-          <w:sz w:val="20"/>
-          <w:szCs w:val="20"/>
-          <w:lang w:val="en-US"/>
-        </w:rPr>
-        <w:t xml:space="preserve">    </w:t>
-      </w:r>
-      <w:r>
-        <w:rPr>
-          <w:rFonts w:ascii="Courier New" w:hAnsi="Courier New" w:eastAsia="Courier New" w:cs="Courier New"/>
-          <w:color w:val="C0392B"/>
-          <w:sz w:val="20"/>
-          <w:szCs w:val="20"/>
-          <w:lang w:val="en-US"/>
-        </w:rPr>
-        <w:t>df</w:t>
-      </w:r>
-      <w:r>
-        <w:rPr>
-          <w:rFonts w:ascii="Courier New" w:hAnsi="Courier New" w:eastAsia="Courier New" w:cs="Courier New"/>
-          <w:color w:val="C0392B"/>
-          <w:sz w:val="20"/>
-          <w:szCs w:val="20"/>
-          <w:lang w:val="en-US"/>
-        </w:rPr>
-        <w:t xml:space="preserve"> = </w:t>
-      </w:r>
-      <w:r>
-        <w:rPr>
-          <w:rFonts w:ascii="Courier New" w:hAnsi="Courier New" w:eastAsia="Courier New" w:cs="Courier New"/>
-          <w:color w:val="C0392B"/>
-          <w:sz w:val="20"/>
-          <w:szCs w:val="20"/>
-          <w:lang w:val="en-US"/>
-        </w:rPr>
-        <w:t>pd.read_csv</w:t>
-      </w:r>
-      <w:r>
-        <w:rPr>
-          <w:rFonts w:ascii="Courier New" w:hAnsi="Courier New" w:eastAsia="Courier New" w:cs="Courier New"/>
-          <w:color w:val="C0392B"/>
-          <w:sz w:val="20"/>
-          <w:szCs w:val="20"/>
-          <w:lang w:val="en-US"/>
-        </w:rPr>
-        <w:t>(</w:t>
-      </w:r>
-      <w:r>
-        <w:rPr>
-          <w:rFonts w:ascii="Courier New" w:hAnsi="Courier New" w:eastAsia="Courier New" w:cs="Courier New"/>
-          <w:color w:val="C0392B"/>
-          <w:sz w:val="20"/>
-          <w:szCs w:val="20"/>
-          <w:lang w:val="en-US"/>
-        </w:rPr>
-        <w:t>csv_path</w:t>
-      </w:r>
-      <w:r>
-        <w:rPr>
-          <w:rFonts w:ascii="Courier New" w:hAnsi="Courier New" w:eastAsia="Courier New" w:cs="Courier New"/>
-          <w:color w:val="C0392B"/>
-          <w:sz w:val="20"/>
-          <w:szCs w:val="20"/>
-          <w:lang w:val="en-US"/>
-        </w:rPr>
-        <w:t>, encoding=encoding)</w:t>
-      </w:r>
-    </w:p>
-    <w:p xmlns:wp14="http://schemas.microsoft.com/office/word/2010/wordml" wp14:textId="77777777">
-      <w:pPr>
-        <w:spacing w:before="60" w:after="60"/>
-        <w:ind w:left="720"/>
-      </w:pPr>
-      <w:r>
-        <w:rPr>
-          <w:rFonts w:ascii="Courier New" w:hAnsi="Courier New" w:eastAsia="Courier New" w:cs="Courier New"/>
-          <w:color w:val="C0392B"/>
-          <w:sz w:val="20"/>
-          <w:szCs w:val="20"/>
-        </w:rPr>
-        <w:t xml:space="preserve">    ...</w:t>
-      </w:r>
-    </w:p>
-    <w:p xmlns:wp14="http://schemas.microsoft.com/office/word/2010/wordml" wp14:textId="77777777">
-      <w:pPr>
-        <w:spacing w:before="80" w:after="80"/>
-      </w:pPr>
-      <w:r/>
-    </w:p>
-    <w:p xmlns:wp14="http://schemas.microsoft.com/office/word/2010/wordml" wp14:textId="77777777">
-      <w:pPr>
-        <w:spacing w:before="80" w:after="80"/>
-      </w:pPr>
-      <w:r>
-        <w:rPr>
-          <w:rFonts w:ascii="Arial" w:hAnsi="Arial" w:eastAsia="Arial" w:cs="Arial"/>
-          <w:sz w:val="22"/>
-          <w:szCs w:val="22"/>
-        </w:rPr>
-        <w:t xml:space="preserve">If this is not in place, requesting Dataset 3 in the Data Request tab will return a 500 error. After making this fix, push the change:</w:t>
-      </w:r>
-    </w:p>
-    <w:p xmlns:wp14="http://schemas.microsoft.com/office/word/2010/wordml" wp14:textId="77777777">
-      <w:pPr>
-        <w:shd w:val="clear" w:color="auto" w:fill="1A5276"/>
-        <w:spacing w:before="140" w:after="0"/>
-      </w:pPr>
-      <w:r>
-        <w:rPr>
-          <w:rFonts w:ascii="Arial" w:hAnsi="Arial" w:eastAsia="Arial" w:cs="Arial"/>
-          <w:b w:val="1"/>
-          <w:bCs w:val="1"/>
-          <w:color w:val="FFFFFF"/>
-          <w:sz w:val="19"/>
-          <w:szCs w:val="19"/>
-          <w:lang w:val="en-US"/>
-        </w:rPr>
-        <w:t>►  Run</w:t>
-      </w:r>
-      <w:r>
-        <w:rPr>
-          <w:rFonts w:ascii="Arial" w:hAnsi="Arial" w:eastAsia="Arial" w:cs="Arial"/>
-          <w:b w:val="1"/>
-          <w:bCs w:val="1"/>
-          <w:color w:val="FFFFFF"/>
-          <w:sz w:val="19"/>
-          <w:szCs w:val="19"/>
-          <w:lang w:val="en-US"/>
-        </w:rPr>
-        <w:t xml:space="preserve"> in: VS Code Terminal (project root)</w:t>
-      </w:r>
-    </w:p>
-    <w:p xmlns:wp14="http://schemas.microsoft.com/office/word/2010/wordml" wp14:textId="77777777">
-      <w:pPr>
-        <w:shd w:val="clear" w:color="auto" w:fill="F2F3F4"/>
-        <w:spacing w:before="0" w:after="0"/>
-        <w:ind w:left="360"/>
-      </w:pPr>
-      <w:r>
-        <w:rPr>
-          <w:rFonts w:ascii="Courier New" w:hAnsi="Courier New" w:eastAsia="Courier New" w:cs="Courier New"/>
-          <w:color w:val="C0392B"/>
-          <w:sz w:val="20"/>
-          <w:szCs w:val="20"/>
-          <w:lang w:val="en-US"/>
-        </w:rPr>
-        <w:t xml:space="preserve">git </w:t>
-      </w:r>
-      <w:r>
-        <w:rPr>
-          <w:rFonts w:ascii="Courier New" w:hAnsi="Courier New" w:eastAsia="Courier New" w:cs="Courier New"/>
-          <w:color w:val="C0392B"/>
-          <w:sz w:val="20"/>
-          <w:szCs w:val="20"/>
-          <w:lang w:val="en-US"/>
-        </w:rPr>
-        <w:t>add .</w:t>
-      </w:r>
-    </w:p>
-    <w:p xmlns:wp14="http://schemas.microsoft.com/office/word/2010/wordml" wp14:textId="77777777">
-      <w:pPr>
-        <w:shd w:val="clear" w:fill="F2F3F4"/>
-        <w:spacing w:before="0" w:after="0"/>
-        <w:ind w:left="360"/>
-      </w:pPr>
-      <w:r>
-        <w:rPr>
-          <w:rFonts w:ascii="Courier New" w:hAnsi="Courier New" w:eastAsia="Courier New" w:cs="Courier New"/>
-          <w:color w:val="C0392B"/>
-          <w:sz w:val="20"/>
-          <w:szCs w:val="20"/>
-        </w:rPr>
-        <w:t xml:space="preserve">git commit -m "Fix dataset3 latin1 encoding in data request"</w:t>
-      </w:r>
-    </w:p>
-    <w:p xmlns:wp14="http://schemas.microsoft.com/office/word/2010/wordml" wp14:textId="77777777">
-      <w:pPr>
-        <w:shd w:val="clear" w:fill="F2F3F4"/>
-        <w:spacing w:before="0" w:after="0"/>
-        <w:ind w:left="360"/>
-      </w:pPr>
-      <w:r>
-        <w:rPr>
-          <w:rFonts w:ascii="Courier New" w:hAnsi="Courier New" w:eastAsia="Courier New" w:cs="Courier New"/>
-          <w:color w:val="C0392B"/>
-          <w:sz w:val="20"/>
-          <w:szCs w:val="20"/>
-        </w:rPr>
-        <w:t xml:space="preserve">git push origin main</w:t>
-      </w:r>
-    </w:p>
-    <w:p xmlns:wp14="http://schemas.microsoft.com/office/word/2010/wordml" wp14:textId="77777777">
-      <w:pPr>
-        <w:spacing w:before="0" w:after="80"/>
-      </w:pPr>
-      <w:r/>
-    </w:p>
-    <w:p xmlns:wp14="http://schemas.microsoft.com/office/word/2010/wordml" wp14:textId="77777777">
-      <w:pPr>
-        <w:spacing w:before="80" w:after="80"/>
-      </w:pPr>
-      <w:r/>
-    </w:p>
-    <w:p xmlns:wp14="http://schemas.microsoft.com/office/word/2010/wordml" wp14:textId="77777777">
-      <w:pPr>
-        <w:pStyle w:val="Heading1"/>
-        <w:spacing w:before="320" w:after="160"/>
-      </w:pPr>
-      <w:r>
-        <w:rPr>
-          <w:rFonts w:ascii="Arial" w:hAnsi="Arial" w:eastAsia="Arial" w:cs="Arial"/>
-          <w:b/>
-          <w:bCs/>
-          <w:color w:val="2E75B6"/>
-          <w:sz w:val="32"/>
-          <w:szCs w:val="32"/>
-        </w:rPr>
-        <w:t xml:space="preserve">Redeployment and Future Updates</w:t>
-      </w:r>
-    </w:p>
-    <w:p xmlns:wp14="http://schemas.microsoft.com/office/word/2010/wordml" wp14:textId="77777777">
-      <w:pPr>
-        <w:spacing w:before="80" w:after="80"/>
-      </w:pPr>
-      <w:r>
-        <w:rPr>
-          <w:rFonts w:ascii="Arial" w:hAnsi="Arial" w:eastAsia="Arial" w:cs="Arial"/>
-          <w:sz w:val="22"/>
-          <w:szCs w:val="22"/>
-        </w:rPr>
-        <w:t xml:space="preserve">Once configured, updates to the application are handled automatically. No manual steps are needed on the Render dashboard for code changes:</w:t>
-      </w:r>
-    </w:p>
-    <w:p xmlns:wp14="http://schemas.microsoft.com/office/word/2010/wordml" wp14:textId="77777777">
-      <w:pPr>
-        <w:spacing w:before="80" w:after="80"/>
-      </w:pPr>
-      <w:r/>
-    </w:p>
-    <w:p xmlns:wp14="http://schemas.microsoft.com/office/word/2010/wordml" wp14:textId="77777777">
-      <w:pPr>
-        <w:pStyle w:val="ListParagraph"/>
-        <w:numPr>
-          <w:ilvl w:val="0"/>
-          <w:numId w:val="2"/>
-        </w:numPr>
-        <w:spacing w:before="60" w:after="60"/>
-      </w:pPr>
-      <w:r>
-        <w:rPr>
-          <w:rFonts w:ascii="Arial" w:hAnsi="Arial" w:eastAsia="Arial" w:cs="Arial"/>
-          <w:sz w:val="22"/>
-          <w:szCs w:val="22"/>
-        </w:rPr>
-        <w:t xml:space="preserve">Code changes: Push to GitHub from VS Code Terminal (project root) — Render auto-deploys both frontend and backend</w:t>
-      </w:r>
-    </w:p>
-    <w:p xmlns:wp14="http://schemas.microsoft.com/office/word/2010/wordml" wp14:textId="77777777">
-      <w:pPr>
-        <w:pStyle w:val="ListParagraph"/>
-        <w:numPr>
-          <w:ilvl w:val="0"/>
-          <w:numId w:val="2"/>
-        </w:numPr>
-        <w:spacing w:before="60" w:after="60"/>
-      </w:pPr>
-      <w:r>
-        <w:rPr>
-          <w:rFonts w:ascii="Arial" w:hAnsi="Arial" w:eastAsia="Arial" w:cs="Arial"/>
-          <w:sz w:val="22"/>
-          <w:szCs w:val="22"/>
-        </w:rPr>
-        <w:t xml:space="preserve">Environment variable changes: Made in the Render dashboard — triggers an automatic redeploy</w:t>
-      </w:r>
-    </w:p>
-    <w:p xmlns:wp14="http://schemas.microsoft.com/office/word/2010/wordml" wp14:textId="77777777">
-      <w:pPr>
-        <w:pStyle w:val="ListParagraph"/>
-        <w:numPr>
-          <w:ilvl w:val="0"/>
-          <w:numId w:val="2"/>
-        </w:numPr>
-        <w:spacing w:before="60" w:after="60"/>
-        <w:rPr/>
-      </w:pPr>
-      <w:r>
-        <w:rPr>
-          <w:rFonts w:ascii="Arial" w:hAnsi="Arial" w:eastAsia="Arial" w:cs="Arial"/>
-          <w:sz w:val="22"/>
-          <w:szCs w:val="22"/>
-          <w:lang w:val="en-US"/>
-        </w:rPr>
-        <w:t>Manual</w:t>
-      </w:r>
-      <w:r>
-        <w:rPr>
-          <w:rFonts w:ascii="Arial" w:hAnsi="Arial" w:eastAsia="Arial" w:cs="Arial"/>
-          <w:sz w:val="22"/>
-          <w:szCs w:val="22"/>
-          <w:lang w:val="en-US"/>
-        </w:rPr>
-        <w:t xml:space="preserve"> redeploy: From Render dashboard, click your service &gt; Manual Deploy &gt; Deploy latest commit</w:t>
-      </w:r>
-    </w:p>
-    <w:p xmlns:wp14="http://schemas.microsoft.com/office/word/2010/wordml" wp14:textId="77777777">
-      <w:pPr>
-        <w:spacing w:before="80" w:after="80"/>
-      </w:pPr>
-      <w:r/>
-    </w:p>
-    <w:p xmlns:wp14="http://schemas.microsoft.com/office/word/2010/wordml" wp14:textId="77777777">
-      <w:pPr>
-        <w:pStyle w:val="Heading2"/>
-        <w:spacing w:before="240" w:after="120"/>
-      </w:pPr>
-      <w:r>
-        <w:rPr>
-          <w:rFonts w:ascii="Arial" w:hAnsi="Arial" w:eastAsia="Arial" w:cs="Arial"/>
-          <w:b/>
-          <w:bCs/>
-          <w:color w:val="1F4E79"/>
-          <w:sz w:val="26"/>
-          <w:szCs w:val="26"/>
-        </w:rPr>
-        <w:t xml:space="preserve">Re-loading the Database After a Schema Change</w:t>
-      </w:r>
-    </w:p>
-    <w:p xmlns:wp14="http://schemas.microsoft.com/office/word/2010/wordml" wp14:textId="77777777">
-      <w:pPr>
-        <w:spacing w:before="80" w:after="80"/>
-      </w:pPr>
-      <w:r>
-        <w:rPr>
-          <w:rFonts w:ascii="Arial" w:hAnsi="Arial" w:eastAsia="Arial" w:cs="Arial"/>
-          <w:sz w:val="22"/>
-          <w:szCs w:val="22"/>
-        </w:rPr>
-        <w:t xml:space="preserve">If you make changes to the database schema and need to reload all data:</w:t>
-      </w:r>
-    </w:p>
-    <w:p xmlns:wp14="http://schemas.microsoft.com/office/word/2010/wordml" wp14:textId="77777777">
-      <w:pPr>
-        <w:pStyle w:val="ListParagraph"/>
-        <w:numPr>
-          <w:ilvl w:val="0"/>
-          <w:numId w:val="3"/>
-        </w:numPr>
-        <w:spacing w:before="60" w:after="60"/>
-        <w:rPr/>
-      </w:pPr>
-      <w:r>
-        <w:rPr>
-          <w:rFonts w:ascii="Arial" w:hAnsi="Arial" w:eastAsia="Arial" w:cs="Arial"/>
-          <w:sz w:val="22"/>
-          <w:szCs w:val="22"/>
-          <w:lang w:val="en-US"/>
-        </w:rPr>
-        <w:t xml:space="preserve">Re-run </w:t>
-      </w:r>
-      <w:r>
-        <w:rPr>
-          <w:rFonts w:ascii="Arial" w:hAnsi="Arial" w:eastAsia="Arial" w:cs="Arial"/>
-          <w:sz w:val="22"/>
-          <w:szCs w:val="22"/>
-          <w:lang w:val="en-US"/>
-        </w:rPr>
-        <w:t>create_tables.sql</w:t>
-      </w:r>
-      <w:r>
-        <w:rPr>
-          <w:rFonts w:ascii="Arial" w:hAnsi="Arial" w:eastAsia="Arial" w:cs="Arial"/>
-          <w:sz w:val="22"/>
-          <w:szCs w:val="22"/>
-          <w:lang w:val="en-US"/>
-        </w:rPr>
-        <w:t xml:space="preserve"> against the External Database URL to drop and recreate all tables:</w:t>
-      </w:r>
-    </w:p>
-    <w:p xmlns:wp14="http://schemas.microsoft.com/office/word/2010/wordml" wp14:textId="77777777">
-      <w:pPr>
-        <w:shd w:val="clear" w:color="auto" w:fill="1A5276"/>
-        <w:spacing w:before="140" w:after="0"/>
-      </w:pPr>
-      <w:r>
-        <w:rPr>
-          <w:rFonts w:ascii="Arial" w:hAnsi="Arial" w:eastAsia="Arial" w:cs="Arial"/>
-          <w:b w:val="1"/>
-          <w:bCs w:val="1"/>
-          <w:color w:val="FFFFFF"/>
-          <w:sz w:val="19"/>
-          <w:szCs w:val="19"/>
-          <w:lang w:val="en-US"/>
-        </w:rPr>
-        <w:t>►  Run</w:t>
-      </w:r>
-      <w:r>
-        <w:rPr>
-          <w:rFonts w:ascii="Arial" w:hAnsi="Arial" w:eastAsia="Arial" w:cs="Arial"/>
-          <w:b w:val="1"/>
-          <w:bCs w:val="1"/>
-          <w:color w:val="FFFFFF"/>
-          <w:sz w:val="19"/>
-          <w:szCs w:val="19"/>
-          <w:lang w:val="en-US"/>
-        </w:rPr>
-        <w:t xml:space="preserve"> in: VS Code Terminal (project root)</w:t>
-      </w:r>
-    </w:p>
-    <w:p xmlns:wp14="http://schemas.microsoft.com/office/word/2010/wordml" wp14:textId="77777777">
-      <w:pPr>
-        <w:shd w:val="clear" w:color="auto" w:fill="F2F3F4"/>
-        <w:spacing w:before="0" w:after="0"/>
-        <w:ind w:left="360"/>
-      </w:pPr>
-      <w:r>
-        <w:rPr>
-          <w:rFonts w:ascii="Courier New" w:hAnsi="Courier New" w:eastAsia="Courier New" w:cs="Courier New"/>
-          <w:color w:val="C0392B"/>
-          <w:sz w:val="20"/>
-          <w:szCs w:val="20"/>
-          <w:lang w:val="en-US"/>
-        </w:rPr>
-        <w:t>psql</w:t>
-      </w:r>
-      <w:r>
-        <w:rPr>
-          <w:rFonts w:ascii="Courier New" w:hAnsi="Courier New" w:eastAsia="Courier New" w:cs="Courier New"/>
-          <w:color w:val="C0392B"/>
-          <w:sz w:val="20"/>
-          <w:szCs w:val="20"/>
-          <w:lang w:val="en-US"/>
-        </w:rPr>
-        <w:t xml:space="preserve"> YOUR_EXTERNAL_DATABASE_URL -f data/schemas/</w:t>
-      </w:r>
-      <w:r>
-        <w:rPr>
-          <w:rFonts w:ascii="Courier New" w:hAnsi="Courier New" w:eastAsia="Courier New" w:cs="Courier New"/>
-          <w:color w:val="C0392B"/>
-          <w:sz w:val="20"/>
-          <w:szCs w:val="20"/>
-          <w:lang w:val="en-US"/>
-        </w:rPr>
-        <w:t>create_tables.sql</w:t>
-      </w:r>
-    </w:p>
-    <w:p xmlns:wp14="http://schemas.microsoft.com/office/word/2010/wordml" wp14:textId="77777777">
-      <w:pPr>
-        <w:spacing w:before="0" w:after="80"/>
-      </w:pPr>
-      <w:r/>
-    </w:p>
-    <w:p xmlns:wp14="http://schemas.microsoft.com/office/word/2010/wordml" wp14:textId="77777777">
-      <w:pPr>
-        <w:pStyle w:val="ListParagraph"/>
-        <w:numPr>
-          <w:ilvl w:val="0"/>
-          <w:numId w:val="3"/>
-        </w:numPr>
-        <w:spacing w:before="60" w:after="60"/>
-      </w:pPr>
-      <w:r>
-        <w:rPr>
-          <w:rFonts w:ascii="Arial" w:hAnsi="Arial" w:eastAsia="Arial" w:cs="Arial"/>
-          <w:sz w:val="22"/>
-          <w:szCs w:val="22"/>
-        </w:rPr>
-        <w:t xml:space="preserve">Re-run the data loader:</w:t>
-      </w:r>
-    </w:p>
-    <w:p xmlns:wp14="http://schemas.microsoft.com/office/word/2010/wordml" wp14:textId="77777777">
-      <w:pPr>
-        <w:shd w:val="clear" w:color="auto" w:fill="1A5276"/>
-        <w:spacing w:before="140" w:after="0"/>
-      </w:pPr>
-      <w:r>
-        <w:rPr>
-          <w:rFonts w:ascii="Arial" w:hAnsi="Arial" w:eastAsia="Arial" w:cs="Arial"/>
-          <w:b w:val="1"/>
-          <w:bCs w:val="1"/>
-          <w:color w:val="FFFFFF"/>
-          <w:sz w:val="19"/>
-          <w:szCs w:val="19"/>
-          <w:lang w:val="en-US"/>
-        </w:rPr>
-        <w:t>►  Run</w:t>
-      </w:r>
-      <w:r>
-        <w:rPr>
-          <w:rFonts w:ascii="Arial" w:hAnsi="Arial" w:eastAsia="Arial" w:cs="Arial"/>
-          <w:b w:val="1"/>
-          <w:bCs w:val="1"/>
-          <w:color w:val="FFFFFF"/>
-          <w:sz w:val="19"/>
-          <w:szCs w:val="19"/>
-          <w:lang w:val="en-US"/>
-        </w:rPr>
-        <w:t xml:space="preserve"> in: VS Code Terminal (project root)</w:t>
-      </w:r>
-    </w:p>
-    <w:p xmlns:wp14="http://schemas.microsoft.com/office/word/2010/wordml" wp14:textId="77777777">
-      <w:pPr>
-        <w:shd w:val="clear" w:fill="F2F3F4"/>
-        <w:spacing w:before="0" w:after="0"/>
-        <w:ind w:left="360"/>
-      </w:pPr>
-      <w:r>
-        <w:rPr>
-          <w:rFonts w:ascii="Courier New" w:hAnsi="Courier New" w:eastAsia="Courier New" w:cs="Courier New"/>
-          <w:color w:val="C0392B"/>
-          <w:sz w:val="20"/>
-          <w:szCs w:val="20"/>
-        </w:rPr>
-        <w:t xml:space="preserve">DATABASE_URL=YOUR_EXTERNAL_DATABASE_URL python backend/scripts/load_data.py</w:t>
-      </w:r>
-    </w:p>
-    <w:p xmlns:wp14="http://schemas.microsoft.com/office/word/2010/wordml" wp14:textId="77777777">
-      <w:pPr>
-        <w:spacing w:before="0" w:after="80"/>
-      </w:pPr>
-      <w:r/>
-    </w:p>
-    <w:p xmlns:wp14="http://schemas.microsoft.com/office/word/2010/wordml" wp14:textId="77777777">
-      <w:pPr>
-        <w:pStyle w:val="ListParagraph"/>
-        <w:numPr>
-          <w:ilvl w:val="0"/>
-          <w:numId w:val="3"/>
-        </w:numPr>
-        <w:spacing w:before="60" w:after="60"/>
-      </w:pPr>
-      <w:r>
-        <w:rPr>
-          <w:rFonts w:ascii="Arial" w:hAnsi="Arial" w:eastAsia="Arial" w:cs="Arial"/>
-          <w:sz w:val="22"/>
-          <w:szCs w:val="22"/>
-        </w:rPr>
-        <w:t xml:space="preserve">Verify the count:</w:t>
-      </w:r>
-    </w:p>
-    <w:p xmlns:wp14="http://schemas.microsoft.com/office/word/2010/wordml" wp14:textId="77777777">
-      <w:pPr>
-        <w:shd w:val="clear" w:color="auto" w:fill="1A5276"/>
-        <w:spacing w:before="140" w:after="0"/>
-      </w:pPr>
-      <w:r>
-        <w:rPr>
-          <w:rFonts w:ascii="Arial" w:hAnsi="Arial" w:eastAsia="Arial" w:cs="Arial"/>
-          <w:b w:val="1"/>
-          <w:bCs w:val="1"/>
-          <w:color w:val="FFFFFF"/>
-          <w:sz w:val="19"/>
-          <w:szCs w:val="19"/>
-          <w:lang w:val="en-US"/>
-        </w:rPr>
-        <w:t>►  Run</w:t>
-      </w:r>
-      <w:r>
-        <w:rPr>
-          <w:rFonts w:ascii="Arial" w:hAnsi="Arial" w:eastAsia="Arial" w:cs="Arial"/>
-          <w:b w:val="1"/>
-          <w:bCs w:val="1"/>
-          <w:color w:val="FFFFFF"/>
-          <w:sz w:val="19"/>
-          <w:szCs w:val="19"/>
-          <w:lang w:val="en-US"/>
-        </w:rPr>
-        <w:t xml:space="preserve"> in: VS Code Terminal (project root)</w:t>
-      </w:r>
-    </w:p>
-    <w:p xmlns:wp14="http://schemas.microsoft.com/office/word/2010/wordml" wp14:textId="77777777">
-      <w:pPr>
-        <w:shd w:val="clear" w:color="auto" w:fill="F2F3F4"/>
-        <w:spacing w:before="0" w:after="0"/>
-        <w:ind w:left="360"/>
-      </w:pPr>
-      <w:r>
-        <w:rPr>
-          <w:rFonts w:ascii="Courier New" w:hAnsi="Courier New" w:eastAsia="Courier New" w:cs="Courier New"/>
-          <w:color w:val="C0392B"/>
-          <w:sz w:val="20"/>
-          <w:szCs w:val="20"/>
-          <w:lang w:val="en-US"/>
-        </w:rPr>
-        <w:t>psql</w:t>
-      </w:r>
-      <w:r>
-        <w:rPr>
-          <w:rFonts w:ascii="Courier New" w:hAnsi="Courier New" w:eastAsia="Courier New" w:cs="Courier New"/>
-          <w:color w:val="C0392B"/>
-          <w:sz w:val="20"/>
-          <w:szCs w:val="20"/>
-          <w:lang w:val="en-US"/>
-        </w:rPr>
-        <w:t xml:space="preserve"> YOUR_EXTERNAL_DATABASE_URL -c "SELECT </w:t>
-      </w:r>
-      <w:r>
-        <w:rPr>
-          <w:rFonts w:ascii="Courier New" w:hAnsi="Courier New" w:eastAsia="Courier New" w:cs="Courier New"/>
-          <w:color w:val="C0392B"/>
-          <w:sz w:val="20"/>
-          <w:szCs w:val="20"/>
-          <w:lang w:val="en-US"/>
-        </w:rPr>
-        <w:t>count(</w:t>
-      </w:r>
-      <w:r>
-        <w:rPr>
-          <w:rFonts w:ascii="Courier New" w:hAnsi="Courier New" w:eastAsia="Courier New" w:cs="Courier New"/>
-          <w:color w:val="C0392B"/>
-          <w:sz w:val="20"/>
-          <w:szCs w:val="20"/>
-          <w:lang w:val="en-US"/>
-        </w:rPr>
-        <w:t>*) FROM atlas;"</w:t>
+          <w:lang w:val="en-US"/>
+        </w:rPr>
+        <w:t>psql YOUR_EXTERNAL_DATABASE_URL -c "SELECT count(*) FROM atlas;"</w:t>
       </w:r>
     </w:p>
     <w:p xmlns:wp14="http://schemas.microsoft.com/office/word/2010/wordml" wp14:textId="77777777">
@@ -8392,55 +7216,7 @@
           <w:szCs w:val="18"/>
           <w:lang w:val="en-US"/>
         </w:rPr>
-        <w:t xml:space="preserve">Kansas Data Science Education </w:t>
-      </w:r>
-      <w:r>
-        <w:rPr>
-          <w:rFonts w:ascii="Arial" w:hAnsi="Arial" w:eastAsia="Arial" w:cs="Arial"/>
-          <w:i w:val="1"/>
-          <w:iCs w:val="1"/>
-          <w:color w:val="808080"/>
-          <w:sz w:val="18"/>
-          <w:szCs w:val="18"/>
-          <w:lang w:val="en-US"/>
-        </w:rPr>
-        <w:t>Atlas  |</w:t>
-      </w:r>
-      <w:r>
-        <w:rPr>
-          <w:rFonts w:ascii="Arial" w:hAnsi="Arial" w:eastAsia="Arial" w:cs="Arial"/>
-          <w:i w:val="1"/>
-          <w:iCs w:val="1"/>
-          <w:color w:val="808080"/>
-          <w:sz w:val="18"/>
-          <w:szCs w:val="18"/>
-          <w:lang w:val="en-US"/>
-        </w:rPr>
-        <w:t xml:space="preserve">  Kansas State </w:t>
-      </w:r>
-      <w:r>
-        <w:rPr>
-          <w:rFonts w:ascii="Arial" w:hAnsi="Arial" w:eastAsia="Arial" w:cs="Arial"/>
-          <w:i w:val="1"/>
-          <w:iCs w:val="1"/>
-          <w:color w:val="808080"/>
-          <w:sz w:val="18"/>
-          <w:szCs w:val="18"/>
-          <w:lang w:val="en-US"/>
-        </w:rPr>
-        <w:t>University  |</w:t>
-      </w:r>
-      <w:r>
-        <w:rPr>
-          <w:rFonts w:ascii="Arial" w:hAnsi="Arial" w:eastAsia="Arial" w:cs="Arial"/>
-          <w:i w:val="1"/>
-          <w:iCs w:val="1"/>
-          <w:color w:val="808080"/>
-          <w:sz w:val="18"/>
-          <w:szCs w:val="18"/>
-          <w:lang w:val="en-US"/>
-        </w:rPr>
-        <w:t xml:space="preserve">  April 2026</w:t>
+        <w:t>Kansas Data Science Education Atlas  |  Kansas State University  |  April 2026</w:t>
       </w:r>
     </w:p>
     <w:sectPr>
